--- a/08-传感器电路/10-生物传感器电路/肌电EMG采集电路/肌电EMG采集电路.docx
+++ b/08-传感器电路/10-生物传感器电路/肌电EMG采集电路/肌电EMG采集电路.docx
@@ -2553,6 +2553,20 @@
     </w:p>
     <w:bookmarkEnd w:id="26"/>
     <w:bookmarkEnd w:id="27"/>
+    <w:p>
+      <w:pPr>
+        <w:spacing w:before="360"/>
+        <w:jc w:val="center"/>
+      </w:pPr>
+      <w:r>
+        <w:rPr>
+          <w:rFonts w:ascii="Times New Roman" w:hAnsi="Times New Roman"/>
+          <w:color w:val="555555"/>
+          <w:sz w:val="21"/>
+        </w:rPr>
+        <w:t>材料收集者：杜文杰</w:t>
+      </w:r>
+    </w:p>
     <w:sectPr>
       <w:headerReference r:id="rId9" w:type="default"/>
       <w:footerReference r:id="rId10" w:type="default"/>

--- a/08-传感器电路/10-生物传感器电路/肌电EMG采集电路/肌电EMG采集电路.docx
+++ b/08-传感器电路/10-生物传感器电路/肌电EMG采集电路/肌电EMG采集电路.docx
@@ -1,6 +1,6 @@
 
 <file path=word/document.xml><?xml version="1.0" encoding="utf-8"?>
-<w:document xmlns:w="http://schemas.openxmlformats.org/wordprocessingml/2006/main" xmlns:m="http://schemas.openxmlformats.org/officeDocument/2006/math" xmlns:r="http://schemas.openxmlformats.org/officeDocument/2006/relationships" xmlns:o="urn:schemas-microsoft-com:office:office" xmlns:v="urn:schemas-microsoft-com:vml" xmlns:w10="urn:schemas-microsoft-com:office:word" xmlns:a="http://schemas.openxmlformats.org/drawingml/2006/main" xmlns:pic="http://schemas.openxmlformats.org/drawingml/2006/picture" xmlns:wp="http://schemas.openxmlformats.org/drawingml/2006/wordprocessingDrawing">
+<w:document xmlns:m="http://schemas.openxmlformats.org/officeDocument/2006/math" xmlns:r="http://schemas.openxmlformats.org/officeDocument/2006/relationships" xmlns:w="http://schemas.openxmlformats.org/wordprocessingml/2006/main" xmlns:o="urn:schemas-microsoft-com:office:office" xmlns:v="urn:schemas-microsoft-com:vml" xmlns:w10="urn:schemas-microsoft-com:office:word" xmlns:a="http://schemas.openxmlformats.org/drawingml/2006/main" xmlns:pic="http://schemas.openxmlformats.org/drawingml/2006/picture" xmlns:wp="http://schemas.openxmlformats.org/drawingml/2006/wordprocessingDrawing">
   <w:body>
     <w:bookmarkStart w:id="27" w:name="肌电-emg-采集电路"/>
     <w:p>
@@ -9,16 +9,19 @@
       </w:pPr>
       <w:r>
         <w:rPr>
-          <w:rFonts w:hint="eastAsia"/>
+          <w:rFonts w:hint="eastAsia" w:eastAsia="黑体"/>
         </w:rPr>
         <w:t xml:space="preserve">肌电</w:t>
       </w:r>
       <w:r>
+        <w:rPr>
+          <w:rFonts w:eastAsia="黑体"/>
+        </w:rPr>
         <w:t xml:space="preserve"> EMG </w:t>
       </w:r>
       <w:r>
         <w:rPr>
-          <w:rFonts w:hint="eastAsia"/>
+          <w:rFonts w:hint="eastAsia" w:eastAsia="黑体"/>
         </w:rPr>
         <w:t xml:space="preserve">采集电路</w:t>
       </w:r>
@@ -30,7 +33,7 @@
       </w:pPr>
       <w:r>
         <w:rPr>
-          <w:rFonts w:hint="eastAsia"/>
+          <w:rFonts w:hint="eastAsia" w:eastAsia="黑体"/>
         </w:rPr>
         <w:t xml:space="preserve">拓扑描述</w:t>
       </w:r>
@@ -41,27 +44,33 @@
       </w:pPr>
       <w:r>
         <w:rPr>
-          <w:rFonts w:hint="eastAsia"/>
+          <w:rFonts w:hint="eastAsia" w:eastAsia="黑体"/>
         </w:rPr>
         <w:t xml:space="preserve">由</w:t>
       </w:r>
       <w:r>
+        <w:rPr>
+          <w:rFonts w:eastAsia="黑体"/>
+        </w:rPr>
         <w:t xml:space="preserve"> </w:t>
       </w:r>
       <w:r>
         <w:rPr>
-          <w:rFonts w:hint="eastAsia"/>
+          <w:rFonts w:hint="eastAsia" w:eastAsia="黑体"/>
           <w:b/>
           <w:bCs/>
         </w:rPr>
         <w:t xml:space="preserve">表面电极（一对差分拾取电极）</w:t>
       </w:r>
       <w:r>
+        <w:rPr>
+          <w:rFonts w:eastAsia="黑体"/>
+        </w:rPr>
         <w:t xml:space="preserve">、</w:t>
       </w:r>
       <w:r>
         <w:rPr>
-          <w:rFonts w:hint="eastAsia"/>
+          <w:rFonts w:hint="eastAsia" w:eastAsia="黑体"/>
           <w:b/>
           <w:bCs/>
         </w:rPr>
@@ -69,6 +78,7 @@
       </w:r>
       <w:r>
         <w:rPr>
+          <w:rFonts w:eastAsia="黑体"/>
           <w:b/>
           <w:bCs/>
         </w:rPr>
@@ -76,18 +86,21 @@
       </w:r>
       <w:r>
         <w:rPr>
-          <w:rFonts w:hint="eastAsia"/>
+          <w:rFonts w:hint="eastAsia" w:eastAsia="黑体"/>
           <w:b/>
           <w:bCs/>
         </w:rPr>
         <w:t xml:space="preserve">AD620/INA126/INA333）</w:t>
       </w:r>
       <w:r>
+        <w:rPr>
+          <w:rFonts w:eastAsia="黑体"/>
+        </w:rPr>
         <w:t xml:space="preserve">、</w:t>
       </w:r>
       <w:r>
         <w:rPr>
-          <w:rFonts w:hint="eastAsia"/>
+          <w:rFonts w:hint="eastAsia" w:eastAsia="黑体"/>
           <w:b/>
           <w:bCs/>
         </w:rPr>
@@ -95,6 +108,7 @@
       </w:r>
       <w:r>
         <w:rPr>
+          <w:rFonts w:eastAsia="黑体"/>
           <w:b/>
           <w:bCs/>
         </w:rPr>
@@ -116,6 +130,7 @@
       </m:oMath>
       <w:r>
         <w:rPr>
+          <w:rFonts w:eastAsia="黑体"/>
           <w:b/>
           <w:bCs/>
         </w:rPr>
@@ -137,6 +152,7 @@
       </m:oMath>
       <w:r>
         <w:rPr>
+          <w:rFonts w:eastAsia="黑体"/>
           <w:b/>
           <w:bCs/>
         </w:rPr>
@@ -144,7 +160,7 @@
       </w:r>
       <w:r>
         <w:rPr>
-          <w:rFonts w:hint="eastAsia"/>
+          <w:rFonts w:hint="eastAsia" w:eastAsia="黑体"/>
           <w:b/>
           <w:bCs/>
         </w:rPr>
@@ -152,6 +168,7 @@
       </w:r>
       <w:r>
         <w:rPr>
+          <w:rFonts w:eastAsia="黑体"/>
           <w:b/>
           <w:bCs/>
         </w:rPr>
@@ -164,6 +181,7 @@
       </m:oMath>
       <w:r>
         <w:rPr>
+          <w:rFonts w:eastAsia="黑体"/>
           <w:b/>
           <w:bCs/>
         </w:rPr>
@@ -176,17 +194,21 @@
       </m:oMath>
       <w:r>
         <w:rPr>
-          <w:rFonts w:hint="eastAsia"/>
+          <w:rFonts w:hint="eastAsia" w:eastAsia="黑体"/>
           <w:b/>
           <w:bCs/>
         </w:rPr>
         <w:t xml:space="preserve">）</w:t>
       </w:r>
       <w:r>
+        <w:rPr>
+          <w:rFonts w:eastAsia="黑体"/>
+        </w:rPr>
         <w:t xml:space="preserve">、</w:t>
       </w:r>
       <w:r>
         <w:rPr>
+          <w:rFonts w:eastAsia="黑体"/>
           <w:b/>
           <w:bCs/>
         </w:rPr>
@@ -194,7 +216,7 @@
       </w:r>
       <w:r>
         <w:rPr>
-          <w:rFonts w:hint="eastAsia"/>
+          <w:rFonts w:hint="eastAsia" w:eastAsia="黑体"/>
           <w:b/>
           <w:bCs/>
         </w:rPr>
@@ -202,6 +224,7 @@
       </w:r>
       <w:r>
         <w:rPr>
+          <w:rFonts w:eastAsia="黑体"/>
           <w:b/>
           <w:bCs/>
         </w:rPr>
@@ -209,18 +232,21 @@
       </w:r>
       <w:r>
         <w:rPr>
-          <w:rFonts w:hint="eastAsia"/>
+          <w:rFonts w:hint="eastAsia" w:eastAsia="黑体"/>
           <w:b/>
           <w:bCs/>
         </w:rPr>
         <w:t xml:space="preserve">有源陷波）</w:t>
       </w:r>
       <w:r>
+        <w:rPr>
+          <w:rFonts w:eastAsia="黑体"/>
+        </w:rPr>
         <w:t xml:space="preserve">、</w:t>
       </w:r>
       <w:r>
         <w:rPr>
-          <w:rFonts w:hint="eastAsia"/>
+          <w:rFonts w:hint="eastAsia" w:eastAsia="黑体"/>
           <w:b/>
           <w:bCs/>
         </w:rPr>
@@ -228,23 +254,27 @@
       </w:r>
       <w:r>
         <w:rPr>
+          <w:rFonts w:eastAsia="黑体"/>
           <w:b/>
           <w:bCs/>
         </w:rPr>
         <w:t xml:space="preserve"> ADC/MCU</w:t>
       </w:r>
       <w:r>
+        <w:rPr>
+          <w:rFonts w:eastAsia="黑体"/>
+        </w:rPr>
         <w:t xml:space="preserve"> </w:t>
       </w:r>
       <w:r>
         <w:rPr>
-          <w:rFonts w:hint="eastAsia"/>
+          <w:rFonts w:hint="eastAsia" w:eastAsia="黑体"/>
         </w:rPr>
         <w:t xml:space="preserve">组成。电路的关键节点为：</w:t>
       </w:r>
       <w:r>
         <w:rPr>
-          <w:rFonts w:hint="eastAsia"/>
+          <w:rFonts w:hint="eastAsia" w:eastAsia="黑体"/>
           <w:b/>
           <w:bCs/>
         </w:rPr>
@@ -252,6 +282,7 @@
       </w:r>
       <w:r>
         <w:rPr>
+          <w:rFonts w:eastAsia="黑体"/>
           <w:b/>
           <w:bCs/>
         </w:rPr>
@@ -259,7 +290,7 @@
       </w:r>
       <w:r>
         <w:rPr>
-          <w:rFonts w:hint="eastAsia"/>
+          <w:rFonts w:hint="eastAsia" w:eastAsia="黑体"/>
           <w:b/>
           <w:bCs/>
         </w:rPr>
@@ -267,31 +298,37 @@
       </w:r>
       <w:r>
         <w:rPr>
-          <w:rFonts w:hint="eastAsia"/>
+          <w:rFonts w:hint="eastAsia" w:eastAsia="黑体"/>
         </w:rPr>
         <w:t xml:space="preserve">（一表面电极引线接</w:t>
       </w:r>
       <w:r>
+        <w:rPr>
+          <w:rFonts w:eastAsia="黑体"/>
+        </w:rPr>
         <w:t xml:space="preserve"> INA </w:t>
       </w:r>
       <w:r>
         <w:rPr>
-          <w:rFonts w:hint="eastAsia"/>
+          <w:rFonts w:hint="eastAsia" w:eastAsia="黑体"/>
         </w:rPr>
         <w:t xml:space="preserve">的</w:t>
       </w:r>
       <w:r>
+        <w:rPr>
+          <w:rFonts w:eastAsia="黑体"/>
+        </w:rPr>
         <w:t xml:space="preserve"> </w:t>
       </w:r>
       <w:r>
         <w:rPr>
-          <w:rFonts w:hint="eastAsia"/>
+          <w:rFonts w:hint="eastAsia" w:eastAsia="黑体"/>
         </w:rPr>
         <w:t xml:space="preserve">IN+）；</w:t>
       </w:r>
       <w:r>
         <w:rPr>
-          <w:rFonts w:hint="eastAsia"/>
+          <w:rFonts w:hint="eastAsia" w:eastAsia="黑体"/>
           <w:b/>
           <w:bCs/>
         </w:rPr>
@@ -299,6 +336,7 @@
       </w:r>
       <w:r>
         <w:rPr>
+          <w:rFonts w:eastAsia="黑体"/>
           <w:b/>
           <w:bCs/>
         </w:rPr>
@@ -306,7 +344,7 @@
       </w:r>
       <w:r>
         <w:rPr>
-          <w:rFonts w:hint="eastAsia"/>
+          <w:rFonts w:hint="eastAsia" w:eastAsia="黑体"/>
           <w:b/>
           <w:bCs/>
         </w:rPr>
@@ -314,31 +352,37 @@
       </w:r>
       <w:r>
         <w:rPr>
-          <w:rFonts w:hint="eastAsia"/>
+          <w:rFonts w:hint="eastAsia" w:eastAsia="黑体"/>
         </w:rPr>
         <w:t xml:space="preserve">（另一表面电极引线接</w:t>
       </w:r>
       <w:r>
+        <w:rPr>
+          <w:rFonts w:eastAsia="黑体"/>
+        </w:rPr>
         <w:t xml:space="preserve"> INA </w:t>
       </w:r>
       <w:r>
         <w:rPr>
-          <w:rFonts w:hint="eastAsia"/>
+          <w:rFonts w:hint="eastAsia" w:eastAsia="黑体"/>
         </w:rPr>
         <w:t xml:space="preserve">的</w:t>
       </w:r>
       <w:r>
+        <w:rPr>
+          <w:rFonts w:eastAsia="黑体"/>
+        </w:rPr>
         <w:t xml:space="preserve"> </w:t>
       </w:r>
       <w:r>
         <w:rPr>
-          <w:rFonts w:hint="eastAsia"/>
+          <w:rFonts w:hint="eastAsia" w:eastAsia="黑体"/>
         </w:rPr>
         <w:t xml:space="preserve">IN−）；</w:t>
       </w:r>
       <w:r>
         <w:rPr>
-          <w:rFonts w:hint="eastAsia"/>
+          <w:rFonts w:hint="eastAsia" w:eastAsia="黑体"/>
           <w:b/>
           <w:bCs/>
         </w:rPr>
@@ -346,6 +390,7 @@
       </w:r>
       <w:r>
         <w:rPr>
+          <w:rFonts w:eastAsia="黑体"/>
           <w:b/>
           <w:bCs/>
         </w:rPr>
@@ -353,7 +398,7 @@
       </w:r>
       <w:r>
         <w:rPr>
-          <w:rFonts w:hint="eastAsia"/>
+          <w:rFonts w:hint="eastAsia" w:eastAsia="黑体"/>
           <w:b/>
           <w:bCs/>
         </w:rPr>
@@ -361,22 +406,25 @@
       </w:r>
       <w:r>
         <w:rPr>
-          <w:rFonts w:hint="eastAsia"/>
+          <w:rFonts w:hint="eastAsia" w:eastAsia="黑体"/>
         </w:rPr>
         <w:t xml:space="preserve">（参考电极接地/接</w:t>
       </w:r>
       <w:r>
+        <w:rPr>
+          <w:rFonts w:eastAsia="黑体"/>
+        </w:rPr>
         <w:t xml:space="preserve"> </w:t>
       </w:r>
       <w:r>
         <w:rPr>
-          <w:rFonts w:hint="eastAsia"/>
+          <w:rFonts w:hint="eastAsia" w:eastAsia="黑体"/>
         </w:rPr>
         <w:t xml:space="preserve">GND，或经右腿驱动反馈）；</w:t>
       </w:r>
       <w:r>
         <w:rPr>
-          <w:rFonts w:hint="eastAsia"/>
+          <w:rFonts w:hint="eastAsia" w:eastAsia="黑体"/>
           <w:b/>
           <w:bCs/>
         </w:rPr>
@@ -384,6 +432,7 @@
       </w:r>
       <w:r>
         <w:rPr>
+          <w:rFonts w:eastAsia="黑体"/>
           <w:b/>
           <w:bCs/>
         </w:rPr>
@@ -391,7 +440,7 @@
       </w:r>
       <w:r>
         <w:rPr>
-          <w:rFonts w:hint="eastAsia"/>
+          <w:rFonts w:hint="eastAsia" w:eastAsia="黑体"/>
           <w:b/>
           <w:bCs/>
         </w:rPr>
@@ -399,31 +448,37 @@
       </w:r>
       <w:r>
         <w:rPr>
-          <w:rFonts w:hint="eastAsia"/>
+          <w:rFonts w:hint="eastAsia" w:eastAsia="黑体"/>
         </w:rPr>
         <w:t xml:space="preserve">（INA</w:t>
       </w:r>
       <w:r>
+        <w:rPr>
+          <w:rFonts w:eastAsia="黑体"/>
+        </w:rPr>
         <w:t xml:space="preserve"> </w:t>
       </w:r>
       <w:r>
         <w:rPr>
-          <w:rFonts w:hint="eastAsia"/>
+          <w:rFonts w:hint="eastAsia" w:eastAsia="黑体"/>
         </w:rPr>
         <w:t xml:space="preserve">的</w:t>
       </w:r>
       <w:r>
+        <w:rPr>
+          <w:rFonts w:eastAsia="黑体"/>
+        </w:rPr>
         <w:t xml:space="preserve"> </w:t>
       </w:r>
       <w:r>
         <w:rPr>
-          <w:rFonts w:hint="eastAsia"/>
+          <w:rFonts w:hint="eastAsia" w:eastAsia="黑体"/>
         </w:rPr>
         <w:t xml:space="preserve">OUT）；</w:t>
       </w:r>
       <w:r>
         <w:rPr>
-          <w:rFonts w:hint="eastAsia"/>
+          <w:rFonts w:hint="eastAsia" w:eastAsia="黑体"/>
           <w:b/>
           <w:bCs/>
         </w:rPr>
@@ -431,6 +486,7 @@
       </w:r>
       <w:r>
         <w:rPr>
+          <w:rFonts w:eastAsia="黑体"/>
           <w:b/>
           <w:bCs/>
         </w:rPr>
@@ -438,7 +494,7 @@
       </w:r>
       <w:r>
         <w:rPr>
-          <w:rFonts w:hint="eastAsia"/>
+          <w:rFonts w:hint="eastAsia" w:eastAsia="黑体"/>
           <w:b/>
           <w:bCs/>
         </w:rPr>
@@ -446,13 +502,13 @@
       </w:r>
       <w:r>
         <w:rPr>
-          <w:rFonts w:hint="eastAsia"/>
+          <w:rFonts w:hint="eastAsia" w:eastAsia="黑体"/>
         </w:rPr>
         <w:t xml:space="preserve">（带通滤波后的信号）；</w:t>
       </w:r>
       <w:r>
         <w:rPr>
-          <w:rFonts w:hint="eastAsia"/>
+          <w:rFonts w:hint="eastAsia" w:eastAsia="黑体"/>
           <w:b/>
           <w:bCs/>
         </w:rPr>
@@ -460,6 +516,7 @@
       </w:r>
       <w:r>
         <w:rPr>
+          <w:rFonts w:eastAsia="黑体"/>
           <w:b/>
           <w:bCs/>
         </w:rPr>
@@ -467,7 +524,7 @@
       </w:r>
       <w:r>
         <w:rPr>
-          <w:rFonts w:hint="eastAsia"/>
+          <w:rFonts w:hint="eastAsia" w:eastAsia="黑体"/>
           <w:b/>
           <w:bCs/>
         </w:rPr>
@@ -475,13 +532,13 @@
       </w:r>
       <w:r>
         <w:rPr>
-          <w:rFonts w:hint="eastAsia"/>
+          <w:rFonts w:hint="eastAsia" w:eastAsia="黑体"/>
         </w:rPr>
         <w:t xml:space="preserve">（陷波与后级放大后的信号）；</w:t>
       </w:r>
       <w:r>
         <w:rPr>
-          <w:rFonts w:hint="eastAsia"/>
+          <w:rFonts w:hint="eastAsia" w:eastAsia="黑体"/>
           <w:b/>
           <w:bCs/>
         </w:rPr>
@@ -489,6 +546,7 @@
       </w:r>
       <w:r>
         <w:rPr>
+          <w:rFonts w:eastAsia="黑体"/>
           <w:b/>
           <w:bCs/>
         </w:rPr>
@@ -496,7 +554,7 @@
       </w:r>
       <w:r>
         <w:rPr>
-          <w:rFonts w:hint="eastAsia"/>
+          <w:rFonts w:hint="eastAsia" w:eastAsia="黑体"/>
           <w:b/>
           <w:bCs/>
         </w:rPr>
@@ -504,25 +562,31 @@
       </w:r>
       <w:r>
         <w:rPr>
-          <w:rFonts w:hint="eastAsia"/>
+          <w:rFonts w:hint="eastAsia" w:eastAsia="黑体"/>
         </w:rPr>
         <w:t xml:space="preserve">（接</w:t>
       </w:r>
       <w:r>
+        <w:rPr>
+          <w:rFonts w:eastAsia="黑体"/>
+        </w:rPr>
         <w:t xml:space="preserve"> ADC/MCU </w:t>
       </w:r>
       <w:r>
         <w:rPr>
-          <w:rFonts w:hint="eastAsia"/>
+          <w:rFonts w:hint="eastAsia" w:eastAsia="黑体"/>
         </w:rPr>
         <w:t xml:space="preserve">的模拟输入端）；另有</w:t>
       </w:r>
       <w:r>
+        <w:rPr>
+          <w:rFonts w:eastAsia="黑体"/>
+        </w:rPr>
         <w:t xml:space="preserve"> +VCC、GND </w:t>
       </w:r>
       <w:r>
         <w:rPr>
-          <w:rFonts w:hint="eastAsia"/>
+          <w:rFonts w:hint="eastAsia" w:eastAsia="黑体"/>
         </w:rPr>
         <w:t xml:space="preserve">两个电源节点。</w:t>
       </w:r>
@@ -531,48 +595,57 @@
       <w:pPr/>
       <w:r>
         <w:rPr>
-          <w:rFonts w:hint="eastAsia"/>
+          <w:rFonts w:hint="eastAsia" w:eastAsia="黑体"/>
         </w:rPr>
         <w:t xml:space="preserve">各元件管脚连接：</w:t>
       </w:r>
       <w:r>
         <w:rPr>
-          <w:rFonts w:hint="eastAsia"/>
+          <w:rFonts w:hint="eastAsia" w:eastAsia="黑体"/>
           <w:b/>
           <w:bCs/>
         </w:rPr>
         <w:t xml:space="preserve">表面电极</w:t>
       </w:r>
       <w:r>
+        <w:rPr>
+          <w:rFonts w:eastAsia="黑体"/>
+        </w:rPr>
         <w:t xml:space="preserve"> </w:t>
       </w:r>
       <w:r>
         <w:rPr>
-          <w:rFonts w:hint="eastAsia"/>
+          <w:rFonts w:hint="eastAsia" w:eastAsia="黑体"/>
         </w:rPr>
         <w:t xml:space="preserve">的电极引线分别接仪表放大器</w:t>
       </w:r>
       <w:r>
+        <w:rPr>
+          <w:rFonts w:eastAsia="黑体"/>
+        </w:rPr>
         <w:t xml:space="preserve"> INA </w:t>
       </w:r>
       <w:r>
         <w:rPr>
-          <w:rFonts w:hint="eastAsia"/>
+          <w:rFonts w:hint="eastAsia" w:eastAsia="黑体"/>
         </w:rPr>
         <w:t xml:space="preserve">的</w:t>
       </w:r>
       <w:r>
+        <w:rPr>
+          <w:rFonts w:eastAsia="黑体"/>
+        </w:rPr>
         <w:t xml:space="preserve"> </w:t>
       </w:r>
       <w:r>
         <w:rPr>
-          <w:rFonts w:hint="eastAsia"/>
+          <w:rFonts w:hint="eastAsia" w:eastAsia="黑体"/>
         </w:rPr>
         <w:t xml:space="preserve">IN+、IN−；</w:t>
       </w:r>
       <w:r>
         <w:rPr>
-          <w:rFonts w:hint="eastAsia"/>
+          <w:rFonts w:hint="eastAsia" w:eastAsia="黑体"/>
           <w:b/>
           <w:bCs/>
         </w:rPr>
@@ -580,110 +653,144 @@
       </w:r>
       <w:r>
         <w:rPr>
+          <w:rFonts w:eastAsia="黑体"/>
           <w:b/>
           <w:bCs/>
         </w:rPr>
         <w:t xml:space="preserve"> INA</w:t>
       </w:r>
       <w:r>
+        <w:rPr>
+          <w:rFonts w:eastAsia="黑体"/>
+        </w:rPr>
         <w:t xml:space="preserve"> </w:t>
       </w:r>
       <w:r>
         <w:rPr>
-          <w:rFonts w:hint="eastAsia"/>
+          <w:rFonts w:hint="eastAsia" w:eastAsia="黑体"/>
         </w:rPr>
         <w:t xml:space="preserve">的</w:t>
       </w:r>
       <w:r>
+        <w:rPr>
+          <w:rFonts w:eastAsia="黑体"/>
+        </w:rPr>
         <w:t xml:space="preserve"> IN+ </w:t>
       </w:r>
       <w:r>
         <w:rPr>
-          <w:rFonts w:hint="eastAsia"/>
+          <w:rFonts w:hint="eastAsia" w:eastAsia="黑体"/>
         </w:rPr>
         <w:t xml:space="preserve">接节点①、IN−</w:t>
       </w:r>
       <w:r>
+        <w:rPr>
+          <w:rFonts w:eastAsia="黑体"/>
+        </w:rPr>
         <w:t xml:space="preserve"> </w:t>
       </w:r>
       <w:r>
         <w:rPr>
-          <w:rFonts w:hint="eastAsia"/>
+          <w:rFonts w:hint="eastAsia" w:eastAsia="黑体"/>
         </w:rPr>
         <w:t xml:space="preserve">接节点②、REF</w:t>
       </w:r>
       <w:r>
+        <w:rPr>
+          <w:rFonts w:eastAsia="黑体"/>
+        </w:rPr>
         <w:t xml:space="preserve"> </w:t>
       </w:r>
       <w:r>
         <w:rPr>
-          <w:rFonts w:hint="eastAsia"/>
+          <w:rFonts w:hint="eastAsia" w:eastAsia="黑体"/>
         </w:rPr>
         <w:t xml:space="preserve">接公共参考节点③、OUT</w:t>
       </w:r>
       <w:r>
+        <w:rPr>
+          <w:rFonts w:eastAsia="黑体"/>
+        </w:rPr>
         <w:t xml:space="preserve"> </w:t>
       </w:r>
       <w:r>
         <w:rPr>
-          <w:rFonts w:hint="eastAsia"/>
+          <w:rFonts w:hint="eastAsia" w:eastAsia="黑体"/>
         </w:rPr>
         <w:t xml:space="preserve">接节点④、正电源脚</w:t>
       </w:r>
       <w:r>
+        <w:rPr>
+          <w:rFonts w:eastAsia="黑体"/>
+        </w:rPr>
         <w:t xml:space="preserve"> V+ </w:t>
       </w:r>
       <w:r>
         <w:rPr>
-          <w:rFonts w:hint="eastAsia"/>
+          <w:rFonts w:hint="eastAsia" w:eastAsia="黑体"/>
         </w:rPr>
         <w:t xml:space="preserve">接</w:t>
       </w:r>
       <w:r>
+        <w:rPr>
+          <w:rFonts w:eastAsia="黑体"/>
+        </w:rPr>
         <w:t xml:space="preserve"> </w:t>
       </w:r>
       <w:r>
         <w:rPr>
-          <w:rFonts w:hint="eastAsia"/>
+          <w:rFonts w:hint="eastAsia" w:eastAsia="黑体"/>
         </w:rPr>
         <w:t xml:space="preserve">+VCC、负电源脚</w:t>
       </w:r>
       <w:r>
+        <w:rPr>
+          <w:rFonts w:eastAsia="黑体"/>
+        </w:rPr>
         <w:t xml:space="preserve"> V− </w:t>
       </w:r>
       <w:r>
         <w:rPr>
-          <w:rFonts w:hint="eastAsia"/>
+          <w:rFonts w:hint="eastAsia" w:eastAsia="黑体"/>
         </w:rPr>
         <w:t xml:space="preserve">接</w:t>
       </w:r>
       <w:r>
+        <w:rPr>
+          <w:rFonts w:eastAsia="黑体"/>
+        </w:rPr>
         <w:t xml:space="preserve"> </w:t>
       </w:r>
       <w:r>
         <w:rPr>
-          <w:rFonts w:hint="eastAsia"/>
+          <w:rFonts w:hint="eastAsia" w:eastAsia="黑体"/>
         </w:rPr>
         <w:t xml:space="preserve">GND；</w:t>
       </w:r>
       <w:r>
         <w:rPr>
-          <w:rFonts w:hint="eastAsia"/>
+          <w:rFonts w:hint="eastAsia" w:eastAsia="黑体"/>
           <w:b/>
           <w:bCs/>
         </w:rPr>
         <w:t xml:space="preserve">带通滤波器</w:t>
       </w:r>
       <w:r>
+        <w:rPr>
+          <w:rFonts w:eastAsia="黑体"/>
+        </w:rPr>
         <w:t xml:space="preserve"> </w:t>
       </w:r>
       <w:r>
         <w:rPr>
-          <w:rFonts w:hint="eastAsia"/>
+          <w:rFonts w:hint="eastAsia" w:eastAsia="黑体"/>
         </w:rPr>
         <w:t xml:space="preserve">的高通电阻</w:t>
       </w:r>
       <w:r>
+        <w:rPr>
+          <w:rFonts w:eastAsia="黑体"/>
+        </w:rPr>
         <w:t xml:space="preserve"> </w:t>
       </w:r>
       <m:oMath>
@@ -702,11 +809,14 @@
       </m:oMath>
       <w:r>
         <w:rPr>
-          <w:rFonts w:hint="eastAsia"/>
+          <w:rFonts w:hint="eastAsia" w:eastAsia="黑体"/>
         </w:rPr>
         <w:t xml:space="preserve">、电容</w:t>
       </w:r>
       <w:r>
+        <w:rPr>
+          <w:rFonts w:eastAsia="黑体"/>
+        </w:rPr>
         <w:t xml:space="preserve"> </w:t>
       </w:r>
       <m:oMath>
@@ -724,15 +834,21 @@
         </m:sSub>
       </m:oMath>
       <w:r>
+        <w:rPr>
+          <w:rFonts w:eastAsia="黑体"/>
+        </w:rPr>
         <w:t xml:space="preserve"> </w:t>
       </w:r>
       <w:r>
         <w:rPr>
-          <w:rFonts w:hint="eastAsia"/>
+          <w:rFonts w:hint="eastAsia" w:eastAsia="黑体"/>
         </w:rPr>
         <w:t xml:space="preserve">与低通</w:t>
       </w:r>
       <w:r>
+        <w:rPr>
+          <w:rFonts w:eastAsia="黑体"/>
+        </w:rPr>
         <w:t xml:space="preserve"> </w:t>
       </w:r>
       <m:oMath>
@@ -741,6 +857,9 @@
         </m:r>
       </m:oMath>
       <w:r>
+        <w:rPr>
+          <w:rFonts w:eastAsia="黑体"/>
+        </w:rPr>
         <w:t xml:space="preserve">、</w:t>
       </w:r>
       <m:oMath>
@@ -749,15 +868,21 @@
         </m:r>
       </m:oMath>
       <w:r>
+        <w:rPr>
+          <w:rFonts w:eastAsia="黑体"/>
+        </w:rPr>
         <w:t xml:space="preserve"> </w:t>
       </w:r>
       <w:r>
         <w:rPr>
-          <w:rFonts w:hint="eastAsia"/>
+          <w:rFonts w:hint="eastAsia" w:eastAsia="黑体"/>
         </w:rPr>
         <w:t xml:space="preserve">按</w:t>
       </w:r>
       <w:r>
+        <w:rPr>
+          <w:rFonts w:eastAsia="黑体"/>
+        </w:rPr>
         <w:t xml:space="preserve"> </w:t>
       </w:r>
       <m:oMath>
@@ -805,17 +930,20 @@
         </m:f>
       </m:oMath>
       <w:r>
+        <w:rPr>
+          <w:rFonts w:eastAsia="黑体"/>
+        </w:rPr>
         <w:t xml:space="preserve"> </w:t>
       </w:r>
       <w:r>
         <w:rPr>
-          <w:rFonts w:hint="eastAsia"/>
+          <w:rFonts w:hint="eastAsia" w:eastAsia="黑体"/>
         </w:rPr>
         <w:t xml:space="preserve">连接于节点④与节点⑤之间；</w:t>
       </w:r>
       <w:r>
         <w:rPr>
-          <w:rFonts w:hint="eastAsia"/>
+          <w:rFonts w:hint="eastAsia" w:eastAsia="黑体"/>
           <w:b/>
           <w:bCs/>
         </w:rPr>
@@ -823,6 +951,7 @@
       </w:r>
       <w:r>
         <w:rPr>
+          <w:rFonts w:eastAsia="黑体"/>
           <w:b/>
           <w:bCs/>
         </w:rPr>
@@ -830,22 +959,28 @@
       </w:r>
       <w:r>
         <w:rPr>
-          <w:rFonts w:hint="eastAsia"/>
+          <w:rFonts w:hint="eastAsia" w:eastAsia="黑体"/>
           <w:b/>
           <w:bCs/>
         </w:rPr>
         <w:t xml:space="preserve">有源陷波）</w:t>
       </w:r>
       <w:r>
+        <w:rPr>
+          <w:rFonts w:eastAsia="黑体"/>
+        </w:rPr>
         <w:t xml:space="preserve"> </w:t>
       </w:r>
       <w:r>
         <w:rPr>
-          <w:rFonts w:hint="eastAsia"/>
+          <w:rFonts w:hint="eastAsia" w:eastAsia="黑体"/>
         </w:rPr>
         <w:t xml:space="preserve">由</w:t>
       </w:r>
       <w:r>
+        <w:rPr>
+          <w:rFonts w:eastAsia="黑体"/>
+        </w:rPr>
         <w:t xml:space="preserve"> </w:t>
       </w:r>
       <m:oMath>
@@ -854,6 +989,9 @@
         </m:r>
       </m:oMath>
       <w:r>
+        <w:rPr>
+          <w:rFonts w:eastAsia="黑体"/>
+        </w:rPr>
         <w:t xml:space="preserve">、</w:t>
       </w:r>
       <m:oMath>
@@ -862,15 +1000,21 @@
         </m:r>
       </m:oMath>
       <w:r>
+        <w:rPr>
+          <w:rFonts w:eastAsia="黑体"/>
+        </w:rPr>
         <w:t xml:space="preserve"> </w:t>
       </w:r>
       <w:r>
         <w:rPr>
-          <w:rFonts w:hint="eastAsia"/>
+          <w:rFonts w:hint="eastAsia" w:eastAsia="黑体"/>
         </w:rPr>
         <w:t xml:space="preserve">网络与一个运放构成，按</w:t>
       </w:r>
       <w:r>
+        <w:rPr>
+          <w:rFonts w:eastAsia="黑体"/>
+        </w:rPr>
         <w:t xml:space="preserve"> </w:t>
       </w:r>
       <m:oMath>
@@ -918,66 +1062,85 @@
         </m:f>
       </m:oMath>
       <w:r>
+        <w:rPr>
+          <w:rFonts w:eastAsia="黑体"/>
+        </w:rPr>
         <w:t xml:space="preserve"> </w:t>
       </w:r>
       <w:r>
         <w:rPr>
-          <w:rFonts w:hint="eastAsia"/>
+          <w:rFonts w:hint="eastAsia" w:eastAsia="黑体"/>
         </w:rPr>
         <w:t xml:space="preserve">调谐在</w:t>
       </w:r>
       <w:r>
+        <w:rPr>
+          <w:rFonts w:eastAsia="黑体"/>
+        </w:rPr>
         <w:t xml:space="preserve"> 50/60 </w:t>
       </w:r>
       <w:r>
         <w:rPr>
-          <w:rFonts w:hint="eastAsia"/>
+          <w:rFonts w:hint="eastAsia" w:eastAsia="黑体"/>
         </w:rPr>
         <w:t xml:space="preserve">Hz，接于节点⑤与节点⑥之间；</w:t>
       </w:r>
       <w:r>
         <w:rPr>
-          <w:rFonts w:hint="eastAsia"/>
+          <w:rFonts w:hint="eastAsia" w:eastAsia="黑体"/>
           <w:b/>
           <w:bCs/>
         </w:rPr>
         <w:t xml:space="preserve">后级放大运放</w:t>
       </w:r>
       <w:r>
+        <w:rPr>
+          <w:rFonts w:eastAsia="黑体"/>
+        </w:rPr>
         <w:t xml:space="preserve"> </w:t>
       </w:r>
       <w:r>
         <w:rPr>
-          <w:rFonts w:hint="eastAsia"/>
+          <w:rFonts w:hint="eastAsia" w:eastAsia="黑体"/>
         </w:rPr>
         <w:t xml:space="preserve">放大后的输出接节点⑦；</w:t>
       </w:r>
       <w:r>
         <w:rPr>
+          <w:rFonts w:eastAsia="黑体"/>
           <w:b/>
           <w:bCs/>
         </w:rPr>
         <w:t xml:space="preserve">ADC/MCU</w:t>
       </w:r>
       <w:r>
+        <w:rPr>
+          <w:rFonts w:eastAsia="黑体"/>
+        </w:rPr>
         <w:t xml:space="preserve"> </w:t>
       </w:r>
       <w:r>
         <w:rPr>
-          <w:rFonts w:hint="eastAsia"/>
+          <w:rFonts w:hint="eastAsia" w:eastAsia="黑体"/>
         </w:rPr>
         <w:t xml:space="preserve">的模拟输入端接节点⑦、电源接</w:t>
       </w:r>
       <w:r>
+        <w:rPr>
+          <w:rFonts w:eastAsia="黑体"/>
+        </w:rPr>
         <w:t xml:space="preserve"> </w:t>
       </w:r>
       <w:r>
         <w:rPr>
-          <w:rFonts w:hint="eastAsia"/>
+          <w:rFonts w:hint="eastAsia" w:eastAsia="黑体"/>
         </w:rPr>
         <w:t xml:space="preserve">+VCC、地接</w:t>
       </w:r>
       <w:r>
+        <w:rPr>
+          <w:rFonts w:eastAsia="黑体"/>
+        </w:rPr>
         <w:t xml:space="preserve"> GND。</w:t>
       </w:r>
     </w:p>
@@ -985,11 +1148,14 @@
       <w:pPr/>
       <w:r>
         <w:rPr>
-          <w:rFonts w:hint="eastAsia"/>
+          <w:rFonts w:hint="eastAsia" w:eastAsia="黑体"/>
         </w:rPr>
         <w:t xml:space="preserve">由此构成”表面电极差分拾取、仪表放大器高共模放大、带通去除运动伪迹、陷波去除工频、后级放大并数字化”的典型肌电（EMG）采集组态，仪表放大器增益</w:t>
       </w:r>
       <w:r>
+        <w:rPr>
+          <w:rFonts w:eastAsia="黑体"/>
+        </w:rPr>
         <w:t xml:space="preserve"> </w:t>
       </w:r>
       <m:oMath>
@@ -1049,6 +1215,9 @@
         </m:f>
       </m:oMath>
       <w:r>
+        <w:rPr>
+          <w:rFonts w:eastAsia="黑体"/>
+        </w:rPr>
         <w:t xml:space="preserve">。</w:t>
       </w:r>
     </w:p>
@@ -1060,7 +1229,7 @@
       </w:pPr>
       <w:r>
         <w:rPr>
-          <w:rFonts w:hint="eastAsia"/>
+          <w:rFonts w:hint="eastAsia" w:eastAsia="黑体"/>
         </w:rPr>
         <w:t xml:space="preserve">工作原理</w:t>
       </w:r>
@@ -1071,16 +1240,19 @@
       </w:pPr>
       <w:r>
         <w:rPr>
-          <w:rFonts w:hint="eastAsia"/>
+          <w:rFonts w:hint="eastAsia" w:eastAsia="黑体"/>
         </w:rPr>
         <w:t xml:space="preserve">肌肉收缩时运动单元放电，在皮肤表面形成几十微伏至几毫伏的肌电信号；仪表放大器高共模抑制地拾取差分信号，放大后经带通滤波去除运动伪迹与工频干扰，再由</w:t>
       </w:r>
       <w:r>
+        <w:rPr>
+          <w:rFonts w:eastAsia="黑体"/>
+        </w:rPr>
         <w:t xml:space="preserve"> ADC </w:t>
       </w:r>
       <w:r>
         <w:rPr>
-          <w:rFonts w:hint="eastAsia"/>
+          <w:rFonts w:hint="eastAsia" w:eastAsia="黑体"/>
         </w:rPr>
         <w:t xml:space="preserve">采集。</w:t>
       </w:r>
@@ -1093,7 +1265,7 @@
       </w:pPr>
       <w:r>
         <w:rPr>
-          <w:rFonts w:hint="eastAsia"/>
+          <w:rFonts w:hint="eastAsia" w:eastAsia="黑体"/>
         </w:rPr>
         <w:t xml:space="preserve">关键计算公式</w:t>
       </w:r>
@@ -1107,7 +1279,7 @@
       </w:pPr>
       <w:r>
         <w:rPr>
-          <w:rFonts w:hint="eastAsia"/>
+          <w:rFonts w:hint="eastAsia" w:eastAsia="黑体"/>
         </w:rPr>
         <w:t xml:space="preserve">仪表放大器增益：</w:t>
       </w:r>
@@ -1188,7 +1360,7 @@
       </w:pPr>
       <w:r>
         <w:rPr>
-          <w:rFonts w:hint="eastAsia"/>
+          <w:rFonts w:hint="eastAsia" w:eastAsia="黑体"/>
         </w:rPr>
         <w:t xml:space="preserve">带通截止频率：</w:t>
       </w:r>
@@ -1257,16 +1429,19 @@
       </w:pPr>
       <w:r>
         <w:rPr>
-          <w:rFonts w:hint="eastAsia"/>
+          <w:rFonts w:hint="eastAsia" w:eastAsia="黑体"/>
         </w:rPr>
         <w:t xml:space="preserve">工频陷波（双</w:t>
       </w:r>
       <w:r>
+        <w:rPr>
+          <w:rFonts w:eastAsia="黑体"/>
+        </w:rPr>
         <w:t xml:space="preserve"> T </w:t>
       </w:r>
       <w:r>
         <w:rPr>
-          <w:rFonts w:hint="eastAsia"/>
+          <w:rFonts w:hint="eastAsia" w:eastAsia="黑体"/>
         </w:rPr>
         <w:t xml:space="preserve">有源陷波）频率：</w:t>
       </w:r>
@@ -1335,7 +1510,7 @@
       </w:pPr>
       <w:r>
         <w:rPr>
-          <w:rFonts w:hint="eastAsia"/>
+          <w:rFonts w:hint="eastAsia" w:eastAsia="黑体"/>
         </w:rPr>
         <w:t xml:space="preserve">输入噪声折算（影响有效分辨率）：</w:t>
       </w:r>
@@ -1456,7 +1631,7 @@
             </w:pPr>
             <w:r>
               <w:rPr>
-                <w:rFonts w:hint="eastAsia"/>
+                <w:rFonts w:hint="eastAsia" w:eastAsia="黑体"/>
               </w:rPr>
               <w:t xml:space="preserve">符号</w:t>
             </w:r>
@@ -1470,7 +1645,7 @@
             </w:pPr>
             <w:r>
               <w:rPr>
-                <w:rFonts w:hint="eastAsia"/>
+                <w:rFonts w:hint="eastAsia" w:eastAsia="黑体"/>
               </w:rPr>
               <w:t xml:space="preserve">含义</w:t>
             </w:r>
@@ -1484,7 +1659,7 @@
             </w:pPr>
             <w:r>
               <w:rPr>
-                <w:rFonts w:hint="eastAsia"/>
+                <w:rFonts w:hint="eastAsia" w:eastAsia="黑体"/>
               </w:rPr>
               <w:t xml:space="preserve">单位</w:t>
             </w:r>
@@ -1504,6 +1679,9 @@
               </m:r>
             </m:oMath>
             <w:r>
+              <w:rPr>
+                <w:rFonts w:eastAsia="黑体"/>
+              </w:rPr>
               <w:t xml:space="preserve">​</w:t>
             </w:r>
           </w:p>
@@ -1516,7 +1694,7 @@
             </w:pPr>
             <w:r>
               <w:rPr>
-                <w:rFonts w:hint="eastAsia"/>
+                <w:rFonts w:hint="eastAsia" w:eastAsia="黑体"/>
               </w:rPr>
               <w:t xml:space="preserve">增益</w:t>
             </w:r>
@@ -1530,7 +1708,7 @@
             </w:pPr>
             <w:r>
               <w:rPr>
-                <w:rFonts w:hint="eastAsia"/>
+                <w:rFonts w:hint="eastAsia" w:eastAsia="黑体"/>
               </w:rPr>
               <w:t xml:space="preserve">无量纲</w:t>
             </w:r>
@@ -1580,6 +1758,9 @@
               </m:sSub>
             </m:oMath>
             <w:r>
+              <w:rPr>
+                <w:rFonts w:eastAsia="黑体"/>
+              </w:rPr>
               <w:t xml:space="preserve">​</w:t>
             </w:r>
           </w:p>
@@ -1592,7 +1773,7 @@
             </w:pPr>
             <w:r>
               <w:rPr>
-                <w:rFonts w:hint="eastAsia"/>
+                <w:rFonts w:hint="eastAsia" w:eastAsia="黑体"/>
               </w:rPr>
               <w:t xml:space="preserve">增益设定电阻</w:t>
             </w:r>
@@ -1605,6 +1786,9 @@
               <w:pStyle w:val="Compact"/>
             </w:pPr>
             <w:r>
+              <w:rPr>
+                <w:rFonts w:eastAsia="黑体"/>
+              </w:rPr>
               <w:t xml:space="preserve">Ω</w:t>
             </w:r>
           </w:p>
@@ -1653,6 +1837,9 @@
               </m:sSub>
             </m:oMath>
             <w:r>
+              <w:rPr>
+                <w:rFonts w:eastAsia="黑体"/>
+              </w:rPr>
               <w:t xml:space="preserve">​</w:t>
             </w:r>
           </w:p>
@@ -1665,7 +1852,7 @@
             </w:pPr>
             <w:r>
               <w:rPr>
-                <w:rFonts w:hint="eastAsia"/>
+                <w:rFonts w:hint="eastAsia" w:eastAsia="黑体"/>
               </w:rPr>
               <w:t xml:space="preserve">截止/陷波频率</w:t>
             </w:r>
@@ -1678,6 +1865,9 @@
               <w:pStyle w:val="Compact"/>
             </w:pPr>
             <w:r>
+              <w:rPr>
+                <w:rFonts w:eastAsia="黑体"/>
+              </w:rPr>
               <w:t xml:space="preserve">Hz</w:t>
             </w:r>
           </w:p>
@@ -1708,6 +1898,9 @@
               </m:r>
             </m:oMath>
             <w:r>
+              <w:rPr>
+                <w:rFonts w:eastAsia="黑体"/>
+              </w:rPr>
               <w:t xml:space="preserve">​</w:t>
             </w:r>
           </w:p>
@@ -1720,7 +1913,7 @@
             </w:pPr>
             <w:r>
               <w:rPr>
-                <w:rFonts w:hint="eastAsia"/>
+                <w:rFonts w:hint="eastAsia" w:eastAsia="黑体"/>
               </w:rPr>
               <w:t xml:space="preserve">滤波电阻、电容</w:t>
             </w:r>
@@ -1733,6 +1926,9 @@
               <w:pStyle w:val="Compact"/>
             </w:pPr>
             <w:r>
+              <w:rPr>
+                <w:rFonts w:eastAsia="黑体"/>
+              </w:rPr>
               <w:t xml:space="preserve">Ω、F</w:t>
             </w:r>
           </w:p>
@@ -1789,6 +1985,9 @@
               </m:sSub>
             </m:oMath>
             <w:r>
+              <w:rPr>
+                <w:rFonts w:eastAsia="黑体"/>
+              </w:rPr>
               <w:t xml:space="preserve">​</w:t>
             </w:r>
           </w:p>
@@ -1801,7 +2000,7 @@
             </w:pPr>
             <w:r>
               <w:rPr>
-                <w:rFonts w:hint="eastAsia"/>
+                <w:rFonts w:hint="eastAsia" w:eastAsia="黑体"/>
               </w:rPr>
               <w:t xml:space="preserve">信号、噪声电压</w:t>
             </w:r>
@@ -1814,6 +2013,9 @@
               <w:pStyle w:val="Compact"/>
             </w:pPr>
             <w:r>
+              <w:rPr>
+                <w:rFonts w:eastAsia="黑体"/>
+              </w:rPr>
               <w:t xml:space="preserve">V</w:t>
             </w:r>
           </w:p>
@@ -1828,7 +2030,7 @@
       </w:pPr>
       <w:r>
         <w:rPr>
-          <w:rFonts w:hint="eastAsia"/>
+          <w:rFonts w:hint="eastAsia" w:eastAsia="黑体"/>
         </w:rPr>
         <w:t xml:space="preserve">元件调整影响</w:t>
       </w:r>
@@ -1857,6 +2059,7 @@
       </m:oMath>
       <w:r>
         <w:rPr>
+          <w:rFonts w:eastAsia="黑体"/>
           <w:b/>
           <w:bCs/>
         </w:rPr>
@@ -1864,25 +2067,34 @@
       </w:r>
       <w:r>
         <w:rPr>
-          <w:rFonts w:hint="eastAsia"/>
+          <w:rFonts w:hint="eastAsia" w:eastAsia="黑体"/>
           <w:b/>
           <w:bCs/>
         </w:rPr>
         <w:t xml:space="preserve">减小</w:t>
       </w:r>
       <w:r>
+        <w:rPr>
+          <w:rFonts w:eastAsia="黑体"/>
+        </w:rPr>
         <w:t xml:space="preserve"> </w:t>
       </w:r>
       <w:r>
+        <w:rPr>
+          <w:rFonts w:eastAsia="黑体"/>
+        </w:rPr>
         <w:t xml:space="preserve">→ </w:t>
       </w:r>
       <w:r>
         <w:rPr>
-          <w:rFonts w:hint="eastAsia"/>
+          <w:rFonts w:hint="eastAsia" w:eastAsia="黑体"/>
         </w:rPr>
         <w:t xml:space="preserve">仪表放大器增益</w:t>
       </w:r>
       <w:r>
+        <w:rPr>
+          <w:rFonts w:eastAsia="黑体"/>
+        </w:rPr>
         <w:t xml:space="preserve"> </w:t>
       </w:r>
       <m:oMath>
@@ -1891,11 +2103,14 @@
         </m:r>
       </m:oMath>
       <w:r>
+        <w:rPr>
+          <w:rFonts w:eastAsia="黑体"/>
+        </w:rPr>
         <w:t xml:space="preserve"> </w:t>
       </w:r>
       <w:r>
         <w:rPr>
-          <w:rFonts w:hint="eastAsia"/>
+          <w:rFonts w:hint="eastAsia" w:eastAsia="黑体"/>
         </w:rPr>
         <w:t xml:space="preserve">增大（输出更清晰，但易饱和）。</w:t>
       </w:r>
@@ -1910,21 +2125,27 @@
       </w:pPr>
       <w:r>
         <w:rPr>
-          <w:rFonts w:hint="eastAsia"/>
+          <w:rFonts w:hint="eastAsia" w:eastAsia="黑体"/>
           <w:b/>
           <w:bCs/>
         </w:rPr>
         <w:t xml:space="preserve">高通截止频率升高</w:t>
       </w:r>
       <w:r>
+        <w:rPr>
+          <w:rFonts w:eastAsia="黑体"/>
+        </w:rPr>
         <w:t xml:space="preserve"> </w:t>
       </w:r>
       <w:r>
+        <w:rPr>
+          <w:rFonts w:eastAsia="黑体"/>
+        </w:rPr>
         <w:t xml:space="preserve">→ </w:t>
       </w:r>
       <w:r>
         <w:rPr>
-          <w:rFonts w:hint="eastAsia"/>
+          <w:rFonts w:hint="eastAsia" w:eastAsia="黑体"/>
         </w:rPr>
         <w:t xml:space="preserve">更强抑制运动伪迹，但会丢失慢速肌电成分。</w:t>
       </w:r>
@@ -1939,7 +2160,7 @@
       </w:pPr>
       <w:r>
         <w:rPr>
-          <w:rFonts w:hint="eastAsia"/>
+          <w:rFonts w:hint="eastAsia" w:eastAsia="黑体"/>
           <w:b/>
           <w:bCs/>
         </w:rPr>
@@ -1947,6 +2168,7 @@
       </w:r>
       <w:r>
         <w:rPr>
+          <w:rFonts w:eastAsia="黑体"/>
           <w:b/>
           <w:bCs/>
         </w:rPr>
@@ -1954,21 +2176,27 @@
       </w:r>
       <w:r>
         <w:rPr>
-          <w:rFonts w:hint="eastAsia"/>
+          <w:rFonts w:hint="eastAsia" w:eastAsia="黑体"/>
           <w:b/>
           <w:bCs/>
         </w:rPr>
         <w:t xml:space="preserve">值提高</w:t>
       </w:r>
       <w:r>
+        <w:rPr>
+          <w:rFonts w:eastAsia="黑体"/>
+        </w:rPr>
         <w:t xml:space="preserve"> </w:t>
       </w:r>
       <w:r>
+        <w:rPr>
+          <w:rFonts w:eastAsia="黑体"/>
+        </w:rPr>
         <w:t xml:space="preserve">→ </w:t>
       </w:r>
       <w:r>
         <w:rPr>
-          <w:rFonts w:hint="eastAsia"/>
+          <w:rFonts w:hint="eastAsia" w:eastAsia="黑体"/>
         </w:rPr>
         <w:t xml:space="preserve">工频抑制更深，但对元件容差敏感、易相移。</w:t>
       </w:r>
@@ -1983,21 +2211,27 @@
       </w:pPr>
       <w:r>
         <w:rPr>
-          <w:rFonts w:hint="eastAsia"/>
+          <w:rFonts w:hint="eastAsia" w:eastAsia="黑体"/>
           <w:b/>
           <w:bCs/>
         </w:rPr>
         <w:t xml:space="preserve">电极接触阻抗降低（皮肤处理良好）</w:t>
       </w:r>
       <w:r>
+        <w:rPr>
+          <w:rFonts w:eastAsia="黑体"/>
+        </w:rPr>
         <w:t xml:space="preserve"> </w:t>
       </w:r>
       <w:r>
+        <w:rPr>
+          <w:rFonts w:eastAsia="黑体"/>
+        </w:rPr>
         <w:t xml:space="preserve">→ </w:t>
       </w:r>
       <w:r>
         <w:rPr>
-          <w:rFonts w:hint="eastAsia"/>
+          <w:rFonts w:hint="eastAsia" w:eastAsia="黑体"/>
         </w:rPr>
         <w:t xml:space="preserve">共模抑制更有效，噪声更小。</w:t>
       </w:r>
@@ -2010,7 +2244,7 @@
       </w:pPr>
       <w:r>
         <w:rPr>
-          <w:rFonts w:hint="eastAsia"/>
+          <w:rFonts w:hint="eastAsia" w:eastAsia="黑体"/>
         </w:rPr>
         <w:t xml:space="preserve">典型参数示例</w:t>
       </w:r>
@@ -2025,11 +2259,14 @@
       </w:pPr>
       <w:r>
         <w:rPr>
-          <w:rFonts w:hint="eastAsia"/>
+          <w:rFonts w:hint="eastAsia" w:eastAsia="黑体"/>
         </w:rPr>
         <w:t xml:space="preserve">取</w:t>
       </w:r>
       <w:r>
+        <w:rPr>
+          <w:rFonts w:eastAsia="黑体"/>
+        </w:rPr>
         <w:t xml:space="preserve"> </w:t>
       </w:r>
       <m:oMath>
@@ -2066,6 +2303,9 @@
         </m:r>
       </m:oMath>
       <w:r>
+        <w:rPr>
+          <w:rFonts w:eastAsia="黑体"/>
+        </w:rPr>
         <w:t xml:space="preserve">、</w:t>
       </w:r>
       <m:oMath>
@@ -2103,11 +2343,14 @@
       </m:oMath>
       <w:r>
         <w:rPr>
-          <w:rFonts w:hint="eastAsia"/>
+          <w:rFonts w:hint="eastAsia" w:eastAsia="黑体"/>
         </w:rPr>
         <w:t xml:space="preserve">：增益</w:t>
       </w:r>
       <w:r>
+        <w:rPr>
+          <w:rFonts w:eastAsia="黑体"/>
+        </w:rPr>
         <w:t xml:space="preserve"> </w:t>
       </w:r>
       <m:oMath>
@@ -2165,16 +2408,19 @@
       </m:oMath>
       <w:r>
         <w:rPr>
-          <w:rFonts w:hint="eastAsia"/>
+          <w:rFonts w:hint="eastAsia" w:eastAsia="黑体"/>
         </w:rPr>
         <w:t xml:space="preserve">（约</w:t>
       </w:r>
       <w:r>
+        <w:rPr>
+          <w:rFonts w:eastAsia="黑体"/>
+        </w:rPr>
         <w:t xml:space="preserve"> 34 </w:t>
       </w:r>
       <w:r>
         <w:rPr>
-          <w:rFonts w:hint="eastAsia"/>
+          <w:rFonts w:hint="eastAsia" w:eastAsia="黑体"/>
         </w:rPr>
         <w:t xml:space="preserve">dB）。</w:t>
       </w:r>
@@ -2189,11 +2435,14 @@
       </w:pPr>
       <w:r>
         <w:rPr>
-          <w:rFonts w:hint="eastAsia"/>
+          <w:rFonts w:hint="eastAsia" w:eastAsia="黑体"/>
         </w:rPr>
         <w:t xml:space="preserve">带通取</w:t>
       </w:r>
       <w:r>
+        <w:rPr>
+          <w:rFonts w:eastAsia="黑体"/>
+        </w:rPr>
         <w:t xml:space="preserve"> </w:t>
       </w:r>
       <m:oMath>
@@ -2221,6 +2470,9 @@
         </m:r>
       </m:oMath>
       <w:r>
+        <w:rPr>
+          <w:rFonts w:eastAsia="黑体"/>
+        </w:rPr>
         <w:t xml:space="preserve">、</w:t>
       </w:r>
       <m:oMath>
@@ -2249,7 +2501,7 @@
       </m:oMath>
       <w:r>
         <w:rPr>
-          <w:rFonts w:hint="eastAsia"/>
+          <w:rFonts w:hint="eastAsia" w:eastAsia="黑体"/>
         </w:rPr>
         <w:t xml:space="preserve">：</w:t>
       </w:r>
@@ -2353,6 +2605,9 @@
         </m:r>
       </m:oMath>
       <w:r>
+        <w:rPr>
+          <w:rFonts w:eastAsia="黑体"/>
+        </w:rPr>
         <w:t xml:space="preserve">。</w:t>
       </w:r>
     </w:p>
@@ -2364,7 +2619,7 @@
       </w:pPr>
       <w:r>
         <w:rPr>
-          <w:rFonts w:hint="eastAsia"/>
+          <w:rFonts w:hint="eastAsia" w:eastAsia="黑体"/>
         </w:rPr>
         <w:t xml:space="preserve">常见器件型号</w:t>
       </w:r>
@@ -2379,7 +2634,7 @@
       </w:pPr>
       <w:r>
         <w:rPr>
-          <w:rFonts w:hint="eastAsia"/>
+          <w:rFonts w:hint="eastAsia" w:eastAsia="黑体"/>
         </w:rPr>
         <w:t xml:space="preserve">仪表放大器：AD620、INA126、INA333。</w:t>
       </w:r>
@@ -2394,7 +2649,7 @@
       </w:pPr>
       <w:r>
         <w:rPr>
-          <w:rFonts w:hint="eastAsia"/>
+          <w:rFonts w:hint="eastAsia" w:eastAsia="黑体"/>
         </w:rPr>
         <w:t xml:space="preserve">运放：TL072、AD8605。</w:t>
       </w:r>
@@ -2409,7 +2664,7 @@
       </w:pPr>
       <w:r>
         <w:rPr>
-          <w:rFonts w:hint="eastAsia"/>
+          <w:rFonts w:hint="eastAsia" w:eastAsia="黑体"/>
         </w:rPr>
         <w:t xml:space="preserve">ADC：ADS1292（含生物电前端）。</w:t>
       </w:r>
@@ -2422,7 +2677,7 @@
       </w:pPr>
       <w:r>
         <w:rPr>
-          <w:rFonts w:hint="eastAsia"/>
+          <w:rFonts w:hint="eastAsia" w:eastAsia="黑体"/>
         </w:rPr>
         <w:t xml:space="preserve">注意事项</w:t>
       </w:r>
@@ -2437,7 +2692,7 @@
       </w:pPr>
       <w:r>
         <w:rPr>
-          <w:rFonts w:hint="eastAsia"/>
+          <w:rFonts w:hint="eastAsia" w:eastAsia="黑体"/>
         </w:rPr>
         <w:t xml:space="preserve">采用差分输入与右腿驱动（RLD）提升共模抑制，减小工频干扰。</w:t>
       </w:r>
@@ -2452,25 +2707,31 @@
       </w:pPr>
       <w:r>
         <w:rPr>
-          <w:rFonts w:hint="eastAsia"/>
+          <w:rFonts w:hint="eastAsia" w:eastAsia="黑体"/>
         </w:rPr>
         <w:t xml:space="preserve">需带通（如</w:t>
       </w:r>
       <w:r>
+        <w:rPr>
+          <w:rFonts w:eastAsia="黑体"/>
+        </w:rPr>
         <w:t xml:space="preserve"> 20~500 </w:t>
       </w:r>
       <w:r>
         <w:rPr>
-          <w:rFonts w:hint="eastAsia"/>
+          <w:rFonts w:hint="eastAsia" w:eastAsia="黑体"/>
         </w:rPr>
         <w:t xml:space="preserve">Hz）+</w:t>
       </w:r>
       <w:r>
+        <w:rPr>
+          <w:rFonts w:eastAsia="黑体"/>
+        </w:rPr>
         <w:t xml:space="preserve"> 50/60 Hz </w:t>
       </w:r>
       <w:r>
         <w:rPr>
-          <w:rFonts w:hint="eastAsia"/>
+          <w:rFonts w:hint="eastAsia" w:eastAsia="黑体"/>
         </w:rPr>
         <w:t xml:space="preserve">陷波，去除运动伪迹与电网干扰。</w:t>
       </w:r>
@@ -2485,7 +2746,7 @@
       </w:pPr>
       <w:r>
         <w:rPr>
-          <w:rFonts w:hint="eastAsia"/>
+          <w:rFonts w:hint="eastAsia" w:eastAsia="黑体"/>
         </w:rPr>
         <w:t xml:space="preserve">供电注意隔离与接地，避免数字电路干扰污染微弱生物电信号。</w:t>
       </w:r>
@@ -2498,7 +2759,7 @@
       </w:pPr>
       <w:r>
         <w:rPr>
-          <w:rFonts w:hint="eastAsia"/>
+          <w:rFonts w:hint="eastAsia" w:eastAsia="黑体"/>
         </w:rPr>
         <w:t xml:space="preserve">参考资料</w:t>
       </w:r>
@@ -2512,6 +2773,9 @@
         </w:numPr>
       </w:pPr>
       <w:r>
+        <w:rPr>
+          <w:rFonts w:eastAsia="黑体"/>
+        </w:rPr>
         <w:t xml:space="preserve">Wikipedia: Electromyography。</w:t>
       </w:r>
     </w:p>
@@ -2524,11 +2788,14 @@
         </w:numPr>
       </w:pPr>
       <w:r>
+        <w:rPr>
+          <w:rFonts w:eastAsia="黑体"/>
+        </w:rPr>
         <w:t xml:space="preserve">ADI AD620 </w:t>
       </w:r>
       <w:r>
         <w:rPr>
-          <w:rFonts w:hint="eastAsia"/>
+          <w:rFonts w:hint="eastAsia" w:eastAsia="黑体"/>
         </w:rPr>
         <w:t xml:space="preserve">数据手册。</w:t>
       </w:r>
@@ -2542,11 +2809,14 @@
         </w:numPr>
       </w:pPr>
       <w:r>
+        <w:rPr>
+          <w:rFonts w:eastAsia="黑体"/>
+        </w:rPr>
         <w:t xml:space="preserve">TI INA333 </w:t>
       </w:r>
       <w:r>
         <w:rPr>
-          <w:rFonts w:hint="eastAsia"/>
+          <w:rFonts w:hint="eastAsia" w:eastAsia="黑体"/>
         </w:rPr>
         <w:t xml:space="preserve">数据手册。</w:t>
       </w:r>
@@ -2560,11 +2830,11 @@
       </w:pPr>
       <w:r>
         <w:rPr>
-          <w:rFonts w:ascii="Times New Roman" w:hAnsi="Times New Roman"/>
+          <w:rFonts w:ascii="Times New Roman" w:hAnsi="Times New Roman" w:eastAsia="黑体"/>
           <w:color w:val="555555"/>
           <w:sz w:val="21"/>
         </w:rPr>
-        <w:t>材料收集者：杜文杰</w:t>
+        <w:t>材料收集者：杜文杰，WX手机：19519196569，QQ:3478827729</w:t>
       </w:r>
     </w:p>
     <w:sectPr>
@@ -2584,7 +2854,7 @@
 </file>
 
 <file path=word/footer1.xml><?xml version="1.0" encoding="utf-8"?>
-<w:ftr xmlns:m="http://schemas.openxmlformats.org/officeDocument/2006/math" xmlns:mc="http://schemas.openxmlformats.org/markup-compatibility/2006" xmlns:mo="http://schemas.microsoft.com/office/mac/office/2008/main" xmlns:mv="urn:schemas-microsoft-com:mac:vml" xmlns:o="urn:schemas-microsoft-com:office:office" xmlns:r="http://schemas.openxmlformats.org/officeDocument/2006/relationships" xmlns:v="urn:schemas-microsoft-com:vml" xmlns:w10="urn:schemas-microsoft-com:office:word" xmlns:w14="http://schemas.microsoft.com/office/word/2010/wordml" xmlns:w="http://schemas.openxmlformats.org/wordprocessingml/2006/main" xmlns:wne="http://schemas.microsoft.com/office/word/2006/wordml" xmlns:wp14="http://schemas.microsoft.com/office/word/2010/wordprocessingDrawing" xmlns:wp="http://schemas.openxmlformats.org/drawingml/2006/wordprocessingDrawing" xmlns:wpc="http://schemas.microsoft.com/office/word/2010/wordprocessingCanvas" xmlns:wpg="http://schemas.microsoft.com/office/word/2010/wordprocessingGroup" xmlns:wpi="http://schemas.microsoft.com/office/word/2010/wordprocessingInk" xmlns:wps="http://schemas.microsoft.com/office/word/2010/wordprocessingShape" mc:Ignorable="w14 wp14">
+<w:ftr xmlns:mc="http://schemas.openxmlformats.org/markup-compatibility/2006" xmlns:w="http://schemas.openxmlformats.org/wordprocessingml/2006/main" xmlns:m="http://schemas.openxmlformats.org/officeDocument/2006/math" xmlns:mo="http://schemas.microsoft.com/office/mac/office/2008/main" xmlns:mv="urn:schemas-microsoft-com:mac:vml" xmlns:o="urn:schemas-microsoft-com:office:office" xmlns:r="http://schemas.openxmlformats.org/officeDocument/2006/relationships" xmlns:v="urn:schemas-microsoft-com:vml" xmlns:w10="urn:schemas-microsoft-com:office:word" xmlns:w14="http://schemas.microsoft.com/office/word/2010/wordml" xmlns:wne="http://schemas.microsoft.com/office/word/2006/wordml" xmlns:wp14="http://schemas.microsoft.com/office/word/2010/wordprocessingDrawing" xmlns:wp="http://schemas.openxmlformats.org/drawingml/2006/wordprocessingDrawing" xmlns:wpc="http://schemas.microsoft.com/office/word/2010/wordprocessingCanvas" xmlns:wpg="http://schemas.microsoft.com/office/word/2010/wordprocessingGroup" xmlns:wpi="http://schemas.microsoft.com/office/word/2010/wordprocessingInk" xmlns:wps="http://schemas.microsoft.com/office/word/2010/wordprocessingShape" mc:Ignorable="w14 wp14">
   <w:p>
     <w:pPr>
       <w:pStyle w:val="Footer"/>
@@ -2592,12 +2862,14 @@
     </w:pPr>
     <w:r>
       <w:rPr>
+        <w:rFonts w:eastAsia="黑体"/>
         <w:sz w:val="18"/>
       </w:rPr>
       <w:t xml:space="preserve">第 </w:t>
     </w:r>
     <w:r>
       <w:rPr>
+        <w:rFonts w:eastAsia="黑体"/>
         <w:sz w:val="18"/>
       </w:rPr>
       <w:fldChar w:fldCharType="begin"/>
@@ -2606,6 +2878,7 @@
     </w:r>
     <w:r>
       <w:rPr>
+        <w:rFonts w:eastAsia="黑体"/>
         <w:sz w:val="18"/>
       </w:rPr>
       <w:t xml:space="preserve"> 页</w:t>
@@ -2619,6 +2892,9 @@
   <w:footnote w:type="continuationSeparator" w:id="0">
     <w:p>
       <w:r>
+        <w:rPr>
+          <w:rFonts w:eastAsia="黑体"/>
+        </w:rPr>
         <w:continuationSeparator/>
       </w:r>
     </w:p>
@@ -2626,6 +2902,9 @@
   <w:footnote w:type="separator" w:id="-1">
     <w:p>
       <w:r>
+        <w:rPr>
+          <w:rFonts w:eastAsia="黑体"/>
+        </w:rPr>
         <w:separator/>
       </w:r>
     </w:p>
@@ -2634,7 +2913,7 @@
 </file>
 
 <file path=word/header1.xml><?xml version="1.0" encoding="utf-8"?>
-<w:hdr xmlns:m="http://schemas.openxmlformats.org/officeDocument/2006/math" xmlns:mc="http://schemas.openxmlformats.org/markup-compatibility/2006" xmlns:mo="http://schemas.microsoft.com/office/mac/office/2008/main" xmlns:mv="urn:schemas-microsoft-com:mac:vml" xmlns:o="urn:schemas-microsoft-com:office:office" xmlns:r="http://schemas.openxmlformats.org/officeDocument/2006/relationships" xmlns:v="urn:schemas-microsoft-com:vml" xmlns:w10="urn:schemas-microsoft-com:office:word" xmlns:w14="http://schemas.microsoft.com/office/word/2010/wordml" xmlns:w="http://schemas.openxmlformats.org/wordprocessingml/2006/main" xmlns:wne="http://schemas.microsoft.com/office/word/2006/wordml" xmlns:wp14="http://schemas.microsoft.com/office/word/2010/wordprocessingDrawing" xmlns:wp="http://schemas.openxmlformats.org/drawingml/2006/wordprocessingDrawing" xmlns:wpc="http://schemas.microsoft.com/office/word/2010/wordprocessingCanvas" xmlns:wpg="http://schemas.microsoft.com/office/word/2010/wordprocessingGroup" xmlns:wpi="http://schemas.microsoft.com/office/word/2010/wordprocessingInk" xmlns:wps="http://schemas.microsoft.com/office/word/2010/wordprocessingShape" mc:Ignorable="w14 wp14">
+<w:hdr xmlns:mc="http://schemas.openxmlformats.org/markup-compatibility/2006" xmlns:w="http://schemas.openxmlformats.org/wordprocessingml/2006/main" xmlns:m="http://schemas.openxmlformats.org/officeDocument/2006/math" xmlns:mo="http://schemas.microsoft.com/office/mac/office/2008/main" xmlns:mv="urn:schemas-microsoft-com:mac:vml" xmlns:o="urn:schemas-microsoft-com:office:office" xmlns:r="http://schemas.openxmlformats.org/officeDocument/2006/relationships" xmlns:v="urn:schemas-microsoft-com:vml" xmlns:w10="urn:schemas-microsoft-com:office:word" xmlns:w14="http://schemas.microsoft.com/office/word/2010/wordml" xmlns:wne="http://schemas.microsoft.com/office/word/2006/wordml" xmlns:wp14="http://schemas.microsoft.com/office/word/2010/wordprocessingDrawing" xmlns:wp="http://schemas.openxmlformats.org/drawingml/2006/wordprocessingDrawing" xmlns:wpc="http://schemas.microsoft.com/office/word/2010/wordprocessingCanvas" xmlns:wpg="http://schemas.microsoft.com/office/word/2010/wordprocessingGroup" xmlns:wpi="http://schemas.microsoft.com/office/word/2010/wordprocessingInk" xmlns:wps="http://schemas.microsoft.com/office/word/2010/wordprocessingShape" mc:Ignorable="w14 wp14">
   <w:p>
     <w:pPr>
       <w:pStyle w:val="Header"/>
@@ -2642,7 +2921,7 @@
     </w:pPr>
     <w:r>
       <w:rPr>
-        <w:rFonts w:ascii="Times New Roman" w:hAnsi="Times New Roman"/>
+        <w:rFonts w:ascii="Times New Roman" w:hAnsi="Times New Roman" w:eastAsia="黑体"/>
         <w:sz w:val="18"/>
         <w:rFonts w:eastAsia="黑体"/>
         <w:rFonts w:eastAsia="黑体"/>
@@ -2654,7 +2933,7 @@
 </file>
 
 <file path=word/numbering.xml><?xml version="1.0" encoding="utf-8"?>
-<w:numbering xmlns:m="http://schemas.openxmlformats.org/officeDocument/2006/math" xmlns:mc="http://schemas.openxmlformats.org/markup-compatibility/2006" xmlns:mo="http://schemas.microsoft.com/office/mac/office/2008/main" xmlns:mv="urn:schemas-microsoft-com:mac:vml" xmlns:o="urn:schemas-microsoft-com:office:office" xmlns:r="http://schemas.openxmlformats.org/officeDocument/2006/relationships" xmlns:v="urn:schemas-microsoft-com:vml" xmlns:w="http://schemas.openxmlformats.org/wordprocessingml/2006/main" xmlns:w10="urn:schemas-microsoft-com:office:word" xmlns:w14="http://schemas.microsoft.com/office/word/2010/wordml" xmlns:wne="http://schemas.microsoft.com/office/word/2006/wordml" xmlns:wp="http://schemas.openxmlformats.org/drawingml/2006/wordprocessingDrawing" xmlns:wp14="http://schemas.microsoft.com/office/word/2010/wordprocessingDrawing" xmlns:wpc="http://schemas.microsoft.com/office/word/2010/wordprocessingCanvas" xmlns:wpg="http://schemas.microsoft.com/office/word/2010/wordprocessingGroup" xmlns:wpi="http://schemas.microsoft.com/office/word/2010/wordprocessingInk" xmlns:wps="http://schemas.microsoft.com/office/word/2010/wordprocessingShape" mc:Ignorable="w14 wp14">
+<w:numbering xmlns:mc="http://schemas.openxmlformats.org/markup-compatibility/2006" xmlns:w="http://schemas.openxmlformats.org/wordprocessingml/2006/main" xmlns:m="http://schemas.openxmlformats.org/officeDocument/2006/math" xmlns:mo="http://schemas.microsoft.com/office/mac/office/2008/main" xmlns:mv="urn:schemas-microsoft-com:mac:vml" xmlns:o="urn:schemas-microsoft-com:office:office" xmlns:r="http://schemas.openxmlformats.org/officeDocument/2006/relationships" xmlns:v="urn:schemas-microsoft-com:vml" xmlns:w10="urn:schemas-microsoft-com:office:word" xmlns:w14="http://schemas.microsoft.com/office/word/2010/wordml" xmlns:wne="http://schemas.microsoft.com/office/word/2006/wordml" xmlns:wp="http://schemas.openxmlformats.org/drawingml/2006/wordprocessingDrawing" xmlns:wp14="http://schemas.microsoft.com/office/word/2010/wordprocessingDrawing" xmlns:wpc="http://schemas.microsoft.com/office/word/2010/wordprocessingCanvas" xmlns:wpg="http://schemas.microsoft.com/office/word/2010/wordprocessingGroup" xmlns:wpi="http://schemas.microsoft.com/office/word/2010/wordprocessingInk" xmlns:wps="http://schemas.microsoft.com/office/word/2010/wordprocessingShape" mc:Ignorable="w14 wp14">
   <w:abstractNum w:abstractNumId="0">
     <w:nsid w:val="FFFFFF7C"/>
     <w:multiLevelType w:val="singleLevel"/>
@@ -2741,7 +3020,7 @@
         <w:ind w:hanging="360" w:left="1440"/>
       </w:pPr>
       <w:rPr>
-        <w:rFonts w:ascii="Symbol" w:hAnsi="Symbol" w:hint="default"/>
+        <w:rFonts w:ascii="Symbol" w:hAnsi="Symbol" w:hint="default" w:eastAsia="黑体"/>
       </w:rPr>
     </w:lvl>
   </w:abstractNum>
@@ -2762,7 +3041,7 @@
         <w:ind w:hanging="360" w:left="1080"/>
       </w:pPr>
       <w:rPr>
-        <w:rFonts w:ascii="Symbol" w:hAnsi="Symbol" w:hint="default"/>
+        <w:rFonts w:ascii="Symbol" w:hAnsi="Symbol" w:hint="default" w:eastAsia="黑体"/>
       </w:rPr>
     </w:lvl>
   </w:abstractNum>
@@ -2783,7 +3062,7 @@
         <w:ind w:hanging="360" w:left="720"/>
       </w:pPr>
       <w:rPr>
-        <w:rFonts w:ascii="Symbol" w:hAnsi="Symbol" w:hint="default"/>
+        <w:rFonts w:ascii="Symbol" w:hAnsi="Symbol" w:hint="default" w:eastAsia="黑体"/>
       </w:rPr>
     </w:lvl>
   </w:abstractNum>
@@ -2822,7 +3101,7 @@
         <w:ind w:hanging="360" w:left="360"/>
       </w:pPr>
       <w:rPr>
-        <w:rFonts w:ascii="Symbol" w:hAnsi="Symbol" w:hint="default"/>
+        <w:rFonts w:ascii="Symbol" w:hAnsi="Symbol" w:hint="default" w:eastAsia="黑体"/>
       </w:rPr>
     </w:lvl>
   </w:abstractNum>
@@ -2913,7 +3192,7 @@
         <w:ind w:left="720" w:hanging="360"/>
       </w:pPr>
       <w:rPr>
-        <w:rFonts w:ascii="Symbol" w:hAnsi="Symbol" w:cs="Symbol" w:hint="default"/>
+        <w:rFonts w:ascii="Symbol" w:hAnsi="Symbol" w:cs="Symbol" w:hint="default" w:eastAsia="黑体"/>
       </w:rPr>
     </w:lvl>
     <w:lvl w:ilvl="1">
@@ -2924,7 +3203,7 @@
         <w:ind w:left="1440" w:hanging="360"/>
       </w:pPr>
       <w:rPr>
-        <w:rFonts w:ascii="Courier New" w:hAnsi="Courier New" w:cs="Courier New" w:hint="default"/>
+        <w:rFonts w:ascii="Courier New" w:hAnsi="Courier New" w:cs="Courier New" w:hint="default" w:eastAsia="黑体"/>
       </w:rPr>
     </w:lvl>
     <w:lvl w:ilvl="2">
@@ -2935,7 +3214,7 @@
         <w:ind w:left="2160" w:hanging="360"/>
       </w:pPr>
       <w:rPr>
-        <w:rFonts w:ascii="Wingdings" w:hAnsi="Wingdings" w:cs="Wingdings" w:hint="default"/>
+        <w:rFonts w:ascii="Wingdings" w:hAnsi="Wingdings" w:cs="Wingdings" w:hint="default" w:eastAsia="黑体"/>
       </w:rPr>
     </w:lvl>
     <w:lvl w:ilvl="3">
@@ -2946,7 +3225,7 @@
         <w:ind w:left="2880" w:hanging="360"/>
       </w:pPr>
       <w:rPr>
-        <w:rFonts w:ascii="Symbol" w:hAnsi="Symbol" w:cs="Symbol" w:hint="default"/>
+        <w:rFonts w:ascii="Symbol" w:hAnsi="Symbol" w:cs="Symbol" w:hint="default" w:eastAsia="黑体"/>
       </w:rPr>
     </w:lvl>
     <w:lvl w:ilvl="4">
@@ -2957,7 +3236,7 @@
         <w:ind w:left="3600" w:hanging="360"/>
       </w:pPr>
       <w:rPr>
-        <w:rFonts w:ascii="Courier New" w:hAnsi="Courier New" w:cs="Courier New" w:hint="default"/>
+        <w:rFonts w:ascii="Courier New" w:hAnsi="Courier New" w:cs="Courier New" w:hint="default" w:eastAsia="黑体"/>
       </w:rPr>
     </w:lvl>
     <w:lvl w:ilvl="5">
@@ -2968,7 +3247,7 @@
         <w:ind w:left="4320" w:hanging="360"/>
       </w:pPr>
       <w:rPr>
-        <w:rFonts w:ascii="Wingdings" w:hAnsi="Wingdings" w:cs="Wingdings" w:hint="default"/>
+        <w:rFonts w:ascii="Wingdings" w:hAnsi="Wingdings" w:cs="Wingdings" w:hint="default" w:eastAsia="黑体"/>
       </w:rPr>
     </w:lvl>
     <w:lvl w:ilvl="6">
@@ -2979,7 +3258,7 @@
         <w:ind w:left="5040" w:hanging="360"/>
       </w:pPr>
       <w:rPr>
-        <w:rFonts w:ascii="Symbol" w:hAnsi="Symbol" w:cs="Symbol" w:hint="default"/>
+        <w:rFonts w:ascii="Symbol" w:hAnsi="Symbol" w:cs="Symbol" w:hint="default" w:eastAsia="黑体"/>
       </w:rPr>
     </w:lvl>
     <w:lvl w:ilvl="7">
@@ -2990,7 +3269,7 @@
         <w:ind w:left="5760" w:hanging="360"/>
       </w:pPr>
       <w:rPr>
-        <w:rFonts w:ascii="Courier New" w:hAnsi="Courier New" w:cs="Courier New" w:hint="default"/>
+        <w:rFonts w:ascii="Courier New" w:hAnsi="Courier New" w:cs="Courier New" w:hint="default" w:eastAsia="黑体"/>
       </w:rPr>
     </w:lvl>
     <w:lvl w:ilvl="8">
@@ -3001,7 +3280,7 @@
         <w:ind w:left="6480" w:hanging="360"/>
       </w:pPr>
       <w:rPr>
-        <w:rFonts w:ascii="Wingdings" w:hAnsi="Wingdings" w:cs="Wingdings" w:hint="default"/>
+        <w:rFonts w:ascii="Wingdings" w:hAnsi="Wingdings" w:cs="Wingdings" w:hint="default" w:eastAsia="黑体"/>
       </w:rPr>
     </w:lvl>
   </w:abstractNum>
@@ -3057,11 +3336,11 @@
 </file>
 
 <file path=word/styles.xml><?xml version="1.0" encoding="utf-8"?>
-<w:styles xmlns:mc="http://schemas.openxmlformats.org/markup-compatibility/2006" xmlns:r="http://schemas.openxmlformats.org/officeDocument/2006/relationships" xmlns:w="http://schemas.openxmlformats.org/wordprocessingml/2006/main" xmlns:w14="http://schemas.microsoft.com/office/word/2010/wordml" mc:Ignorable="w14">
+<w:styles xmlns:mc="http://schemas.openxmlformats.org/markup-compatibility/2006" xmlns:w="http://schemas.openxmlformats.org/wordprocessingml/2006/main" xmlns:r="http://schemas.openxmlformats.org/officeDocument/2006/relationships" xmlns:w14="http://schemas.microsoft.com/office/word/2010/wordml" mc:Ignorable="w14">
   <w:docDefaults>
     <w:rPrDefault>
       <w:rPr>
-        <w:rFonts w:asciiTheme="minorHAnsi" w:cstheme="minorBidi" w:eastAsiaTheme="minorEastAsia" w:hAnsiTheme="minorHAnsi"/>
+        <w:rFonts w:asciiTheme="minorHAnsi" w:cstheme="minorBidi" w:hAnsiTheme="minorHAnsi" w:eastAsia="黑体"/>
         <w:sz w:val="22"/>
         <w:szCs w:val="22"/>
         <w:lang w:bidi="ar-SA" w:eastAsia="en-US" w:val="en-US"/>
@@ -3283,7 +3562,7 @@
       <w:outlineLvl w:val="0"/>
     </w:pPr>
     <w:rPr>
-      <w:rFonts w:ascii="Times New Roman" w:asciiTheme="majorHAnsi" w:cstheme="majorBidi" w:eastAsia="黑体" w:eastAsiaTheme="majorEastAsia" w:hAnsi="Times New Roman" w:hAnsiTheme="majorHAnsi"/>
+      <w:rFonts w:ascii="Times New Roman" w:asciiTheme="majorHAnsi" w:cstheme="majorBidi" w:eastAsia="黑体" w:hAnsi="Times New Roman" w:hAnsiTheme="majorHAnsi"/>
       <w:b/>
       <w:bCs/>
       <w:color w:val="1F3864"/>
@@ -3307,7 +3586,7 @@
       <w:outlineLvl w:val="1"/>
     </w:pPr>
     <w:rPr>
-      <w:rFonts w:ascii="Times New Roman" w:asciiTheme="majorHAnsi" w:cstheme="majorBidi" w:eastAsia="黑体" w:eastAsiaTheme="majorEastAsia" w:hAnsi="Times New Roman" w:hAnsiTheme="majorHAnsi"/>
+      <w:rFonts w:ascii="Times New Roman" w:asciiTheme="majorHAnsi" w:cstheme="majorBidi" w:eastAsia="黑体" w:hAnsi="Times New Roman" w:hAnsiTheme="majorHAnsi"/>
       <w:b/>
       <w:bCs/>
       <w:color w:val="2E4E7E"/>
@@ -3331,7 +3610,7 @@
       <w:outlineLvl w:val="2"/>
     </w:pPr>
     <w:rPr>
-      <w:rFonts w:ascii="Times New Roman" w:asciiTheme="majorHAnsi" w:cstheme="majorBidi" w:eastAsia="黑体" w:eastAsiaTheme="majorEastAsia" w:hAnsi="Times New Roman" w:hAnsiTheme="majorHAnsi"/>
+      <w:rFonts w:ascii="Times New Roman" w:asciiTheme="majorHAnsi" w:cstheme="majorBidi" w:eastAsia="黑体" w:hAnsi="Times New Roman" w:hAnsiTheme="majorHAnsi"/>
       <w:b/>
       <w:bCs/>
       <w:color w:val="2E4E7E"/>
@@ -3355,7 +3634,7 @@
       <w:outlineLvl w:val="3"/>
     </w:pPr>
     <w:rPr>
-      <w:rFonts w:ascii="Times New Roman" w:asciiTheme="majorHAnsi" w:cstheme="majorBidi" w:eastAsia="黑体" w:eastAsiaTheme="majorEastAsia" w:hAnsi="Times New Roman" w:hAnsiTheme="majorHAnsi"/>
+      <w:rFonts w:ascii="Times New Roman" w:asciiTheme="majorHAnsi" w:cstheme="majorBidi" w:eastAsia="黑体" w:hAnsi="Times New Roman" w:hAnsiTheme="majorHAnsi"/>
       <w:b/>
       <w:bCs/>
       <w:i/>
@@ -3381,7 +3660,7 @@
       <w:outlineLvl w:val="4"/>
     </w:pPr>
     <w:rPr>
-      <w:rFonts w:ascii="Times New Roman" w:asciiTheme="majorHAnsi" w:cstheme="majorBidi" w:eastAsia="黑体" w:eastAsiaTheme="majorEastAsia" w:hAnsi="Times New Roman" w:hAnsiTheme="majorHAnsi"/>
+      <w:rFonts w:ascii="Times New Roman" w:asciiTheme="majorHAnsi" w:cstheme="majorBidi" w:eastAsia="黑体" w:hAnsi="Times New Roman" w:hAnsiTheme="majorHAnsi"/>
       <w:b/>
       <w:color w:val="333333"/>
       <w:sz w:val="22"/>
@@ -3404,7 +3683,7 @@
       <w:outlineLvl w:val="5"/>
     </w:pPr>
     <w:rPr>
-      <w:rFonts w:asciiTheme="majorHAnsi" w:cstheme="majorBidi" w:eastAsiaTheme="majorEastAsia" w:hAnsiTheme="majorHAnsi"/>
+      <w:rFonts w:asciiTheme="majorHAnsi" w:cstheme="majorBidi" w:hAnsiTheme="majorHAnsi" w:eastAsia="黑体"/>
       <w:i/>
       <w:iCs/>
       <w:color w:themeColor="accent1" w:themeShade="7F" w:val="243F60"/>
@@ -3427,7 +3706,7 @@
       <w:outlineLvl w:val="6"/>
     </w:pPr>
     <w:rPr>
-      <w:rFonts w:asciiTheme="majorHAnsi" w:cstheme="majorBidi" w:eastAsiaTheme="majorEastAsia" w:hAnsiTheme="majorHAnsi"/>
+      <w:rFonts w:asciiTheme="majorHAnsi" w:cstheme="majorBidi" w:hAnsiTheme="majorHAnsi" w:eastAsia="黑体"/>
       <w:i/>
       <w:iCs/>
       <w:color w:themeColor="text1" w:themeTint="BF" w:val="404040"/>
@@ -3450,7 +3729,7 @@
       <w:outlineLvl w:val="7"/>
     </w:pPr>
     <w:rPr>
-      <w:rFonts w:asciiTheme="majorHAnsi" w:cstheme="majorBidi" w:eastAsiaTheme="majorEastAsia" w:hAnsiTheme="majorHAnsi"/>
+      <w:rFonts w:asciiTheme="majorHAnsi" w:cstheme="majorBidi" w:hAnsiTheme="majorHAnsi" w:eastAsia="黑体"/>
       <w:color w:themeColor="accent1" w:val="4F81BD"/>
       <w:sz w:val="20"/>
       <w:szCs w:val="20"/>
@@ -3473,7 +3752,7 @@
       <w:outlineLvl w:val="8"/>
     </w:pPr>
     <w:rPr>
-      <w:rFonts w:asciiTheme="majorHAnsi" w:cstheme="majorBidi" w:eastAsiaTheme="majorEastAsia" w:hAnsiTheme="majorHAnsi"/>
+      <w:rFonts w:asciiTheme="majorHAnsi" w:cstheme="majorBidi" w:hAnsiTheme="majorHAnsi" w:eastAsia="黑体"/>
       <w:i/>
       <w:iCs/>
       <w:color w:themeColor="text1" w:themeTint="BF" w:val="404040"/>
@@ -3524,7 +3803,7 @@
     <w:uiPriority w:val="9"/>
     <w:rsid w:val="00FC693F"/>
     <w:rPr>
-      <w:rFonts w:asciiTheme="majorHAnsi" w:cstheme="majorBidi" w:eastAsiaTheme="majorEastAsia" w:hAnsiTheme="majorHAnsi"/>
+      <w:rFonts w:asciiTheme="majorHAnsi" w:cstheme="majorBidi" w:hAnsiTheme="majorHAnsi" w:eastAsia="黑体"/>
       <w:b/>
       <w:bCs/>
       <w:color w:themeColor="accent1" w:themeShade="BF" w:val="365F91"/>
@@ -3539,7 +3818,7 @@
     <w:uiPriority w:val="9"/>
     <w:rsid w:val="00FC693F"/>
     <w:rPr>
-      <w:rFonts w:asciiTheme="majorHAnsi" w:cstheme="majorBidi" w:eastAsiaTheme="majorEastAsia" w:hAnsiTheme="majorHAnsi"/>
+      <w:rFonts w:asciiTheme="majorHAnsi" w:cstheme="majorBidi" w:hAnsiTheme="majorHAnsi" w:eastAsia="黑体"/>
       <w:b/>
       <w:bCs/>
       <w:color w:themeColor="accent1" w:val="4F81BD"/>
@@ -3554,7 +3833,7 @@
     <w:uiPriority w:val="9"/>
     <w:rsid w:val="00FC693F"/>
     <w:rPr>
-      <w:rFonts w:asciiTheme="majorHAnsi" w:cstheme="majorBidi" w:eastAsiaTheme="majorEastAsia" w:hAnsiTheme="majorHAnsi"/>
+      <w:rFonts w:asciiTheme="majorHAnsi" w:cstheme="majorBidi" w:hAnsiTheme="majorHAnsi" w:eastAsia="黑体"/>
       <w:b/>
       <w:bCs/>
       <w:color w:themeColor="accent1" w:val="4F81BD"/>
@@ -3577,7 +3856,7 @@
       <w:contextualSpacing/>
     </w:pPr>
     <w:rPr>
-      <w:rFonts w:ascii="Times New Roman" w:asciiTheme="majorHAnsi" w:cstheme="majorBidi" w:eastAsia="黑体" w:eastAsiaTheme="majorEastAsia" w:hAnsi="Times New Roman" w:hAnsiTheme="majorHAnsi"/>
+      <w:rFonts w:ascii="Times New Roman" w:asciiTheme="majorHAnsi" w:cstheme="majorBidi" w:eastAsia="黑体" w:hAnsi="Times New Roman" w:hAnsiTheme="majorHAnsi"/>
       <w:b/>
       <w:color w:val="1F3864"/>
       <w:spacing w:val="5"/>
@@ -3593,7 +3872,7 @@
     <w:uiPriority w:val="10"/>
     <w:rsid w:val="00FC693F"/>
     <w:rPr>
-      <w:rFonts w:asciiTheme="majorHAnsi" w:cstheme="majorBidi" w:eastAsiaTheme="majorEastAsia" w:hAnsiTheme="majorHAnsi"/>
+      <w:rFonts w:asciiTheme="majorHAnsi" w:cstheme="majorBidi" w:hAnsiTheme="majorHAnsi" w:eastAsia="黑体"/>
       <w:color w:themeColor="text2" w:themeShade="BF" w:val="17365D"/>
       <w:spacing w:val="5"/>
       <w:kern w:val="28"/>
@@ -3615,7 +3894,7 @@
       </w:numPr>
     </w:pPr>
     <w:rPr>
-      <w:rFonts w:asciiTheme="majorHAnsi" w:cstheme="majorBidi" w:eastAsiaTheme="majorEastAsia" w:hAnsiTheme="majorHAnsi"/>
+      <w:rFonts w:asciiTheme="majorHAnsi" w:cstheme="majorBidi" w:hAnsiTheme="majorHAnsi" w:eastAsia="黑体"/>
       <w:i/>
       <w:iCs/>
       <w:color w:themeColor="accent1" w:val="4F81BD"/>
@@ -3631,7 +3910,7 @@
     <w:uiPriority w:val="11"/>
     <w:rsid w:val="00FC693F"/>
     <w:rPr>
-      <w:rFonts w:asciiTheme="majorHAnsi" w:cstheme="majorBidi" w:eastAsiaTheme="majorEastAsia" w:hAnsiTheme="majorHAnsi"/>
+      <w:rFonts w:asciiTheme="majorHAnsi" w:cstheme="majorBidi" w:hAnsiTheme="majorHAnsi" w:eastAsia="黑体"/>
       <w:i/>
       <w:iCs/>
       <w:color w:themeColor="accent1" w:val="4F81BD"/>
@@ -3698,6 +3977,7 @@
       <w:spacing w:after="120"/>
     </w:pPr>
     <w:rPr>
+      <w:rFonts w:eastAsia="黑体"/>
       <w:sz w:val="16"/>
       <w:szCs w:val="16"/>
     </w:rPr>
@@ -3709,6 +3989,7 @@
     <w:uiPriority w:val="99"/>
     <w:rsid w:val="00AA1D8D"/>
     <w:rPr>
+      <w:rFonts w:eastAsia="黑体"/>
       <w:sz w:val="16"/>
       <w:szCs w:val="16"/>
     </w:rPr>
@@ -3878,7 +4159,7 @@
       </w:tabs>
     </w:pPr>
     <w:rPr>
-      <w:rFonts w:ascii="Courier" w:hAnsi="Courier"/>
+      <w:rFonts w:ascii="Courier" w:hAnsi="Courier" w:eastAsia="黑体"/>
       <w:sz w:val="20"/>
       <w:szCs w:val="20"/>
     </w:rPr>
@@ -3890,7 +4171,7 @@
     <w:uiPriority w:val="99"/>
     <w:rsid w:val="0029639D"/>
     <w:rPr>
-      <w:rFonts w:ascii="Courier" w:hAnsi="Courier"/>
+      <w:rFonts w:ascii="Courier" w:hAnsi="Courier" w:eastAsia="黑体"/>
       <w:sz w:val="20"/>
       <w:szCs w:val="20"/>
     </w:rPr>
@@ -3926,6 +4207,7 @@
     <w:uiPriority w:val="29"/>
     <w:rsid w:val="00FC693F"/>
     <w:rPr>
+      <w:rFonts w:eastAsia="黑体"/>
       <w:i/>
       <w:iCs/>
       <w:color w:themeColor="text1" w:val="000000"/>
@@ -3939,7 +4221,7 @@
     <w:semiHidden/>
     <w:rsid w:val="00FC693F"/>
     <w:rPr>
-      <w:rFonts w:asciiTheme="majorHAnsi" w:cstheme="majorBidi" w:eastAsiaTheme="majorEastAsia" w:hAnsiTheme="majorHAnsi"/>
+      <w:rFonts w:asciiTheme="majorHAnsi" w:cstheme="majorBidi" w:hAnsiTheme="majorHAnsi" w:eastAsia="黑体"/>
       <w:b/>
       <w:bCs/>
       <w:i/>
@@ -3955,7 +4237,7 @@
     <w:semiHidden/>
     <w:rsid w:val="00FC693F"/>
     <w:rPr>
-      <w:rFonts w:asciiTheme="majorHAnsi" w:cstheme="majorBidi" w:eastAsiaTheme="majorEastAsia" w:hAnsiTheme="majorHAnsi"/>
+      <w:rFonts w:asciiTheme="majorHAnsi" w:cstheme="majorBidi" w:hAnsiTheme="majorHAnsi" w:eastAsia="黑体"/>
       <w:color w:themeColor="accent1" w:themeShade="7F" w:val="243F60"/>
     </w:rPr>
   </w:style>
@@ -3967,7 +4249,7 @@
     <w:semiHidden/>
     <w:rsid w:val="00FC693F"/>
     <w:rPr>
-      <w:rFonts w:asciiTheme="majorHAnsi" w:cstheme="majorBidi" w:eastAsiaTheme="majorEastAsia" w:hAnsiTheme="majorHAnsi"/>
+      <w:rFonts w:asciiTheme="majorHAnsi" w:cstheme="majorBidi" w:hAnsiTheme="majorHAnsi" w:eastAsia="黑体"/>
       <w:i/>
       <w:iCs/>
       <w:color w:themeColor="accent1" w:themeShade="7F" w:val="243F60"/>
@@ -3981,7 +4263,7 @@
     <w:semiHidden/>
     <w:rsid w:val="00FC693F"/>
     <w:rPr>
-      <w:rFonts w:asciiTheme="majorHAnsi" w:cstheme="majorBidi" w:eastAsiaTheme="majorEastAsia" w:hAnsiTheme="majorHAnsi"/>
+      <w:rFonts w:asciiTheme="majorHAnsi" w:cstheme="majorBidi" w:hAnsiTheme="majorHAnsi" w:eastAsia="黑体"/>
       <w:i/>
       <w:iCs/>
       <w:color w:themeColor="text1" w:themeTint="BF" w:val="404040"/>
@@ -3995,7 +4277,7 @@
     <w:semiHidden/>
     <w:rsid w:val="00FC693F"/>
     <w:rPr>
-      <w:rFonts w:asciiTheme="majorHAnsi" w:cstheme="majorBidi" w:eastAsiaTheme="majorEastAsia" w:hAnsiTheme="majorHAnsi"/>
+      <w:rFonts w:asciiTheme="majorHAnsi" w:cstheme="majorBidi" w:hAnsiTheme="majorHAnsi" w:eastAsia="黑体"/>
       <w:color w:themeColor="accent1" w:val="4F81BD"/>
       <w:sz w:val="20"/>
       <w:szCs w:val="20"/>
@@ -4009,7 +4291,7 @@
     <w:semiHidden/>
     <w:rsid w:val="00FC693F"/>
     <w:rPr>
-      <w:rFonts w:asciiTheme="majorHAnsi" w:cstheme="majorBidi" w:eastAsiaTheme="majorEastAsia" w:hAnsiTheme="majorHAnsi"/>
+      <w:rFonts w:asciiTheme="majorHAnsi" w:cstheme="majorBidi" w:hAnsiTheme="majorHAnsi" w:eastAsia="黑体"/>
       <w:i/>
       <w:iCs/>
       <w:color w:themeColor="text1" w:themeTint="BF" w:val="404040"/>
@@ -4030,6 +4312,7 @@
       <w:spacing w:line="240" w:lineRule="auto"/>
     </w:pPr>
     <w:rPr>
+      <w:rFonts w:eastAsia="黑体"/>
       <w:b/>
       <w:bCs/>
       <w:color w:themeColor="accent1" w:val="4F81BD"/>
@@ -4044,6 +4327,7 @@
     <w:qFormat/>
     <w:rsid w:val="00FC693F"/>
     <w:rPr>
+      <w:rFonts w:eastAsia="黑体"/>
       <w:b/>
       <w:bCs/>
     </w:rPr>
@@ -4055,6 +4339,7 @@
     <w:qFormat/>
     <w:rsid w:val="00FC693F"/>
     <w:rPr>
+      <w:rFonts w:eastAsia="黑体"/>
       <w:i/>
       <w:iCs/>
     </w:rPr>
@@ -4075,6 +4360,7 @@
       <w:ind w:left="936" w:right="936"/>
     </w:pPr>
     <w:rPr>
+      <w:rFonts w:eastAsia="黑体"/>
       <w:b/>
       <w:bCs/>
       <w:i/>
@@ -4089,6 +4375,7 @@
     <w:uiPriority w:val="30"/>
     <w:rsid w:val="00FC693F"/>
     <w:rPr>
+      <w:rFonts w:eastAsia="黑体"/>
       <w:b/>
       <w:bCs/>
       <w:i/>
@@ -4103,6 +4390,7 @@
     <w:qFormat/>
     <w:rsid w:val="00FC693F"/>
     <w:rPr>
+      <w:rFonts w:eastAsia="黑体"/>
       <w:i/>
       <w:iCs/>
       <w:color w:themeColor="text1" w:themeTint="7F" w:val="808080"/>
@@ -4115,6 +4403,7 @@
     <w:qFormat/>
     <w:rsid w:val="00FC693F"/>
     <w:rPr>
+      <w:rFonts w:eastAsia="黑体"/>
       <w:b/>
       <w:bCs/>
       <w:i/>
@@ -4129,6 +4418,7 @@
     <w:qFormat/>
     <w:rsid w:val="00FC693F"/>
     <w:rPr>
+      <w:rFonts w:eastAsia="黑体"/>
       <w:smallCaps/>
       <w:color w:themeColor="accent2" w:val="C0504D"/>
       <w:u w:val="single"/>
@@ -4141,6 +4431,7 @@
     <w:qFormat/>
     <w:rsid w:val="00FC693F"/>
     <w:rPr>
+      <w:rFonts w:eastAsia="黑体"/>
       <w:b/>
       <w:bCs/>
       <w:smallCaps/>
@@ -4156,6 +4447,7 @@
     <w:qFormat/>
     <w:rsid w:val="00FC693F"/>
     <w:rPr>
+      <w:rFonts w:eastAsia="黑体"/>
       <w:b/>
       <w:bCs/>
       <w:smallCaps/>
@@ -4210,6 +4502,7 @@
       <w:spacing w:after="0" w:line="240" w:lineRule="auto"/>
     </w:pPr>
     <w:rPr>
+      <w:rFonts w:eastAsia="黑体"/>
       <w:color w:themeColor="text1" w:themeShade="BF" w:val="000000"/>
     </w:rPr>
     <w:tblPr>
@@ -4232,6 +4525,7 @@
         <w:spacing w:after="0" w:before="0" w:line="240" w:lineRule="auto"/>
       </w:pPr>
       <w:rPr>
+        <w:rFonts w:eastAsia="黑体"/>
         <w:b/>
         <w:bCs/>
       </w:rPr>
@@ -4252,6 +4546,7 @@
         <w:spacing w:after="0" w:before="0" w:line="240" w:lineRule="auto"/>
       </w:pPr>
       <w:rPr>
+        <w:rFonts w:eastAsia="黑体"/>
         <w:b/>
         <w:bCs/>
       </w:rPr>
@@ -4269,12 +4564,14 @@
     </w:tblStylePr>
     <w:tblStylePr w:type="firstCol">
       <w:rPr>
+        <w:rFonts w:eastAsia="黑体"/>
         <w:b/>
         <w:bCs/>
       </w:rPr>
     </w:tblStylePr>
     <w:tblStylePr w:type="lastCol">
       <w:rPr>
+        <w:rFonts w:eastAsia="黑体"/>
         <w:b/>
         <w:bCs/>
       </w:rPr>
@@ -4313,6 +4610,7 @@
       <w:spacing w:after="0" w:line="240" w:lineRule="auto"/>
     </w:pPr>
     <w:rPr>
+      <w:rFonts w:eastAsia="黑体"/>
       <w:color w:themeColor="accent1" w:themeShade="BF" w:val="365F91"/>
     </w:rPr>
     <w:tblPr>
@@ -4335,6 +4633,7 @@
         <w:spacing w:after="0" w:before="0" w:line="240" w:lineRule="auto"/>
       </w:pPr>
       <w:rPr>
+        <w:rFonts w:eastAsia="黑体"/>
         <w:b/>
         <w:bCs/>
       </w:rPr>
@@ -4355,6 +4654,7 @@
         <w:spacing w:after="0" w:before="0" w:line="240" w:lineRule="auto"/>
       </w:pPr>
       <w:rPr>
+        <w:rFonts w:eastAsia="黑体"/>
         <w:b/>
         <w:bCs/>
       </w:rPr>
@@ -4372,12 +4672,14 @@
     </w:tblStylePr>
     <w:tblStylePr w:type="firstCol">
       <w:rPr>
+        <w:rFonts w:eastAsia="黑体"/>
         <w:b/>
         <w:bCs/>
       </w:rPr>
     </w:tblStylePr>
     <w:tblStylePr w:type="lastCol">
       <w:rPr>
+        <w:rFonts w:eastAsia="黑体"/>
         <w:b/>
         <w:bCs/>
       </w:rPr>
@@ -4416,6 +4718,7 @@
       <w:spacing w:after="0" w:line="240" w:lineRule="auto"/>
     </w:pPr>
     <w:rPr>
+      <w:rFonts w:eastAsia="黑体"/>
       <w:color w:themeColor="accent2" w:themeShade="BF" w:val="943634"/>
     </w:rPr>
     <w:tblPr>
@@ -4438,6 +4741,7 @@
         <w:spacing w:after="0" w:before="0" w:line="240" w:lineRule="auto"/>
       </w:pPr>
       <w:rPr>
+        <w:rFonts w:eastAsia="黑体"/>
         <w:b/>
         <w:bCs/>
       </w:rPr>
@@ -4458,6 +4762,7 @@
         <w:spacing w:after="0" w:before="0" w:line="240" w:lineRule="auto"/>
       </w:pPr>
       <w:rPr>
+        <w:rFonts w:eastAsia="黑体"/>
         <w:b/>
         <w:bCs/>
       </w:rPr>
@@ -4475,12 +4780,14 @@
     </w:tblStylePr>
     <w:tblStylePr w:type="firstCol">
       <w:rPr>
+        <w:rFonts w:eastAsia="黑体"/>
         <w:b/>
         <w:bCs/>
       </w:rPr>
     </w:tblStylePr>
     <w:tblStylePr w:type="lastCol">
       <w:rPr>
+        <w:rFonts w:eastAsia="黑体"/>
         <w:b/>
         <w:bCs/>
       </w:rPr>
@@ -4519,6 +4826,7 @@
       <w:spacing w:after="0" w:line="240" w:lineRule="auto"/>
     </w:pPr>
     <w:rPr>
+      <w:rFonts w:eastAsia="黑体"/>
       <w:color w:themeColor="accent3" w:themeShade="BF" w:val="76923C"/>
     </w:rPr>
     <w:tblPr>
@@ -4541,6 +4849,7 @@
         <w:spacing w:after="0" w:before="0" w:line="240" w:lineRule="auto"/>
       </w:pPr>
       <w:rPr>
+        <w:rFonts w:eastAsia="黑体"/>
         <w:b/>
         <w:bCs/>
       </w:rPr>
@@ -4561,6 +4870,7 @@
         <w:spacing w:after="0" w:before="0" w:line="240" w:lineRule="auto"/>
       </w:pPr>
       <w:rPr>
+        <w:rFonts w:eastAsia="黑体"/>
         <w:b/>
         <w:bCs/>
       </w:rPr>
@@ -4578,12 +4888,14 @@
     </w:tblStylePr>
     <w:tblStylePr w:type="firstCol">
       <w:rPr>
+        <w:rFonts w:eastAsia="黑体"/>
         <w:b/>
         <w:bCs/>
       </w:rPr>
     </w:tblStylePr>
     <w:tblStylePr w:type="lastCol">
       <w:rPr>
+        <w:rFonts w:eastAsia="黑体"/>
         <w:b/>
         <w:bCs/>
       </w:rPr>
@@ -4622,6 +4934,7 @@
       <w:spacing w:after="0" w:line="240" w:lineRule="auto"/>
     </w:pPr>
     <w:rPr>
+      <w:rFonts w:eastAsia="黑体"/>
       <w:color w:themeColor="accent4" w:themeShade="BF" w:val="5F497A"/>
     </w:rPr>
     <w:tblPr>
@@ -4644,6 +4957,7 @@
         <w:spacing w:after="0" w:before="0" w:line="240" w:lineRule="auto"/>
       </w:pPr>
       <w:rPr>
+        <w:rFonts w:eastAsia="黑体"/>
         <w:b/>
         <w:bCs/>
       </w:rPr>
@@ -4664,6 +4978,7 @@
         <w:spacing w:after="0" w:before="0" w:line="240" w:lineRule="auto"/>
       </w:pPr>
       <w:rPr>
+        <w:rFonts w:eastAsia="黑体"/>
         <w:b/>
         <w:bCs/>
       </w:rPr>
@@ -4681,12 +4996,14 @@
     </w:tblStylePr>
     <w:tblStylePr w:type="firstCol">
       <w:rPr>
+        <w:rFonts w:eastAsia="黑体"/>
         <w:b/>
         <w:bCs/>
       </w:rPr>
     </w:tblStylePr>
     <w:tblStylePr w:type="lastCol">
       <w:rPr>
+        <w:rFonts w:eastAsia="黑体"/>
         <w:b/>
         <w:bCs/>
       </w:rPr>
@@ -4725,6 +5042,7 @@
       <w:spacing w:after="0" w:line="240" w:lineRule="auto"/>
     </w:pPr>
     <w:rPr>
+      <w:rFonts w:eastAsia="黑体"/>
       <w:color w:themeColor="accent5" w:themeShade="BF" w:val="31849B"/>
     </w:rPr>
     <w:tblPr>
@@ -4747,6 +5065,7 @@
         <w:spacing w:after="0" w:before="0" w:line="240" w:lineRule="auto"/>
       </w:pPr>
       <w:rPr>
+        <w:rFonts w:eastAsia="黑体"/>
         <w:b/>
         <w:bCs/>
       </w:rPr>
@@ -4767,6 +5086,7 @@
         <w:spacing w:after="0" w:before="0" w:line="240" w:lineRule="auto"/>
       </w:pPr>
       <w:rPr>
+        <w:rFonts w:eastAsia="黑体"/>
         <w:b/>
         <w:bCs/>
       </w:rPr>
@@ -4784,12 +5104,14 @@
     </w:tblStylePr>
     <w:tblStylePr w:type="firstCol">
       <w:rPr>
+        <w:rFonts w:eastAsia="黑体"/>
         <w:b/>
         <w:bCs/>
       </w:rPr>
     </w:tblStylePr>
     <w:tblStylePr w:type="lastCol">
       <w:rPr>
+        <w:rFonts w:eastAsia="黑体"/>
         <w:b/>
         <w:bCs/>
       </w:rPr>
@@ -4828,6 +5150,7 @@
       <w:spacing w:after="0" w:line="240" w:lineRule="auto"/>
     </w:pPr>
     <w:rPr>
+      <w:rFonts w:eastAsia="黑体"/>
       <w:color w:themeColor="accent6" w:themeShade="BF" w:val="E36C0A"/>
     </w:rPr>
     <w:tblPr>
@@ -4850,6 +5173,7 @@
         <w:spacing w:after="0" w:before="0" w:line="240" w:lineRule="auto"/>
       </w:pPr>
       <w:rPr>
+        <w:rFonts w:eastAsia="黑体"/>
         <w:b/>
         <w:bCs/>
       </w:rPr>
@@ -4870,6 +5194,7 @@
         <w:spacing w:after="0" w:before="0" w:line="240" w:lineRule="auto"/>
       </w:pPr>
       <w:rPr>
+        <w:rFonts w:eastAsia="黑体"/>
         <w:b/>
         <w:bCs/>
       </w:rPr>
@@ -4887,12 +5212,14 @@
     </w:tblStylePr>
     <w:tblStylePr w:type="firstCol">
       <w:rPr>
+        <w:rFonts w:eastAsia="黑体"/>
         <w:b/>
         <w:bCs/>
       </w:rPr>
     </w:tblStylePr>
     <w:tblStylePr w:type="lastCol">
       <w:rPr>
+        <w:rFonts w:eastAsia="黑体"/>
         <w:b/>
         <w:bCs/>
       </w:rPr>
@@ -4952,6 +5279,7 @@
         <w:spacing w:after="0" w:before="0" w:line="240" w:lineRule="auto"/>
       </w:pPr>
       <w:rPr>
+        <w:rFonts w:eastAsia="黑体"/>
         <w:b/>
         <w:bCs/>
         <w:color w:themeColor="background1" w:val="FFFFFF"/>
@@ -4966,6 +5294,7 @@
         <w:spacing w:after="0" w:before="0" w:line="240" w:lineRule="auto"/>
       </w:pPr>
       <w:rPr>
+        <w:rFonts w:eastAsia="黑体"/>
         <w:b/>
         <w:bCs/>
       </w:rPr>
@@ -4981,12 +5310,14 @@
     </w:tblStylePr>
     <w:tblStylePr w:type="firstCol">
       <w:rPr>
+        <w:rFonts w:eastAsia="黑体"/>
         <w:b/>
         <w:bCs/>
       </w:rPr>
     </w:tblStylePr>
     <w:tblStylePr w:type="lastCol">
       <w:rPr>
+        <w:rFonts w:eastAsia="黑体"/>
         <w:b/>
         <w:bCs/>
       </w:rPr>
@@ -5044,6 +5375,7 @@
         <w:spacing w:after="0" w:before="0" w:line="240" w:lineRule="auto"/>
       </w:pPr>
       <w:rPr>
+        <w:rFonts w:eastAsia="黑体"/>
         <w:b/>
         <w:bCs/>
         <w:color w:themeColor="background1" w:val="FFFFFF"/>
@@ -5058,6 +5390,7 @@
         <w:spacing w:after="0" w:before="0" w:line="240" w:lineRule="auto"/>
       </w:pPr>
       <w:rPr>
+        <w:rFonts w:eastAsia="黑体"/>
         <w:b/>
         <w:bCs/>
       </w:rPr>
@@ -5073,12 +5406,14 @@
     </w:tblStylePr>
     <w:tblStylePr w:type="firstCol">
       <w:rPr>
+        <w:rFonts w:eastAsia="黑体"/>
         <w:b/>
         <w:bCs/>
       </w:rPr>
     </w:tblStylePr>
     <w:tblStylePr w:type="lastCol">
       <w:rPr>
+        <w:rFonts w:eastAsia="黑体"/>
         <w:b/>
         <w:bCs/>
       </w:rPr>
@@ -5136,6 +5471,7 @@
         <w:spacing w:after="0" w:before="0" w:line="240" w:lineRule="auto"/>
       </w:pPr>
       <w:rPr>
+        <w:rFonts w:eastAsia="黑体"/>
         <w:b/>
         <w:bCs/>
         <w:color w:themeColor="background1" w:val="FFFFFF"/>
@@ -5150,6 +5486,7 @@
         <w:spacing w:after="0" w:before="0" w:line="240" w:lineRule="auto"/>
       </w:pPr>
       <w:rPr>
+        <w:rFonts w:eastAsia="黑体"/>
         <w:b/>
         <w:bCs/>
       </w:rPr>
@@ -5165,12 +5502,14 @@
     </w:tblStylePr>
     <w:tblStylePr w:type="firstCol">
       <w:rPr>
+        <w:rFonts w:eastAsia="黑体"/>
         <w:b/>
         <w:bCs/>
       </w:rPr>
     </w:tblStylePr>
     <w:tblStylePr w:type="lastCol">
       <w:rPr>
+        <w:rFonts w:eastAsia="黑体"/>
         <w:b/>
         <w:bCs/>
       </w:rPr>
@@ -5228,6 +5567,7 @@
         <w:spacing w:after="0" w:before="0" w:line="240" w:lineRule="auto"/>
       </w:pPr>
       <w:rPr>
+        <w:rFonts w:eastAsia="黑体"/>
         <w:b/>
         <w:bCs/>
         <w:color w:themeColor="background1" w:val="FFFFFF"/>
@@ -5242,6 +5582,7 @@
         <w:spacing w:after="0" w:before="0" w:line="240" w:lineRule="auto"/>
       </w:pPr>
       <w:rPr>
+        <w:rFonts w:eastAsia="黑体"/>
         <w:b/>
         <w:bCs/>
       </w:rPr>
@@ -5257,12 +5598,14 @@
     </w:tblStylePr>
     <w:tblStylePr w:type="firstCol">
       <w:rPr>
+        <w:rFonts w:eastAsia="黑体"/>
         <w:b/>
         <w:bCs/>
       </w:rPr>
     </w:tblStylePr>
     <w:tblStylePr w:type="lastCol">
       <w:rPr>
+        <w:rFonts w:eastAsia="黑体"/>
         <w:b/>
         <w:bCs/>
       </w:rPr>
@@ -5320,6 +5663,7 @@
         <w:spacing w:after="0" w:before="0" w:line="240" w:lineRule="auto"/>
       </w:pPr>
       <w:rPr>
+        <w:rFonts w:eastAsia="黑体"/>
         <w:b/>
         <w:bCs/>
         <w:color w:themeColor="background1" w:val="FFFFFF"/>
@@ -5334,6 +5678,7 @@
         <w:spacing w:after="0" w:before="0" w:line="240" w:lineRule="auto"/>
       </w:pPr>
       <w:rPr>
+        <w:rFonts w:eastAsia="黑体"/>
         <w:b/>
         <w:bCs/>
       </w:rPr>
@@ -5349,12 +5694,14 @@
     </w:tblStylePr>
     <w:tblStylePr w:type="firstCol">
       <w:rPr>
+        <w:rFonts w:eastAsia="黑体"/>
         <w:b/>
         <w:bCs/>
       </w:rPr>
     </w:tblStylePr>
     <w:tblStylePr w:type="lastCol">
       <w:rPr>
+        <w:rFonts w:eastAsia="黑体"/>
         <w:b/>
         <w:bCs/>
       </w:rPr>
@@ -5412,6 +5759,7 @@
         <w:spacing w:after="0" w:before="0" w:line="240" w:lineRule="auto"/>
       </w:pPr>
       <w:rPr>
+        <w:rFonts w:eastAsia="黑体"/>
         <w:b/>
         <w:bCs/>
         <w:color w:themeColor="background1" w:val="FFFFFF"/>
@@ -5426,6 +5774,7 @@
         <w:spacing w:after="0" w:before="0" w:line="240" w:lineRule="auto"/>
       </w:pPr>
       <w:rPr>
+        <w:rFonts w:eastAsia="黑体"/>
         <w:b/>
         <w:bCs/>
       </w:rPr>
@@ -5441,12 +5790,14 @@
     </w:tblStylePr>
     <w:tblStylePr w:type="firstCol">
       <w:rPr>
+        <w:rFonts w:eastAsia="黑体"/>
         <w:b/>
         <w:bCs/>
       </w:rPr>
     </w:tblStylePr>
     <w:tblStylePr w:type="lastCol">
       <w:rPr>
+        <w:rFonts w:eastAsia="黑体"/>
         <w:b/>
         <w:bCs/>
       </w:rPr>
@@ -5504,6 +5855,7 @@
         <w:spacing w:after="0" w:before="0" w:line="240" w:lineRule="auto"/>
       </w:pPr>
       <w:rPr>
+        <w:rFonts w:eastAsia="黑体"/>
         <w:b/>
         <w:bCs/>
         <w:color w:themeColor="background1" w:val="FFFFFF"/>
@@ -5518,6 +5870,7 @@
         <w:spacing w:after="0" w:before="0" w:line="240" w:lineRule="auto"/>
       </w:pPr>
       <w:rPr>
+        <w:rFonts w:eastAsia="黑体"/>
         <w:b/>
         <w:bCs/>
       </w:rPr>
@@ -5533,12 +5886,14 @@
     </w:tblStylePr>
     <w:tblStylePr w:type="firstCol">
       <w:rPr>
+        <w:rFonts w:eastAsia="黑体"/>
         <w:b/>
         <w:bCs/>
       </w:rPr>
     </w:tblStylePr>
     <w:tblStylePr w:type="lastCol">
       <w:rPr>
+        <w:rFonts w:eastAsia="黑体"/>
         <w:b/>
         <w:bCs/>
       </w:rPr>
@@ -5598,7 +5953,7 @@
         <w:spacing w:after="0" w:before="0" w:line="240" w:lineRule="auto"/>
       </w:pPr>
       <w:rPr>
-        <w:rFonts w:asciiTheme="majorHAnsi" w:cstheme="majorBidi" w:eastAsiaTheme="majorEastAsia" w:hAnsiTheme="majorHAnsi"/>
+        <w:rFonts w:asciiTheme="majorHAnsi" w:cstheme="majorBidi" w:hAnsiTheme="majorHAnsi" w:eastAsia="黑体"/>
         <w:b/>
         <w:bCs/>
       </w:rPr>
@@ -5619,7 +5974,7 @@
         <w:spacing w:after="0" w:before="0" w:line="240" w:lineRule="auto"/>
       </w:pPr>
       <w:rPr>
-        <w:rFonts w:asciiTheme="majorHAnsi" w:cstheme="majorBidi" w:eastAsiaTheme="majorEastAsia" w:hAnsiTheme="majorHAnsi"/>
+        <w:rFonts w:asciiTheme="majorHAnsi" w:cstheme="majorBidi" w:hAnsiTheme="majorHAnsi" w:eastAsia="黑体"/>
         <w:b/>
         <w:bCs/>
       </w:rPr>
@@ -5637,14 +5992,14 @@
     </w:tblStylePr>
     <w:tblStylePr w:type="firstCol">
       <w:rPr>
-        <w:rFonts w:asciiTheme="majorHAnsi" w:cstheme="majorBidi" w:eastAsiaTheme="majorEastAsia" w:hAnsiTheme="majorHAnsi"/>
+        <w:rFonts w:asciiTheme="majorHAnsi" w:cstheme="majorBidi" w:hAnsiTheme="majorHAnsi" w:eastAsia="黑体"/>
         <w:b/>
         <w:bCs/>
       </w:rPr>
     </w:tblStylePr>
     <w:tblStylePr w:type="lastCol">
       <w:rPr>
-        <w:rFonts w:asciiTheme="majorHAnsi" w:cstheme="majorBidi" w:eastAsiaTheme="majorEastAsia" w:hAnsiTheme="majorHAnsi"/>
+        <w:rFonts w:asciiTheme="majorHAnsi" w:cstheme="majorBidi" w:hAnsiTheme="majorHAnsi" w:eastAsia="黑体"/>
         <w:b/>
         <w:bCs/>
       </w:rPr>
@@ -5728,7 +6083,7 @@
         <w:spacing w:after="0" w:before="0" w:line="240" w:lineRule="auto"/>
       </w:pPr>
       <w:rPr>
-        <w:rFonts w:asciiTheme="majorHAnsi" w:cstheme="majorBidi" w:eastAsiaTheme="majorEastAsia" w:hAnsiTheme="majorHAnsi"/>
+        <w:rFonts w:asciiTheme="majorHAnsi" w:cstheme="majorBidi" w:hAnsiTheme="majorHAnsi" w:eastAsia="黑体"/>
         <w:b/>
         <w:bCs/>
       </w:rPr>
@@ -5749,7 +6104,7 @@
         <w:spacing w:after="0" w:before="0" w:line="240" w:lineRule="auto"/>
       </w:pPr>
       <w:rPr>
-        <w:rFonts w:asciiTheme="majorHAnsi" w:cstheme="majorBidi" w:eastAsiaTheme="majorEastAsia" w:hAnsiTheme="majorHAnsi"/>
+        <w:rFonts w:asciiTheme="majorHAnsi" w:cstheme="majorBidi" w:hAnsiTheme="majorHAnsi" w:eastAsia="黑体"/>
         <w:b/>
         <w:bCs/>
       </w:rPr>
@@ -5767,14 +6122,14 @@
     </w:tblStylePr>
     <w:tblStylePr w:type="firstCol">
       <w:rPr>
-        <w:rFonts w:asciiTheme="majorHAnsi" w:cstheme="majorBidi" w:eastAsiaTheme="majorEastAsia" w:hAnsiTheme="majorHAnsi"/>
+        <w:rFonts w:asciiTheme="majorHAnsi" w:cstheme="majorBidi" w:hAnsiTheme="majorHAnsi" w:eastAsia="黑体"/>
         <w:b/>
         <w:bCs/>
       </w:rPr>
     </w:tblStylePr>
     <w:tblStylePr w:type="lastCol">
       <w:rPr>
-        <w:rFonts w:asciiTheme="majorHAnsi" w:cstheme="majorBidi" w:eastAsiaTheme="majorEastAsia" w:hAnsiTheme="majorHAnsi"/>
+        <w:rFonts w:asciiTheme="majorHAnsi" w:cstheme="majorBidi" w:hAnsiTheme="majorHAnsi" w:eastAsia="黑体"/>
         <w:b/>
         <w:bCs/>
       </w:rPr>
@@ -5858,7 +6213,7 @@
         <w:spacing w:after="0" w:before="0" w:line="240" w:lineRule="auto"/>
       </w:pPr>
       <w:rPr>
-        <w:rFonts w:asciiTheme="majorHAnsi" w:cstheme="majorBidi" w:eastAsiaTheme="majorEastAsia" w:hAnsiTheme="majorHAnsi"/>
+        <w:rFonts w:asciiTheme="majorHAnsi" w:cstheme="majorBidi" w:hAnsiTheme="majorHAnsi" w:eastAsia="黑体"/>
         <w:b/>
         <w:bCs/>
       </w:rPr>
@@ -5879,7 +6234,7 @@
         <w:spacing w:after="0" w:before="0" w:line="240" w:lineRule="auto"/>
       </w:pPr>
       <w:rPr>
-        <w:rFonts w:asciiTheme="majorHAnsi" w:cstheme="majorBidi" w:eastAsiaTheme="majorEastAsia" w:hAnsiTheme="majorHAnsi"/>
+        <w:rFonts w:asciiTheme="majorHAnsi" w:cstheme="majorBidi" w:hAnsiTheme="majorHAnsi" w:eastAsia="黑体"/>
         <w:b/>
         <w:bCs/>
       </w:rPr>
@@ -5897,14 +6252,14 @@
     </w:tblStylePr>
     <w:tblStylePr w:type="firstCol">
       <w:rPr>
-        <w:rFonts w:asciiTheme="majorHAnsi" w:cstheme="majorBidi" w:eastAsiaTheme="majorEastAsia" w:hAnsiTheme="majorHAnsi"/>
+        <w:rFonts w:asciiTheme="majorHAnsi" w:cstheme="majorBidi" w:hAnsiTheme="majorHAnsi" w:eastAsia="黑体"/>
         <w:b/>
         <w:bCs/>
       </w:rPr>
     </w:tblStylePr>
     <w:tblStylePr w:type="lastCol">
       <w:rPr>
-        <w:rFonts w:asciiTheme="majorHAnsi" w:cstheme="majorBidi" w:eastAsiaTheme="majorEastAsia" w:hAnsiTheme="majorHAnsi"/>
+        <w:rFonts w:asciiTheme="majorHAnsi" w:cstheme="majorBidi" w:hAnsiTheme="majorHAnsi" w:eastAsia="黑体"/>
         <w:b/>
         <w:bCs/>
       </w:rPr>
@@ -5988,7 +6343,7 @@
         <w:spacing w:after="0" w:before="0" w:line="240" w:lineRule="auto"/>
       </w:pPr>
       <w:rPr>
-        <w:rFonts w:asciiTheme="majorHAnsi" w:cstheme="majorBidi" w:eastAsiaTheme="majorEastAsia" w:hAnsiTheme="majorHAnsi"/>
+        <w:rFonts w:asciiTheme="majorHAnsi" w:cstheme="majorBidi" w:hAnsiTheme="majorHAnsi" w:eastAsia="黑体"/>
         <w:b/>
         <w:bCs/>
       </w:rPr>
@@ -6009,7 +6364,7 @@
         <w:spacing w:after="0" w:before="0" w:line="240" w:lineRule="auto"/>
       </w:pPr>
       <w:rPr>
-        <w:rFonts w:asciiTheme="majorHAnsi" w:cstheme="majorBidi" w:eastAsiaTheme="majorEastAsia" w:hAnsiTheme="majorHAnsi"/>
+        <w:rFonts w:asciiTheme="majorHAnsi" w:cstheme="majorBidi" w:hAnsiTheme="majorHAnsi" w:eastAsia="黑体"/>
         <w:b/>
         <w:bCs/>
       </w:rPr>
@@ -6027,14 +6382,14 @@
     </w:tblStylePr>
     <w:tblStylePr w:type="firstCol">
       <w:rPr>
-        <w:rFonts w:asciiTheme="majorHAnsi" w:cstheme="majorBidi" w:eastAsiaTheme="majorEastAsia" w:hAnsiTheme="majorHAnsi"/>
+        <w:rFonts w:asciiTheme="majorHAnsi" w:cstheme="majorBidi" w:hAnsiTheme="majorHAnsi" w:eastAsia="黑体"/>
         <w:b/>
         <w:bCs/>
       </w:rPr>
     </w:tblStylePr>
     <w:tblStylePr w:type="lastCol">
       <w:rPr>
-        <w:rFonts w:asciiTheme="majorHAnsi" w:cstheme="majorBidi" w:eastAsiaTheme="majorEastAsia" w:hAnsiTheme="majorHAnsi"/>
+        <w:rFonts w:asciiTheme="majorHAnsi" w:cstheme="majorBidi" w:hAnsiTheme="majorHAnsi" w:eastAsia="黑体"/>
         <w:b/>
         <w:bCs/>
       </w:rPr>
@@ -6118,7 +6473,7 @@
         <w:spacing w:after="0" w:before="0" w:line="240" w:lineRule="auto"/>
       </w:pPr>
       <w:rPr>
-        <w:rFonts w:asciiTheme="majorHAnsi" w:cstheme="majorBidi" w:eastAsiaTheme="majorEastAsia" w:hAnsiTheme="majorHAnsi"/>
+        <w:rFonts w:asciiTheme="majorHAnsi" w:cstheme="majorBidi" w:hAnsiTheme="majorHAnsi" w:eastAsia="黑体"/>
         <w:b/>
         <w:bCs/>
       </w:rPr>
@@ -6139,7 +6494,7 @@
         <w:spacing w:after="0" w:before="0" w:line="240" w:lineRule="auto"/>
       </w:pPr>
       <w:rPr>
-        <w:rFonts w:asciiTheme="majorHAnsi" w:cstheme="majorBidi" w:eastAsiaTheme="majorEastAsia" w:hAnsiTheme="majorHAnsi"/>
+        <w:rFonts w:asciiTheme="majorHAnsi" w:cstheme="majorBidi" w:hAnsiTheme="majorHAnsi" w:eastAsia="黑体"/>
         <w:b/>
         <w:bCs/>
       </w:rPr>
@@ -6157,14 +6512,14 @@
     </w:tblStylePr>
     <w:tblStylePr w:type="firstCol">
       <w:rPr>
-        <w:rFonts w:asciiTheme="majorHAnsi" w:cstheme="majorBidi" w:eastAsiaTheme="majorEastAsia" w:hAnsiTheme="majorHAnsi"/>
+        <w:rFonts w:asciiTheme="majorHAnsi" w:cstheme="majorBidi" w:hAnsiTheme="majorHAnsi" w:eastAsia="黑体"/>
         <w:b/>
         <w:bCs/>
       </w:rPr>
     </w:tblStylePr>
     <w:tblStylePr w:type="lastCol">
       <w:rPr>
-        <w:rFonts w:asciiTheme="majorHAnsi" w:cstheme="majorBidi" w:eastAsiaTheme="majorEastAsia" w:hAnsiTheme="majorHAnsi"/>
+        <w:rFonts w:asciiTheme="majorHAnsi" w:cstheme="majorBidi" w:hAnsiTheme="majorHAnsi" w:eastAsia="黑体"/>
         <w:b/>
         <w:bCs/>
       </w:rPr>
@@ -6248,7 +6603,7 @@
         <w:spacing w:after="0" w:before="0" w:line="240" w:lineRule="auto"/>
       </w:pPr>
       <w:rPr>
-        <w:rFonts w:asciiTheme="majorHAnsi" w:cstheme="majorBidi" w:eastAsiaTheme="majorEastAsia" w:hAnsiTheme="majorHAnsi"/>
+        <w:rFonts w:asciiTheme="majorHAnsi" w:cstheme="majorBidi" w:hAnsiTheme="majorHAnsi" w:eastAsia="黑体"/>
         <w:b/>
         <w:bCs/>
       </w:rPr>
@@ -6269,7 +6624,7 @@
         <w:spacing w:after="0" w:before="0" w:line="240" w:lineRule="auto"/>
       </w:pPr>
       <w:rPr>
-        <w:rFonts w:asciiTheme="majorHAnsi" w:cstheme="majorBidi" w:eastAsiaTheme="majorEastAsia" w:hAnsiTheme="majorHAnsi"/>
+        <w:rFonts w:asciiTheme="majorHAnsi" w:cstheme="majorBidi" w:hAnsiTheme="majorHAnsi" w:eastAsia="黑体"/>
         <w:b/>
         <w:bCs/>
       </w:rPr>
@@ -6287,14 +6642,14 @@
     </w:tblStylePr>
     <w:tblStylePr w:type="firstCol">
       <w:rPr>
-        <w:rFonts w:asciiTheme="majorHAnsi" w:cstheme="majorBidi" w:eastAsiaTheme="majorEastAsia" w:hAnsiTheme="majorHAnsi"/>
+        <w:rFonts w:asciiTheme="majorHAnsi" w:cstheme="majorBidi" w:hAnsiTheme="majorHAnsi" w:eastAsia="黑体"/>
         <w:b/>
         <w:bCs/>
       </w:rPr>
     </w:tblStylePr>
     <w:tblStylePr w:type="lastCol">
       <w:rPr>
-        <w:rFonts w:asciiTheme="majorHAnsi" w:cstheme="majorBidi" w:eastAsiaTheme="majorEastAsia" w:hAnsiTheme="majorHAnsi"/>
+        <w:rFonts w:asciiTheme="majorHAnsi" w:cstheme="majorBidi" w:hAnsiTheme="majorHAnsi" w:eastAsia="黑体"/>
         <w:b/>
         <w:bCs/>
       </w:rPr>
@@ -6378,7 +6733,7 @@
         <w:spacing w:after="0" w:before="0" w:line="240" w:lineRule="auto"/>
       </w:pPr>
       <w:rPr>
-        <w:rFonts w:asciiTheme="majorHAnsi" w:cstheme="majorBidi" w:eastAsiaTheme="majorEastAsia" w:hAnsiTheme="majorHAnsi"/>
+        <w:rFonts w:asciiTheme="majorHAnsi" w:cstheme="majorBidi" w:hAnsiTheme="majorHAnsi" w:eastAsia="黑体"/>
         <w:b/>
         <w:bCs/>
       </w:rPr>
@@ -6399,7 +6754,7 @@
         <w:spacing w:after="0" w:before="0" w:line="240" w:lineRule="auto"/>
       </w:pPr>
       <w:rPr>
-        <w:rFonts w:asciiTheme="majorHAnsi" w:cstheme="majorBidi" w:eastAsiaTheme="majorEastAsia" w:hAnsiTheme="majorHAnsi"/>
+        <w:rFonts w:asciiTheme="majorHAnsi" w:cstheme="majorBidi" w:hAnsiTheme="majorHAnsi" w:eastAsia="黑体"/>
         <w:b/>
         <w:bCs/>
       </w:rPr>
@@ -6417,14 +6772,14 @@
     </w:tblStylePr>
     <w:tblStylePr w:type="firstCol">
       <w:rPr>
-        <w:rFonts w:asciiTheme="majorHAnsi" w:cstheme="majorBidi" w:eastAsiaTheme="majorEastAsia" w:hAnsiTheme="majorHAnsi"/>
+        <w:rFonts w:asciiTheme="majorHAnsi" w:cstheme="majorBidi" w:hAnsiTheme="majorHAnsi" w:eastAsia="黑体"/>
         <w:b/>
         <w:bCs/>
       </w:rPr>
     </w:tblStylePr>
     <w:tblStylePr w:type="lastCol">
       <w:rPr>
-        <w:rFonts w:asciiTheme="majorHAnsi" w:cstheme="majorBidi" w:eastAsiaTheme="majorEastAsia" w:hAnsiTheme="majorHAnsi"/>
+        <w:rFonts w:asciiTheme="majorHAnsi" w:cstheme="majorBidi" w:hAnsiTheme="majorHAnsi" w:eastAsia="黑体"/>
         <w:b/>
         <w:bCs/>
       </w:rPr>
@@ -6507,6 +6862,7 @@
         <w:spacing w:after="0" w:before="0" w:line="240" w:lineRule="auto"/>
       </w:pPr>
       <w:rPr>
+        <w:rFonts w:eastAsia="黑体"/>
         <w:b/>
         <w:bCs/>
         <w:color w:themeColor="background1" w:val="FFFFFF"/>
@@ -6529,6 +6885,7 @@
         <w:spacing w:after="0" w:before="0" w:line="240" w:lineRule="auto"/>
       </w:pPr>
       <w:rPr>
+        <w:rFonts w:eastAsia="黑体"/>
         <w:b/>
         <w:bCs/>
       </w:rPr>
@@ -6546,12 +6903,14 @@
     </w:tblStylePr>
     <w:tblStylePr w:type="firstCol">
       <w:rPr>
+        <w:rFonts w:eastAsia="黑体"/>
         <w:b/>
         <w:bCs/>
       </w:rPr>
     </w:tblStylePr>
     <w:tblStylePr w:type="lastCol">
       <w:rPr>
+        <w:rFonts w:eastAsia="黑体"/>
         <w:b/>
         <w:bCs/>
       </w:rPr>
@@ -6613,6 +6972,7 @@
         <w:spacing w:after="0" w:before="0" w:line="240" w:lineRule="auto"/>
       </w:pPr>
       <w:rPr>
+        <w:rFonts w:eastAsia="黑体"/>
         <w:b/>
         <w:bCs/>
         <w:color w:themeColor="background1" w:val="FFFFFF"/>
@@ -6635,6 +6995,7 @@
         <w:spacing w:after="0" w:before="0" w:line="240" w:lineRule="auto"/>
       </w:pPr>
       <w:rPr>
+        <w:rFonts w:eastAsia="黑体"/>
         <w:b/>
         <w:bCs/>
       </w:rPr>
@@ -6652,12 +7013,14 @@
     </w:tblStylePr>
     <w:tblStylePr w:type="firstCol">
       <w:rPr>
+        <w:rFonts w:eastAsia="黑体"/>
         <w:b/>
         <w:bCs/>
       </w:rPr>
     </w:tblStylePr>
     <w:tblStylePr w:type="lastCol">
       <w:rPr>
+        <w:rFonts w:eastAsia="黑体"/>
         <w:b/>
         <w:bCs/>
       </w:rPr>
@@ -6719,6 +7082,7 @@
         <w:spacing w:after="0" w:before="0" w:line="240" w:lineRule="auto"/>
       </w:pPr>
       <w:rPr>
+        <w:rFonts w:eastAsia="黑体"/>
         <w:b/>
         <w:bCs/>
         <w:color w:themeColor="background1" w:val="FFFFFF"/>
@@ -6741,6 +7105,7 @@
         <w:spacing w:after="0" w:before="0" w:line="240" w:lineRule="auto"/>
       </w:pPr>
       <w:rPr>
+        <w:rFonts w:eastAsia="黑体"/>
         <w:b/>
         <w:bCs/>
       </w:rPr>
@@ -6758,12 +7123,14 @@
     </w:tblStylePr>
     <w:tblStylePr w:type="firstCol">
       <w:rPr>
+        <w:rFonts w:eastAsia="黑体"/>
         <w:b/>
         <w:bCs/>
       </w:rPr>
     </w:tblStylePr>
     <w:tblStylePr w:type="lastCol">
       <w:rPr>
+        <w:rFonts w:eastAsia="黑体"/>
         <w:b/>
         <w:bCs/>
       </w:rPr>
@@ -6825,6 +7192,7 @@
         <w:spacing w:after="0" w:before="0" w:line="240" w:lineRule="auto"/>
       </w:pPr>
       <w:rPr>
+        <w:rFonts w:eastAsia="黑体"/>
         <w:b/>
         <w:bCs/>
         <w:color w:themeColor="background1" w:val="FFFFFF"/>
@@ -6847,6 +7215,7 @@
         <w:spacing w:after="0" w:before="0" w:line="240" w:lineRule="auto"/>
       </w:pPr>
       <w:rPr>
+        <w:rFonts w:eastAsia="黑体"/>
         <w:b/>
         <w:bCs/>
       </w:rPr>
@@ -6864,12 +7233,14 @@
     </w:tblStylePr>
     <w:tblStylePr w:type="firstCol">
       <w:rPr>
+        <w:rFonts w:eastAsia="黑体"/>
         <w:b/>
         <w:bCs/>
       </w:rPr>
     </w:tblStylePr>
     <w:tblStylePr w:type="lastCol">
       <w:rPr>
+        <w:rFonts w:eastAsia="黑体"/>
         <w:b/>
         <w:bCs/>
       </w:rPr>
@@ -6931,6 +7302,7 @@
         <w:spacing w:after="0" w:before="0" w:line="240" w:lineRule="auto"/>
       </w:pPr>
       <w:rPr>
+        <w:rFonts w:eastAsia="黑体"/>
         <w:b/>
         <w:bCs/>
         <w:color w:themeColor="background1" w:val="FFFFFF"/>
@@ -6953,6 +7325,7 @@
         <w:spacing w:after="0" w:before="0" w:line="240" w:lineRule="auto"/>
       </w:pPr>
       <w:rPr>
+        <w:rFonts w:eastAsia="黑体"/>
         <w:b/>
         <w:bCs/>
       </w:rPr>
@@ -6970,12 +7343,14 @@
     </w:tblStylePr>
     <w:tblStylePr w:type="firstCol">
       <w:rPr>
+        <w:rFonts w:eastAsia="黑体"/>
         <w:b/>
         <w:bCs/>
       </w:rPr>
     </w:tblStylePr>
     <w:tblStylePr w:type="lastCol">
       <w:rPr>
+        <w:rFonts w:eastAsia="黑体"/>
         <w:b/>
         <w:bCs/>
       </w:rPr>
@@ -7037,6 +7412,7 @@
         <w:spacing w:after="0" w:before="0" w:line="240" w:lineRule="auto"/>
       </w:pPr>
       <w:rPr>
+        <w:rFonts w:eastAsia="黑体"/>
         <w:b/>
         <w:bCs/>
         <w:color w:themeColor="background1" w:val="FFFFFF"/>
@@ -7059,6 +7435,7 @@
         <w:spacing w:after="0" w:before="0" w:line="240" w:lineRule="auto"/>
       </w:pPr>
       <w:rPr>
+        <w:rFonts w:eastAsia="黑体"/>
         <w:b/>
         <w:bCs/>
       </w:rPr>
@@ -7076,12 +7453,14 @@
     </w:tblStylePr>
     <w:tblStylePr w:type="firstCol">
       <w:rPr>
+        <w:rFonts w:eastAsia="黑体"/>
         <w:b/>
         <w:bCs/>
       </w:rPr>
     </w:tblStylePr>
     <w:tblStylePr w:type="lastCol">
       <w:rPr>
+        <w:rFonts w:eastAsia="黑体"/>
         <w:b/>
         <w:bCs/>
       </w:rPr>
@@ -7143,6 +7522,7 @@
         <w:spacing w:after="0" w:before="0" w:line="240" w:lineRule="auto"/>
       </w:pPr>
       <w:rPr>
+        <w:rFonts w:eastAsia="黑体"/>
         <w:b/>
         <w:bCs/>
         <w:color w:themeColor="background1" w:val="FFFFFF"/>
@@ -7165,6 +7545,7 @@
         <w:spacing w:after="0" w:before="0" w:line="240" w:lineRule="auto"/>
       </w:pPr>
       <w:rPr>
+        <w:rFonts w:eastAsia="黑体"/>
         <w:b/>
         <w:bCs/>
       </w:rPr>
@@ -7182,12 +7563,14 @@
     </w:tblStylePr>
     <w:tblStylePr w:type="firstCol">
       <w:rPr>
+        <w:rFonts w:eastAsia="黑体"/>
         <w:b/>
         <w:bCs/>
       </w:rPr>
     </w:tblStylePr>
     <w:tblStylePr w:type="lastCol">
       <w:rPr>
+        <w:rFonts w:eastAsia="黑体"/>
         <w:b/>
         <w:bCs/>
       </w:rPr>
@@ -7246,6 +7629,7 @@
         <w:spacing w:after="0" w:before="0" w:line="240" w:lineRule="auto"/>
       </w:pPr>
       <w:rPr>
+        <w:rFonts w:eastAsia="黑体"/>
         <w:b/>
         <w:bCs/>
         <w:color w:themeColor="background1" w:val="FFFFFF"/>
@@ -7268,6 +7652,7 @@
         <w:spacing w:after="0" w:before="0" w:line="240" w:lineRule="auto"/>
       </w:pPr>
       <w:rPr>
+        <w:rFonts w:eastAsia="黑体"/>
         <w:color w:val="auto"/>
       </w:rPr>
       <w:tblPr/>
@@ -7285,6 +7670,7 @@
     </w:tblStylePr>
     <w:tblStylePr w:type="firstCol">
       <w:rPr>
+        <w:rFonts w:eastAsia="黑体"/>
         <w:b/>
         <w:bCs/>
         <w:color w:themeColor="background1" w:val="FFFFFF"/>
@@ -7304,6 +7690,7 @@
     </w:tblStylePr>
     <w:tblStylePr w:type="lastCol">
       <w:rPr>
+        <w:rFonts w:eastAsia="黑体"/>
         <w:b/>
         <w:bCs/>
         <w:color w:themeColor="background1" w:val="FFFFFF"/>
@@ -7352,6 +7739,7 @@
     </w:tblStylePr>
     <w:tblStylePr w:type="nwCell">
       <w:rPr>
+        <w:rFonts w:eastAsia="黑体"/>
         <w:color w:themeColor="background1" w:val="FFFFFF"/>
       </w:rPr>
       <w:tblPr/>
@@ -7395,6 +7783,7 @@
         <w:spacing w:after="0" w:before="0" w:line="240" w:lineRule="auto"/>
       </w:pPr>
       <w:rPr>
+        <w:rFonts w:eastAsia="黑体"/>
         <w:b/>
         <w:bCs/>
         <w:color w:themeColor="background1" w:val="FFFFFF"/>
@@ -7417,6 +7806,7 @@
         <w:spacing w:after="0" w:before="0" w:line="240" w:lineRule="auto"/>
       </w:pPr>
       <w:rPr>
+        <w:rFonts w:eastAsia="黑体"/>
         <w:color w:val="auto"/>
       </w:rPr>
       <w:tblPr/>
@@ -7434,6 +7824,7 @@
     </w:tblStylePr>
     <w:tblStylePr w:type="firstCol">
       <w:rPr>
+        <w:rFonts w:eastAsia="黑体"/>
         <w:b/>
         <w:bCs/>
         <w:color w:themeColor="background1" w:val="FFFFFF"/>
@@ -7453,6 +7844,7 @@
     </w:tblStylePr>
     <w:tblStylePr w:type="lastCol">
       <w:rPr>
+        <w:rFonts w:eastAsia="黑体"/>
         <w:b/>
         <w:bCs/>
         <w:color w:themeColor="background1" w:val="FFFFFF"/>
@@ -7501,6 +7893,7 @@
     </w:tblStylePr>
     <w:tblStylePr w:type="nwCell">
       <w:rPr>
+        <w:rFonts w:eastAsia="黑体"/>
         <w:color w:themeColor="background1" w:val="FFFFFF"/>
       </w:rPr>
       <w:tblPr/>
@@ -7544,6 +7937,7 @@
         <w:spacing w:after="0" w:before="0" w:line="240" w:lineRule="auto"/>
       </w:pPr>
       <w:rPr>
+        <w:rFonts w:eastAsia="黑体"/>
         <w:b/>
         <w:bCs/>
         <w:color w:themeColor="background1" w:val="FFFFFF"/>
@@ -7566,6 +7960,7 @@
         <w:spacing w:after="0" w:before="0" w:line="240" w:lineRule="auto"/>
       </w:pPr>
       <w:rPr>
+        <w:rFonts w:eastAsia="黑体"/>
         <w:color w:val="auto"/>
       </w:rPr>
       <w:tblPr/>
@@ -7583,6 +7978,7 @@
     </w:tblStylePr>
     <w:tblStylePr w:type="firstCol">
       <w:rPr>
+        <w:rFonts w:eastAsia="黑体"/>
         <w:b/>
         <w:bCs/>
         <w:color w:themeColor="background1" w:val="FFFFFF"/>
@@ -7602,6 +7998,7 @@
     </w:tblStylePr>
     <w:tblStylePr w:type="lastCol">
       <w:rPr>
+        <w:rFonts w:eastAsia="黑体"/>
         <w:b/>
         <w:bCs/>
         <w:color w:themeColor="background1" w:val="FFFFFF"/>
@@ -7650,6 +8047,7 @@
     </w:tblStylePr>
     <w:tblStylePr w:type="nwCell">
       <w:rPr>
+        <w:rFonts w:eastAsia="黑体"/>
         <w:color w:themeColor="background1" w:val="FFFFFF"/>
       </w:rPr>
       <w:tblPr/>
@@ -7693,6 +8091,7 @@
         <w:spacing w:after="0" w:before="0" w:line="240" w:lineRule="auto"/>
       </w:pPr>
       <w:rPr>
+        <w:rFonts w:eastAsia="黑体"/>
         <w:b/>
         <w:bCs/>
         <w:color w:themeColor="background1" w:val="FFFFFF"/>
@@ -7715,6 +8114,7 @@
         <w:spacing w:after="0" w:before="0" w:line="240" w:lineRule="auto"/>
       </w:pPr>
       <w:rPr>
+        <w:rFonts w:eastAsia="黑体"/>
         <w:color w:val="auto"/>
       </w:rPr>
       <w:tblPr/>
@@ -7732,6 +8132,7 @@
     </w:tblStylePr>
     <w:tblStylePr w:type="firstCol">
       <w:rPr>
+        <w:rFonts w:eastAsia="黑体"/>
         <w:b/>
         <w:bCs/>
         <w:color w:themeColor="background1" w:val="FFFFFF"/>
@@ -7751,6 +8152,7 @@
     </w:tblStylePr>
     <w:tblStylePr w:type="lastCol">
       <w:rPr>
+        <w:rFonts w:eastAsia="黑体"/>
         <w:b/>
         <w:bCs/>
         <w:color w:themeColor="background1" w:val="FFFFFF"/>
@@ -7799,6 +8201,7 @@
     </w:tblStylePr>
     <w:tblStylePr w:type="nwCell">
       <w:rPr>
+        <w:rFonts w:eastAsia="黑体"/>
         <w:color w:themeColor="background1" w:val="FFFFFF"/>
       </w:rPr>
       <w:tblPr/>
@@ -7842,6 +8245,7 @@
         <w:spacing w:after="0" w:before="0" w:line="240" w:lineRule="auto"/>
       </w:pPr>
       <w:rPr>
+        <w:rFonts w:eastAsia="黑体"/>
         <w:b/>
         <w:bCs/>
         <w:color w:themeColor="background1" w:val="FFFFFF"/>
@@ -7864,6 +8268,7 @@
         <w:spacing w:after="0" w:before="0" w:line="240" w:lineRule="auto"/>
       </w:pPr>
       <w:rPr>
+        <w:rFonts w:eastAsia="黑体"/>
         <w:color w:val="auto"/>
       </w:rPr>
       <w:tblPr/>
@@ -7881,6 +8286,7 @@
     </w:tblStylePr>
     <w:tblStylePr w:type="firstCol">
       <w:rPr>
+        <w:rFonts w:eastAsia="黑体"/>
         <w:b/>
         <w:bCs/>
         <w:color w:themeColor="background1" w:val="FFFFFF"/>
@@ -7900,6 +8306,7 @@
     </w:tblStylePr>
     <w:tblStylePr w:type="lastCol">
       <w:rPr>
+        <w:rFonts w:eastAsia="黑体"/>
         <w:b/>
         <w:bCs/>
         <w:color w:themeColor="background1" w:val="FFFFFF"/>
@@ -7948,6 +8355,7 @@
     </w:tblStylePr>
     <w:tblStylePr w:type="nwCell">
       <w:rPr>
+        <w:rFonts w:eastAsia="黑体"/>
         <w:color w:themeColor="background1" w:val="FFFFFF"/>
       </w:rPr>
       <w:tblPr/>
@@ -7991,6 +8399,7 @@
         <w:spacing w:after="0" w:before="0" w:line="240" w:lineRule="auto"/>
       </w:pPr>
       <w:rPr>
+        <w:rFonts w:eastAsia="黑体"/>
         <w:b/>
         <w:bCs/>
         <w:color w:themeColor="background1" w:val="FFFFFF"/>
@@ -8013,6 +8422,7 @@
         <w:spacing w:after="0" w:before="0" w:line="240" w:lineRule="auto"/>
       </w:pPr>
       <w:rPr>
+        <w:rFonts w:eastAsia="黑体"/>
         <w:color w:val="auto"/>
       </w:rPr>
       <w:tblPr/>
@@ -8030,6 +8440,7 @@
     </w:tblStylePr>
     <w:tblStylePr w:type="firstCol">
       <w:rPr>
+        <w:rFonts w:eastAsia="黑体"/>
         <w:b/>
         <w:bCs/>
         <w:color w:themeColor="background1" w:val="FFFFFF"/>
@@ -8049,6 +8460,7 @@
     </w:tblStylePr>
     <w:tblStylePr w:type="lastCol">
       <w:rPr>
+        <w:rFonts w:eastAsia="黑体"/>
         <w:b/>
         <w:bCs/>
         <w:color w:themeColor="background1" w:val="FFFFFF"/>
@@ -8097,6 +8509,7 @@
     </w:tblStylePr>
     <w:tblStylePr w:type="nwCell">
       <w:rPr>
+        <w:rFonts w:eastAsia="黑体"/>
         <w:color w:themeColor="background1" w:val="FFFFFF"/>
       </w:rPr>
       <w:tblPr/>
@@ -8140,6 +8553,7 @@
         <w:spacing w:after="0" w:before="0" w:line="240" w:lineRule="auto"/>
       </w:pPr>
       <w:rPr>
+        <w:rFonts w:eastAsia="黑体"/>
         <w:b/>
         <w:bCs/>
         <w:color w:themeColor="background1" w:val="FFFFFF"/>
@@ -8162,6 +8576,7 @@
         <w:spacing w:after="0" w:before="0" w:line="240" w:lineRule="auto"/>
       </w:pPr>
       <w:rPr>
+        <w:rFonts w:eastAsia="黑体"/>
         <w:color w:val="auto"/>
       </w:rPr>
       <w:tblPr/>
@@ -8179,6 +8594,7 @@
     </w:tblStylePr>
     <w:tblStylePr w:type="firstCol">
       <w:rPr>
+        <w:rFonts w:eastAsia="黑体"/>
         <w:b/>
         <w:bCs/>
         <w:color w:themeColor="background1" w:val="FFFFFF"/>
@@ -8198,6 +8614,7 @@
     </w:tblStylePr>
     <w:tblStylePr w:type="lastCol">
       <w:rPr>
+        <w:rFonts w:eastAsia="黑体"/>
         <w:b/>
         <w:bCs/>
         <w:color w:themeColor="background1" w:val="FFFFFF"/>
@@ -8246,6 +8663,7 @@
     </w:tblStylePr>
     <w:tblStylePr w:type="nwCell">
       <w:rPr>
+        <w:rFonts w:eastAsia="黑体"/>
         <w:color w:themeColor="background1" w:val="FFFFFF"/>
       </w:rPr>
       <w:tblPr/>
@@ -8270,6 +8688,7 @@
       <w:spacing w:after="0" w:line="240" w:lineRule="auto"/>
     </w:pPr>
     <w:rPr>
+      <w:rFonts w:eastAsia="黑体"/>
       <w:color w:themeColor="text1" w:val="000000"/>
     </w:rPr>
     <w:tblPr>
@@ -8289,7 +8708,7 @@
     </w:tblPr>
     <w:tblStylePr w:type="firstRow">
       <w:rPr>
-        <w:rFonts w:asciiTheme="majorHAnsi" w:cstheme="majorBidi" w:eastAsiaTheme="majorEastAsia" w:hAnsiTheme="majorHAnsi"/>
+        <w:rFonts w:asciiTheme="majorHAnsi" w:cstheme="majorBidi" w:hAnsiTheme="majorHAnsi" w:eastAsia="黑体"/>
       </w:rPr>
       <w:tblPr/>
       <w:tcPr>
@@ -8301,6 +8720,7 @@
     </w:tblStylePr>
     <w:tblStylePr w:type="lastRow">
       <w:rPr>
+        <w:rFonts w:eastAsia="黑体"/>
         <w:b/>
         <w:bCs/>
         <w:color w:themeColor="text2" w:val="1F497D"/>
@@ -8315,12 +8735,14 @@
     </w:tblStylePr>
     <w:tblStylePr w:type="firstCol">
       <w:rPr>
+        <w:rFonts w:eastAsia="黑体"/>
         <w:b/>
         <w:bCs/>
       </w:rPr>
     </w:tblStylePr>
     <w:tblStylePr w:type="lastCol">
       <w:rPr>
+        <w:rFonts w:eastAsia="黑体"/>
         <w:b/>
         <w:bCs/>
       </w:rPr>
@@ -8354,6 +8776,7 @@
       <w:spacing w:after="0" w:line="240" w:lineRule="auto"/>
     </w:pPr>
     <w:rPr>
+      <w:rFonts w:eastAsia="黑体"/>
       <w:color w:themeColor="text1" w:val="000000"/>
     </w:rPr>
     <w:tblPr>
@@ -8373,7 +8796,7 @@
     </w:tblPr>
     <w:tblStylePr w:type="firstRow">
       <w:rPr>
-        <w:rFonts w:asciiTheme="majorHAnsi" w:cstheme="majorBidi" w:eastAsiaTheme="majorEastAsia" w:hAnsiTheme="majorHAnsi"/>
+        <w:rFonts w:asciiTheme="majorHAnsi" w:cstheme="majorBidi" w:hAnsiTheme="majorHAnsi" w:eastAsia="黑体"/>
       </w:rPr>
       <w:tblPr/>
       <w:tcPr>
@@ -8385,6 +8808,7 @@
     </w:tblStylePr>
     <w:tblStylePr w:type="lastRow">
       <w:rPr>
+        <w:rFonts w:eastAsia="黑体"/>
         <w:b/>
         <w:bCs/>
         <w:color w:themeColor="text2" w:val="1F497D"/>
@@ -8399,12 +8823,14 @@
     </w:tblStylePr>
     <w:tblStylePr w:type="firstCol">
       <w:rPr>
+        <w:rFonts w:eastAsia="黑体"/>
         <w:b/>
         <w:bCs/>
       </w:rPr>
     </w:tblStylePr>
     <w:tblStylePr w:type="lastCol">
       <w:rPr>
+        <w:rFonts w:eastAsia="黑体"/>
         <w:b/>
         <w:bCs/>
       </w:rPr>
@@ -8438,6 +8864,7 @@
       <w:spacing w:after="0" w:line="240" w:lineRule="auto"/>
     </w:pPr>
     <w:rPr>
+      <w:rFonts w:eastAsia="黑体"/>
       <w:color w:themeColor="text1" w:val="000000"/>
     </w:rPr>
     <w:tblPr>
@@ -8457,7 +8884,7 @@
     </w:tblPr>
     <w:tblStylePr w:type="firstRow">
       <w:rPr>
-        <w:rFonts w:asciiTheme="majorHAnsi" w:cstheme="majorBidi" w:eastAsiaTheme="majorEastAsia" w:hAnsiTheme="majorHAnsi"/>
+        <w:rFonts w:asciiTheme="majorHAnsi" w:cstheme="majorBidi" w:hAnsiTheme="majorHAnsi" w:eastAsia="黑体"/>
       </w:rPr>
       <w:tblPr/>
       <w:tcPr>
@@ -8469,6 +8896,7 @@
     </w:tblStylePr>
     <w:tblStylePr w:type="lastRow">
       <w:rPr>
+        <w:rFonts w:eastAsia="黑体"/>
         <w:b/>
         <w:bCs/>
         <w:color w:themeColor="text2" w:val="1F497D"/>
@@ -8483,12 +8911,14 @@
     </w:tblStylePr>
     <w:tblStylePr w:type="firstCol">
       <w:rPr>
+        <w:rFonts w:eastAsia="黑体"/>
         <w:b/>
         <w:bCs/>
       </w:rPr>
     </w:tblStylePr>
     <w:tblStylePr w:type="lastCol">
       <w:rPr>
+        <w:rFonts w:eastAsia="黑体"/>
         <w:b/>
         <w:bCs/>
       </w:rPr>
@@ -8522,6 +8952,7 @@
       <w:spacing w:after="0" w:line="240" w:lineRule="auto"/>
     </w:pPr>
     <w:rPr>
+      <w:rFonts w:eastAsia="黑体"/>
       <w:color w:themeColor="text1" w:val="000000"/>
     </w:rPr>
     <w:tblPr>
@@ -8541,7 +8972,7 @@
     </w:tblPr>
     <w:tblStylePr w:type="firstRow">
       <w:rPr>
-        <w:rFonts w:asciiTheme="majorHAnsi" w:cstheme="majorBidi" w:eastAsiaTheme="majorEastAsia" w:hAnsiTheme="majorHAnsi"/>
+        <w:rFonts w:asciiTheme="majorHAnsi" w:cstheme="majorBidi" w:hAnsiTheme="majorHAnsi" w:eastAsia="黑体"/>
       </w:rPr>
       <w:tblPr/>
       <w:tcPr>
@@ -8553,6 +8984,7 @@
     </w:tblStylePr>
     <w:tblStylePr w:type="lastRow">
       <w:rPr>
+        <w:rFonts w:eastAsia="黑体"/>
         <w:b/>
         <w:bCs/>
         <w:color w:themeColor="text2" w:val="1F497D"/>
@@ -8567,12 +8999,14 @@
     </w:tblStylePr>
     <w:tblStylePr w:type="firstCol">
       <w:rPr>
+        <w:rFonts w:eastAsia="黑体"/>
         <w:b/>
         <w:bCs/>
       </w:rPr>
     </w:tblStylePr>
     <w:tblStylePr w:type="lastCol">
       <w:rPr>
+        <w:rFonts w:eastAsia="黑体"/>
         <w:b/>
         <w:bCs/>
       </w:rPr>
@@ -8606,6 +9040,7 @@
       <w:spacing w:after="0" w:line="240" w:lineRule="auto"/>
     </w:pPr>
     <w:rPr>
+      <w:rFonts w:eastAsia="黑体"/>
       <w:color w:themeColor="text1" w:val="000000"/>
     </w:rPr>
     <w:tblPr>
@@ -8625,7 +9060,7 @@
     </w:tblPr>
     <w:tblStylePr w:type="firstRow">
       <w:rPr>
-        <w:rFonts w:asciiTheme="majorHAnsi" w:cstheme="majorBidi" w:eastAsiaTheme="majorEastAsia" w:hAnsiTheme="majorHAnsi"/>
+        <w:rFonts w:asciiTheme="majorHAnsi" w:cstheme="majorBidi" w:hAnsiTheme="majorHAnsi" w:eastAsia="黑体"/>
       </w:rPr>
       <w:tblPr/>
       <w:tcPr>
@@ -8637,6 +9072,7 @@
     </w:tblStylePr>
     <w:tblStylePr w:type="lastRow">
       <w:rPr>
+        <w:rFonts w:eastAsia="黑体"/>
         <w:b/>
         <w:bCs/>
         <w:color w:themeColor="text2" w:val="1F497D"/>
@@ -8651,12 +9087,14 @@
     </w:tblStylePr>
     <w:tblStylePr w:type="firstCol">
       <w:rPr>
+        <w:rFonts w:eastAsia="黑体"/>
         <w:b/>
         <w:bCs/>
       </w:rPr>
     </w:tblStylePr>
     <w:tblStylePr w:type="lastCol">
       <w:rPr>
+        <w:rFonts w:eastAsia="黑体"/>
         <w:b/>
         <w:bCs/>
       </w:rPr>
@@ -8690,6 +9128,7 @@
       <w:spacing w:after="0" w:line="240" w:lineRule="auto"/>
     </w:pPr>
     <w:rPr>
+      <w:rFonts w:eastAsia="黑体"/>
       <w:color w:themeColor="text1" w:val="000000"/>
     </w:rPr>
     <w:tblPr>
@@ -8709,7 +9148,7 @@
     </w:tblPr>
     <w:tblStylePr w:type="firstRow">
       <w:rPr>
-        <w:rFonts w:asciiTheme="majorHAnsi" w:cstheme="majorBidi" w:eastAsiaTheme="majorEastAsia" w:hAnsiTheme="majorHAnsi"/>
+        <w:rFonts w:asciiTheme="majorHAnsi" w:cstheme="majorBidi" w:hAnsiTheme="majorHAnsi" w:eastAsia="黑体"/>
       </w:rPr>
       <w:tblPr/>
       <w:tcPr>
@@ -8721,6 +9160,7 @@
     </w:tblStylePr>
     <w:tblStylePr w:type="lastRow">
       <w:rPr>
+        <w:rFonts w:eastAsia="黑体"/>
         <w:b/>
         <w:bCs/>
         <w:color w:themeColor="text2" w:val="1F497D"/>
@@ -8735,12 +9175,14 @@
     </w:tblStylePr>
     <w:tblStylePr w:type="firstCol">
       <w:rPr>
+        <w:rFonts w:eastAsia="黑体"/>
         <w:b/>
         <w:bCs/>
       </w:rPr>
     </w:tblStylePr>
     <w:tblStylePr w:type="lastCol">
       <w:rPr>
+        <w:rFonts w:eastAsia="黑体"/>
         <w:b/>
         <w:bCs/>
       </w:rPr>
@@ -8774,6 +9216,7 @@
       <w:spacing w:after="0" w:line="240" w:lineRule="auto"/>
     </w:pPr>
     <w:rPr>
+      <w:rFonts w:eastAsia="黑体"/>
       <w:color w:themeColor="text1" w:val="000000"/>
     </w:rPr>
     <w:tblPr>
@@ -8793,7 +9236,7 @@
     </w:tblPr>
     <w:tblStylePr w:type="firstRow">
       <w:rPr>
-        <w:rFonts w:asciiTheme="majorHAnsi" w:cstheme="majorBidi" w:eastAsiaTheme="majorEastAsia" w:hAnsiTheme="majorHAnsi"/>
+        <w:rFonts w:asciiTheme="majorHAnsi" w:cstheme="majorBidi" w:hAnsiTheme="majorHAnsi" w:eastAsia="黑体"/>
       </w:rPr>
       <w:tblPr/>
       <w:tcPr>
@@ -8805,6 +9248,7 @@
     </w:tblStylePr>
     <w:tblStylePr w:type="lastRow">
       <w:rPr>
+        <w:rFonts w:eastAsia="黑体"/>
         <w:b/>
         <w:bCs/>
         <w:color w:themeColor="text2" w:val="1F497D"/>
@@ -8819,12 +9263,14 @@
     </w:tblStylePr>
     <w:tblStylePr w:type="firstCol">
       <w:rPr>
+        <w:rFonts w:eastAsia="黑体"/>
         <w:b/>
         <w:bCs/>
       </w:rPr>
     </w:tblStylePr>
     <w:tblStylePr w:type="lastCol">
       <w:rPr>
+        <w:rFonts w:eastAsia="黑体"/>
         <w:b/>
         <w:bCs/>
       </w:rPr>
@@ -8858,7 +9304,7 @@
       <w:spacing w:after="0" w:line="240" w:lineRule="auto"/>
     </w:pPr>
     <w:rPr>
-      <w:rFonts w:asciiTheme="majorHAnsi" w:cstheme="majorBidi" w:eastAsiaTheme="majorEastAsia" w:hAnsiTheme="majorHAnsi"/>
+      <w:rFonts w:asciiTheme="majorHAnsi" w:cstheme="majorBidi" w:hAnsiTheme="majorHAnsi" w:eastAsia="黑体"/>
       <w:color w:themeColor="text1" w:val="000000"/>
     </w:rPr>
     <w:tblPr>
@@ -8880,6 +9326,7 @@
     </w:tblPr>
     <w:tblStylePr w:type="firstRow">
       <w:rPr>
+        <w:rFonts w:eastAsia="黑体"/>
         <w:sz w:val="24"/>
         <w:szCs w:val="24"/>
       </w:rPr>
@@ -8986,7 +9433,7 @@
       <w:spacing w:after="0" w:line="240" w:lineRule="auto"/>
     </w:pPr>
     <w:rPr>
-      <w:rFonts w:asciiTheme="majorHAnsi" w:cstheme="majorBidi" w:eastAsiaTheme="majorEastAsia" w:hAnsiTheme="majorHAnsi"/>
+      <w:rFonts w:asciiTheme="majorHAnsi" w:cstheme="majorBidi" w:hAnsiTheme="majorHAnsi" w:eastAsia="黑体"/>
       <w:color w:themeColor="text1" w:val="000000"/>
     </w:rPr>
     <w:tblPr>
@@ -9008,6 +9455,7 @@
     </w:tblPr>
     <w:tblStylePr w:type="firstRow">
       <w:rPr>
+        <w:rFonts w:eastAsia="黑体"/>
         <w:sz w:val="24"/>
         <w:szCs w:val="24"/>
       </w:rPr>
@@ -9114,7 +9562,7 @@
       <w:spacing w:after="0" w:line="240" w:lineRule="auto"/>
     </w:pPr>
     <w:rPr>
-      <w:rFonts w:asciiTheme="majorHAnsi" w:cstheme="majorBidi" w:eastAsiaTheme="majorEastAsia" w:hAnsiTheme="majorHAnsi"/>
+      <w:rFonts w:asciiTheme="majorHAnsi" w:cstheme="majorBidi" w:hAnsiTheme="majorHAnsi" w:eastAsia="黑体"/>
       <w:color w:themeColor="text1" w:val="000000"/>
     </w:rPr>
     <w:tblPr>
@@ -9136,6 +9584,7 @@
     </w:tblPr>
     <w:tblStylePr w:type="firstRow">
       <w:rPr>
+        <w:rFonts w:eastAsia="黑体"/>
         <w:sz w:val="24"/>
         <w:szCs w:val="24"/>
       </w:rPr>
@@ -9242,7 +9691,7 @@
       <w:spacing w:after="0" w:line="240" w:lineRule="auto"/>
     </w:pPr>
     <w:rPr>
-      <w:rFonts w:asciiTheme="majorHAnsi" w:cstheme="majorBidi" w:eastAsiaTheme="majorEastAsia" w:hAnsiTheme="majorHAnsi"/>
+      <w:rFonts w:asciiTheme="majorHAnsi" w:cstheme="majorBidi" w:hAnsiTheme="majorHAnsi" w:eastAsia="黑体"/>
       <w:color w:themeColor="text1" w:val="000000"/>
     </w:rPr>
     <w:tblPr>
@@ -9264,6 +9713,7 @@
     </w:tblPr>
     <w:tblStylePr w:type="firstRow">
       <w:rPr>
+        <w:rFonts w:eastAsia="黑体"/>
         <w:sz w:val="24"/>
         <w:szCs w:val="24"/>
       </w:rPr>
@@ -9370,7 +9820,7 @@
       <w:spacing w:after="0" w:line="240" w:lineRule="auto"/>
     </w:pPr>
     <w:rPr>
-      <w:rFonts w:asciiTheme="majorHAnsi" w:cstheme="majorBidi" w:eastAsiaTheme="majorEastAsia" w:hAnsiTheme="majorHAnsi"/>
+      <w:rFonts w:asciiTheme="majorHAnsi" w:cstheme="majorBidi" w:hAnsiTheme="majorHAnsi" w:eastAsia="黑体"/>
       <w:color w:themeColor="text1" w:val="000000"/>
     </w:rPr>
     <w:tblPr>
@@ -9392,6 +9842,7 @@
     </w:tblPr>
     <w:tblStylePr w:type="firstRow">
       <w:rPr>
+        <w:rFonts w:eastAsia="黑体"/>
         <w:sz w:val="24"/>
         <w:szCs w:val="24"/>
       </w:rPr>
@@ -9498,7 +9949,7 @@
       <w:spacing w:after="0" w:line="240" w:lineRule="auto"/>
     </w:pPr>
     <w:rPr>
-      <w:rFonts w:asciiTheme="majorHAnsi" w:cstheme="majorBidi" w:eastAsiaTheme="majorEastAsia" w:hAnsiTheme="majorHAnsi"/>
+      <w:rFonts w:asciiTheme="majorHAnsi" w:cstheme="majorBidi" w:hAnsiTheme="majorHAnsi" w:eastAsia="黑体"/>
       <w:color w:themeColor="text1" w:val="000000"/>
     </w:rPr>
     <w:tblPr>
@@ -9520,6 +9971,7 @@
     </w:tblPr>
     <w:tblStylePr w:type="firstRow">
       <w:rPr>
+        <w:rFonts w:eastAsia="黑体"/>
         <w:sz w:val="24"/>
         <w:szCs w:val="24"/>
       </w:rPr>
@@ -9626,7 +10078,7 @@
       <w:spacing w:after="0" w:line="240" w:lineRule="auto"/>
     </w:pPr>
     <w:rPr>
-      <w:rFonts w:asciiTheme="majorHAnsi" w:cstheme="majorBidi" w:eastAsiaTheme="majorEastAsia" w:hAnsiTheme="majorHAnsi"/>
+      <w:rFonts w:asciiTheme="majorHAnsi" w:cstheme="majorBidi" w:hAnsiTheme="majorHAnsi" w:eastAsia="黑体"/>
       <w:color w:themeColor="text1" w:val="000000"/>
     </w:rPr>
     <w:tblPr>
@@ -9648,6 +10100,7 @@
     </w:tblPr>
     <w:tblStylePr w:type="firstRow">
       <w:rPr>
+        <w:rFonts w:eastAsia="黑体"/>
         <w:sz w:val="24"/>
         <w:szCs w:val="24"/>
       </w:rPr>
@@ -9777,12 +10230,14 @@
     </w:tcPr>
     <w:tblStylePr w:type="firstRow">
       <w:rPr>
+        <w:rFonts w:eastAsia="黑体"/>
         <w:b/>
         <w:bCs/>
       </w:rPr>
     </w:tblStylePr>
     <w:tblStylePr w:type="lastRow">
       <w:rPr>
+        <w:rFonts w:eastAsia="黑体"/>
         <w:b/>
         <w:bCs/>
       </w:rPr>
@@ -9795,12 +10250,14 @@
     </w:tblStylePr>
     <w:tblStylePr w:type="firstCol">
       <w:rPr>
+        <w:rFonts w:eastAsia="黑体"/>
         <w:b/>
         <w:bCs/>
       </w:rPr>
     </w:tblStylePr>
     <w:tblStylePr w:type="lastCol">
       <w:rPr>
+        <w:rFonts w:eastAsia="黑体"/>
         <w:b/>
         <w:bCs/>
       </w:rPr>
@@ -9850,12 +10307,14 @@
     </w:tcPr>
     <w:tblStylePr w:type="firstRow">
       <w:rPr>
+        <w:rFonts w:eastAsia="黑体"/>
         <w:b/>
         <w:bCs/>
       </w:rPr>
     </w:tblStylePr>
     <w:tblStylePr w:type="lastRow">
       <w:rPr>
+        <w:rFonts w:eastAsia="黑体"/>
         <w:b/>
         <w:bCs/>
       </w:rPr>
@@ -9868,12 +10327,14 @@
     </w:tblStylePr>
     <w:tblStylePr w:type="firstCol">
       <w:rPr>
+        <w:rFonts w:eastAsia="黑体"/>
         <w:b/>
         <w:bCs/>
       </w:rPr>
     </w:tblStylePr>
     <w:tblStylePr w:type="lastCol">
       <w:rPr>
+        <w:rFonts w:eastAsia="黑体"/>
         <w:b/>
         <w:bCs/>
       </w:rPr>
@@ -9923,12 +10384,14 @@
     </w:tcPr>
     <w:tblStylePr w:type="firstRow">
       <w:rPr>
+        <w:rFonts w:eastAsia="黑体"/>
         <w:b/>
         <w:bCs/>
       </w:rPr>
     </w:tblStylePr>
     <w:tblStylePr w:type="lastRow">
       <w:rPr>
+        <w:rFonts w:eastAsia="黑体"/>
         <w:b/>
         <w:bCs/>
       </w:rPr>
@@ -9941,12 +10404,14 @@
     </w:tblStylePr>
     <w:tblStylePr w:type="firstCol">
       <w:rPr>
+        <w:rFonts w:eastAsia="黑体"/>
         <w:b/>
         <w:bCs/>
       </w:rPr>
     </w:tblStylePr>
     <w:tblStylePr w:type="lastCol">
       <w:rPr>
+        <w:rFonts w:eastAsia="黑体"/>
         <w:b/>
         <w:bCs/>
       </w:rPr>
@@ -9996,12 +10461,14 @@
     </w:tcPr>
     <w:tblStylePr w:type="firstRow">
       <w:rPr>
+        <w:rFonts w:eastAsia="黑体"/>
         <w:b/>
         <w:bCs/>
       </w:rPr>
     </w:tblStylePr>
     <w:tblStylePr w:type="lastRow">
       <w:rPr>
+        <w:rFonts w:eastAsia="黑体"/>
         <w:b/>
         <w:bCs/>
       </w:rPr>
@@ -10014,12 +10481,14 @@
     </w:tblStylePr>
     <w:tblStylePr w:type="firstCol">
       <w:rPr>
+        <w:rFonts w:eastAsia="黑体"/>
         <w:b/>
         <w:bCs/>
       </w:rPr>
     </w:tblStylePr>
     <w:tblStylePr w:type="lastCol">
       <w:rPr>
+        <w:rFonts w:eastAsia="黑体"/>
         <w:b/>
         <w:bCs/>
       </w:rPr>
@@ -10069,12 +10538,14 @@
     </w:tcPr>
     <w:tblStylePr w:type="firstRow">
       <w:rPr>
+        <w:rFonts w:eastAsia="黑体"/>
         <w:b/>
         <w:bCs/>
       </w:rPr>
     </w:tblStylePr>
     <w:tblStylePr w:type="lastRow">
       <w:rPr>
+        <w:rFonts w:eastAsia="黑体"/>
         <w:b/>
         <w:bCs/>
       </w:rPr>
@@ -10087,12 +10558,14 @@
     </w:tblStylePr>
     <w:tblStylePr w:type="firstCol">
       <w:rPr>
+        <w:rFonts w:eastAsia="黑体"/>
         <w:b/>
         <w:bCs/>
       </w:rPr>
     </w:tblStylePr>
     <w:tblStylePr w:type="lastCol">
       <w:rPr>
+        <w:rFonts w:eastAsia="黑体"/>
         <w:b/>
         <w:bCs/>
       </w:rPr>
@@ -10142,12 +10615,14 @@
     </w:tcPr>
     <w:tblStylePr w:type="firstRow">
       <w:rPr>
+        <w:rFonts w:eastAsia="黑体"/>
         <w:b/>
         <w:bCs/>
       </w:rPr>
     </w:tblStylePr>
     <w:tblStylePr w:type="lastRow">
       <w:rPr>
+        <w:rFonts w:eastAsia="黑体"/>
         <w:b/>
         <w:bCs/>
       </w:rPr>
@@ -10160,12 +10635,14 @@
     </w:tblStylePr>
     <w:tblStylePr w:type="firstCol">
       <w:rPr>
+        <w:rFonts w:eastAsia="黑体"/>
         <w:b/>
         <w:bCs/>
       </w:rPr>
     </w:tblStylePr>
     <w:tblStylePr w:type="lastCol">
       <w:rPr>
+        <w:rFonts w:eastAsia="黑体"/>
         <w:b/>
         <w:bCs/>
       </w:rPr>
@@ -10215,12 +10692,14 @@
     </w:tcPr>
     <w:tblStylePr w:type="firstRow">
       <w:rPr>
+        <w:rFonts w:eastAsia="黑体"/>
         <w:b/>
         <w:bCs/>
       </w:rPr>
     </w:tblStylePr>
     <w:tblStylePr w:type="lastRow">
       <w:rPr>
+        <w:rFonts w:eastAsia="黑体"/>
         <w:b/>
         <w:bCs/>
       </w:rPr>
@@ -10233,12 +10712,14 @@
     </w:tblStylePr>
     <w:tblStylePr w:type="firstCol">
       <w:rPr>
+        <w:rFonts w:eastAsia="黑体"/>
         <w:b/>
         <w:bCs/>
       </w:rPr>
     </w:tblStylePr>
     <w:tblStylePr w:type="lastCol">
       <w:rPr>
+        <w:rFonts w:eastAsia="黑体"/>
         <w:b/>
         <w:bCs/>
       </w:rPr>
@@ -10265,7 +10746,7 @@
       <w:spacing w:after="0" w:line="240" w:lineRule="auto"/>
     </w:pPr>
     <w:rPr>
-      <w:rFonts w:asciiTheme="majorHAnsi" w:cstheme="majorBidi" w:eastAsiaTheme="majorEastAsia" w:hAnsiTheme="majorHAnsi"/>
+      <w:rFonts w:asciiTheme="majorHAnsi" w:cstheme="majorBidi" w:hAnsiTheme="majorHAnsi" w:eastAsia="黑体"/>
       <w:color w:themeColor="text1" w:val="000000"/>
     </w:rPr>
     <w:tblPr>
@@ -10292,6 +10773,7 @@
     </w:tcPr>
     <w:tblStylePr w:type="firstRow">
       <w:rPr>
+        <w:rFonts w:eastAsia="黑体"/>
         <w:b/>
         <w:bCs/>
         <w:color w:themeColor="text1" w:val="000000"/>
@@ -10303,6 +10785,7 @@
     </w:tblStylePr>
     <w:tblStylePr w:type="lastRow">
       <w:rPr>
+        <w:rFonts w:eastAsia="黑体"/>
         <w:b/>
         <w:bCs/>
         <w:color w:themeColor="text1" w:val="000000"/>
@@ -10322,6 +10805,7 @@
     </w:tblStylePr>
     <w:tblStylePr w:type="firstCol">
       <w:rPr>
+        <w:rFonts w:eastAsia="黑体"/>
         <w:b/>
         <w:bCs/>
         <w:color w:themeColor="text1" w:val="000000"/>
@@ -10341,6 +10825,7 @@
     </w:tblStylePr>
     <w:tblStylePr w:type="lastCol">
       <w:rPr>
+        <w:rFonts w:eastAsia="黑体"/>
         <w:b w:val="0"/>
         <w:bCs w:val="0"/>
         <w:color w:themeColor="text1" w:val="000000"/>
@@ -10390,7 +10875,7 @@
       <w:spacing w:after="0" w:line="240" w:lineRule="auto"/>
     </w:pPr>
     <w:rPr>
-      <w:rFonts w:asciiTheme="majorHAnsi" w:cstheme="majorBidi" w:eastAsiaTheme="majorEastAsia" w:hAnsiTheme="majorHAnsi"/>
+      <w:rFonts w:asciiTheme="majorHAnsi" w:cstheme="majorBidi" w:hAnsiTheme="majorHAnsi" w:eastAsia="黑体"/>
       <w:color w:themeColor="text1" w:val="000000"/>
     </w:rPr>
     <w:tblPr>
@@ -10417,6 +10902,7 @@
     </w:tcPr>
     <w:tblStylePr w:type="firstRow">
       <w:rPr>
+        <w:rFonts w:eastAsia="黑体"/>
         <w:b/>
         <w:bCs/>
         <w:color w:themeColor="text1" w:val="000000"/>
@@ -10428,6 +10914,7 @@
     </w:tblStylePr>
     <w:tblStylePr w:type="lastRow">
       <w:rPr>
+        <w:rFonts w:eastAsia="黑体"/>
         <w:b/>
         <w:bCs/>
         <w:color w:themeColor="text1" w:val="000000"/>
@@ -10447,6 +10934,7 @@
     </w:tblStylePr>
     <w:tblStylePr w:type="firstCol">
       <w:rPr>
+        <w:rFonts w:eastAsia="黑体"/>
         <w:b/>
         <w:bCs/>
         <w:color w:themeColor="text1" w:val="000000"/>
@@ -10466,6 +10954,7 @@
     </w:tblStylePr>
     <w:tblStylePr w:type="lastCol">
       <w:rPr>
+        <w:rFonts w:eastAsia="黑体"/>
         <w:b w:val="0"/>
         <w:bCs w:val="0"/>
         <w:color w:themeColor="text1" w:val="000000"/>
@@ -10515,7 +11004,7 @@
       <w:spacing w:after="0" w:line="240" w:lineRule="auto"/>
     </w:pPr>
     <w:rPr>
-      <w:rFonts w:asciiTheme="majorHAnsi" w:cstheme="majorBidi" w:eastAsiaTheme="majorEastAsia" w:hAnsiTheme="majorHAnsi"/>
+      <w:rFonts w:asciiTheme="majorHAnsi" w:cstheme="majorBidi" w:hAnsiTheme="majorHAnsi" w:eastAsia="黑体"/>
       <w:color w:themeColor="text1" w:val="000000"/>
     </w:rPr>
     <w:tblPr>
@@ -10542,6 +11031,7 @@
     </w:tcPr>
     <w:tblStylePr w:type="firstRow">
       <w:rPr>
+        <w:rFonts w:eastAsia="黑体"/>
         <w:b/>
         <w:bCs/>
         <w:color w:themeColor="text1" w:val="000000"/>
@@ -10553,6 +11043,7 @@
     </w:tblStylePr>
     <w:tblStylePr w:type="lastRow">
       <w:rPr>
+        <w:rFonts w:eastAsia="黑体"/>
         <w:b/>
         <w:bCs/>
         <w:color w:themeColor="text1" w:val="000000"/>
@@ -10572,6 +11063,7 @@
     </w:tblStylePr>
     <w:tblStylePr w:type="firstCol">
       <w:rPr>
+        <w:rFonts w:eastAsia="黑体"/>
         <w:b/>
         <w:bCs/>
         <w:color w:themeColor="text1" w:val="000000"/>
@@ -10591,6 +11083,7 @@
     </w:tblStylePr>
     <w:tblStylePr w:type="lastCol">
       <w:rPr>
+        <w:rFonts w:eastAsia="黑体"/>
         <w:b w:val="0"/>
         <w:bCs w:val="0"/>
         <w:color w:themeColor="text1" w:val="000000"/>
@@ -10640,7 +11133,7 @@
       <w:spacing w:after="0" w:line="240" w:lineRule="auto"/>
     </w:pPr>
     <w:rPr>
-      <w:rFonts w:asciiTheme="majorHAnsi" w:cstheme="majorBidi" w:eastAsiaTheme="majorEastAsia" w:hAnsiTheme="majorHAnsi"/>
+      <w:rFonts w:asciiTheme="majorHAnsi" w:cstheme="majorBidi" w:hAnsiTheme="majorHAnsi" w:eastAsia="黑体"/>
       <w:color w:themeColor="text1" w:val="000000"/>
     </w:rPr>
     <w:tblPr>
@@ -10667,6 +11160,7 @@
     </w:tcPr>
     <w:tblStylePr w:type="firstRow">
       <w:rPr>
+        <w:rFonts w:eastAsia="黑体"/>
         <w:b/>
         <w:bCs/>
         <w:color w:themeColor="text1" w:val="000000"/>
@@ -10678,6 +11172,7 @@
     </w:tblStylePr>
     <w:tblStylePr w:type="lastRow">
       <w:rPr>
+        <w:rFonts w:eastAsia="黑体"/>
         <w:b/>
         <w:bCs/>
         <w:color w:themeColor="text1" w:val="000000"/>
@@ -10697,6 +11192,7 @@
     </w:tblStylePr>
     <w:tblStylePr w:type="firstCol">
       <w:rPr>
+        <w:rFonts w:eastAsia="黑体"/>
         <w:b/>
         <w:bCs/>
         <w:color w:themeColor="text1" w:val="000000"/>
@@ -10716,6 +11212,7 @@
     </w:tblStylePr>
     <w:tblStylePr w:type="lastCol">
       <w:rPr>
+        <w:rFonts w:eastAsia="黑体"/>
         <w:b w:val="0"/>
         <w:bCs w:val="0"/>
         <w:color w:themeColor="text1" w:val="000000"/>
@@ -10765,7 +11262,7 @@
       <w:spacing w:after="0" w:line="240" w:lineRule="auto"/>
     </w:pPr>
     <w:rPr>
-      <w:rFonts w:asciiTheme="majorHAnsi" w:cstheme="majorBidi" w:eastAsiaTheme="majorEastAsia" w:hAnsiTheme="majorHAnsi"/>
+      <w:rFonts w:asciiTheme="majorHAnsi" w:cstheme="majorBidi" w:hAnsiTheme="majorHAnsi" w:eastAsia="黑体"/>
       <w:color w:themeColor="text1" w:val="000000"/>
     </w:rPr>
     <w:tblPr>
@@ -10792,6 +11289,7 @@
     </w:tcPr>
     <w:tblStylePr w:type="firstRow">
       <w:rPr>
+        <w:rFonts w:eastAsia="黑体"/>
         <w:b/>
         <w:bCs/>
         <w:color w:themeColor="text1" w:val="000000"/>
@@ -10803,6 +11301,7 @@
     </w:tblStylePr>
     <w:tblStylePr w:type="lastRow">
       <w:rPr>
+        <w:rFonts w:eastAsia="黑体"/>
         <w:b/>
         <w:bCs/>
         <w:color w:themeColor="text1" w:val="000000"/>
@@ -10822,6 +11321,7 @@
     </w:tblStylePr>
     <w:tblStylePr w:type="firstCol">
       <w:rPr>
+        <w:rFonts w:eastAsia="黑体"/>
         <w:b/>
         <w:bCs/>
         <w:color w:themeColor="text1" w:val="000000"/>
@@ -10841,6 +11341,7 @@
     </w:tblStylePr>
     <w:tblStylePr w:type="lastCol">
       <w:rPr>
+        <w:rFonts w:eastAsia="黑体"/>
         <w:b w:val="0"/>
         <w:bCs w:val="0"/>
         <w:color w:themeColor="text1" w:val="000000"/>
@@ -10890,7 +11391,7 @@
       <w:spacing w:after="0" w:line="240" w:lineRule="auto"/>
     </w:pPr>
     <w:rPr>
-      <w:rFonts w:asciiTheme="majorHAnsi" w:cstheme="majorBidi" w:eastAsiaTheme="majorEastAsia" w:hAnsiTheme="majorHAnsi"/>
+      <w:rFonts w:asciiTheme="majorHAnsi" w:cstheme="majorBidi" w:hAnsiTheme="majorHAnsi" w:eastAsia="黑体"/>
       <w:color w:themeColor="text1" w:val="000000"/>
     </w:rPr>
     <w:tblPr>
@@ -10917,6 +11418,7 @@
     </w:tcPr>
     <w:tblStylePr w:type="firstRow">
       <w:rPr>
+        <w:rFonts w:eastAsia="黑体"/>
         <w:b/>
         <w:bCs/>
         <w:color w:themeColor="text1" w:val="000000"/>
@@ -10928,6 +11430,7 @@
     </w:tblStylePr>
     <w:tblStylePr w:type="lastRow">
       <w:rPr>
+        <w:rFonts w:eastAsia="黑体"/>
         <w:b/>
         <w:bCs/>
         <w:color w:themeColor="text1" w:val="000000"/>
@@ -10947,6 +11450,7 @@
     </w:tblStylePr>
     <w:tblStylePr w:type="firstCol">
       <w:rPr>
+        <w:rFonts w:eastAsia="黑体"/>
         <w:b/>
         <w:bCs/>
         <w:color w:themeColor="text1" w:val="000000"/>
@@ -10966,6 +11470,7 @@
     </w:tblStylePr>
     <w:tblStylePr w:type="lastCol">
       <w:rPr>
+        <w:rFonts w:eastAsia="黑体"/>
         <w:b w:val="0"/>
         <w:bCs w:val="0"/>
         <w:color w:themeColor="text1" w:val="000000"/>
@@ -11015,7 +11520,7 @@
       <w:spacing w:after="0" w:line="240" w:lineRule="auto"/>
     </w:pPr>
     <w:rPr>
-      <w:rFonts w:asciiTheme="majorHAnsi" w:cstheme="majorBidi" w:eastAsiaTheme="majorEastAsia" w:hAnsiTheme="majorHAnsi"/>
+      <w:rFonts w:asciiTheme="majorHAnsi" w:cstheme="majorBidi" w:hAnsiTheme="majorHAnsi" w:eastAsia="黑体"/>
       <w:color w:themeColor="text1" w:val="000000"/>
     </w:rPr>
     <w:tblPr>
@@ -11042,6 +11547,7 @@
     </w:tcPr>
     <w:tblStylePr w:type="firstRow">
       <w:rPr>
+        <w:rFonts w:eastAsia="黑体"/>
         <w:b/>
         <w:bCs/>
         <w:color w:themeColor="text1" w:val="000000"/>
@@ -11053,6 +11559,7 @@
     </w:tblStylePr>
     <w:tblStylePr w:type="lastRow">
       <w:rPr>
+        <w:rFonts w:eastAsia="黑体"/>
         <w:b/>
         <w:bCs/>
         <w:color w:themeColor="text1" w:val="000000"/>
@@ -11072,6 +11579,7 @@
     </w:tblStylePr>
     <w:tblStylePr w:type="firstCol">
       <w:rPr>
+        <w:rFonts w:eastAsia="黑体"/>
         <w:b/>
         <w:bCs/>
         <w:color w:themeColor="text1" w:val="000000"/>
@@ -11091,6 +11599,7 @@
     </w:tblStylePr>
     <w:tblStylePr w:type="lastCol">
       <w:rPr>
+        <w:rFonts w:eastAsia="黑体"/>
         <w:b w:val="0"/>
         <w:bCs w:val="0"/>
         <w:color w:themeColor="text1" w:val="000000"/>
@@ -11163,6 +11672,7 @@
     </w:tcPr>
     <w:tblStylePr w:type="firstRow">
       <w:rPr>
+        <w:rFonts w:eastAsia="黑体"/>
         <w:b/>
         <w:bCs/>
         <w:i w:val="0"/>
@@ -11184,6 +11694,7 @@
     </w:tblStylePr>
     <w:tblStylePr w:type="lastRow">
       <w:rPr>
+        <w:rFonts w:eastAsia="黑体"/>
         <w:b/>
         <w:bCs/>
         <w:i w:val="0"/>
@@ -11205,6 +11716,7 @@
     </w:tblStylePr>
     <w:tblStylePr w:type="firstCol">
       <w:rPr>
+        <w:rFonts w:eastAsia="黑体"/>
         <w:b/>
         <w:bCs/>
         <w:i w:val="0"/>
@@ -11224,6 +11736,7 @@
     </w:tblStylePr>
     <w:tblStylePr w:type="lastCol">
       <w:rPr>
+        <w:rFonts w:eastAsia="黑体"/>
         <w:b/>
         <w:bCs/>
         <w:i w:val="0"/>
@@ -11304,6 +11817,7 @@
     </w:tcPr>
     <w:tblStylePr w:type="firstRow">
       <w:rPr>
+        <w:rFonts w:eastAsia="黑体"/>
         <w:b/>
         <w:bCs/>
         <w:i w:val="0"/>
@@ -11325,6 +11839,7 @@
     </w:tblStylePr>
     <w:tblStylePr w:type="lastRow">
       <w:rPr>
+        <w:rFonts w:eastAsia="黑体"/>
         <w:b/>
         <w:bCs/>
         <w:i w:val="0"/>
@@ -11346,6 +11861,7 @@
     </w:tblStylePr>
     <w:tblStylePr w:type="firstCol">
       <w:rPr>
+        <w:rFonts w:eastAsia="黑体"/>
         <w:b/>
         <w:bCs/>
         <w:i w:val="0"/>
@@ -11365,6 +11881,7 @@
     </w:tblStylePr>
     <w:tblStylePr w:type="lastCol">
       <w:rPr>
+        <w:rFonts w:eastAsia="黑体"/>
         <w:b/>
         <w:bCs/>
         <w:i w:val="0"/>
@@ -11445,6 +11962,7 @@
     </w:tcPr>
     <w:tblStylePr w:type="firstRow">
       <w:rPr>
+        <w:rFonts w:eastAsia="黑体"/>
         <w:b/>
         <w:bCs/>
         <w:i w:val="0"/>
@@ -11466,6 +11984,7 @@
     </w:tblStylePr>
     <w:tblStylePr w:type="lastRow">
       <w:rPr>
+        <w:rFonts w:eastAsia="黑体"/>
         <w:b/>
         <w:bCs/>
         <w:i w:val="0"/>
@@ -11487,6 +12006,7 @@
     </w:tblStylePr>
     <w:tblStylePr w:type="firstCol">
       <w:rPr>
+        <w:rFonts w:eastAsia="黑体"/>
         <w:b/>
         <w:bCs/>
         <w:i w:val="0"/>
@@ -11506,6 +12026,7 @@
     </w:tblStylePr>
     <w:tblStylePr w:type="lastCol">
       <w:rPr>
+        <w:rFonts w:eastAsia="黑体"/>
         <w:b/>
         <w:bCs/>
         <w:i w:val="0"/>
@@ -11586,6 +12107,7 @@
     </w:tcPr>
     <w:tblStylePr w:type="firstRow">
       <w:rPr>
+        <w:rFonts w:eastAsia="黑体"/>
         <w:b/>
         <w:bCs/>
         <w:i w:val="0"/>
@@ -11607,6 +12129,7 @@
     </w:tblStylePr>
     <w:tblStylePr w:type="lastRow">
       <w:rPr>
+        <w:rFonts w:eastAsia="黑体"/>
         <w:b/>
         <w:bCs/>
         <w:i w:val="0"/>
@@ -11628,6 +12151,7 @@
     </w:tblStylePr>
     <w:tblStylePr w:type="firstCol">
       <w:rPr>
+        <w:rFonts w:eastAsia="黑体"/>
         <w:b/>
         <w:bCs/>
         <w:i w:val="0"/>
@@ -11647,6 +12171,7 @@
     </w:tblStylePr>
     <w:tblStylePr w:type="lastCol">
       <w:rPr>
+        <w:rFonts w:eastAsia="黑体"/>
         <w:b/>
         <w:bCs/>
         <w:i w:val="0"/>
@@ -11727,6 +12252,7 @@
     </w:tcPr>
     <w:tblStylePr w:type="firstRow">
       <w:rPr>
+        <w:rFonts w:eastAsia="黑体"/>
         <w:b/>
         <w:bCs/>
         <w:i w:val="0"/>
@@ -11748,6 +12274,7 @@
     </w:tblStylePr>
     <w:tblStylePr w:type="lastRow">
       <w:rPr>
+        <w:rFonts w:eastAsia="黑体"/>
         <w:b/>
         <w:bCs/>
         <w:i w:val="0"/>
@@ -11769,6 +12296,7 @@
     </w:tblStylePr>
     <w:tblStylePr w:type="firstCol">
       <w:rPr>
+        <w:rFonts w:eastAsia="黑体"/>
         <w:b/>
         <w:bCs/>
         <w:i w:val="0"/>
@@ -11788,6 +12316,7 @@
     </w:tblStylePr>
     <w:tblStylePr w:type="lastCol">
       <w:rPr>
+        <w:rFonts w:eastAsia="黑体"/>
         <w:b/>
         <w:bCs/>
         <w:i w:val="0"/>
@@ -11868,6 +12397,7 @@
     </w:tcPr>
     <w:tblStylePr w:type="firstRow">
       <w:rPr>
+        <w:rFonts w:eastAsia="黑体"/>
         <w:b/>
         <w:bCs/>
         <w:i w:val="0"/>
@@ -11889,6 +12419,7 @@
     </w:tblStylePr>
     <w:tblStylePr w:type="lastRow">
       <w:rPr>
+        <w:rFonts w:eastAsia="黑体"/>
         <w:b/>
         <w:bCs/>
         <w:i w:val="0"/>
@@ -11910,6 +12441,7 @@
     </w:tblStylePr>
     <w:tblStylePr w:type="firstCol">
       <w:rPr>
+        <w:rFonts w:eastAsia="黑体"/>
         <w:b/>
         <w:bCs/>
         <w:i w:val="0"/>
@@ -11929,6 +12461,7 @@
     </w:tblStylePr>
     <w:tblStylePr w:type="lastCol">
       <w:rPr>
+        <w:rFonts w:eastAsia="黑体"/>
         <w:b/>
         <w:bCs/>
         <w:i w:val="0"/>
@@ -12009,6 +12542,7 @@
     </w:tcPr>
     <w:tblStylePr w:type="firstRow">
       <w:rPr>
+        <w:rFonts w:eastAsia="黑体"/>
         <w:b/>
         <w:bCs/>
         <w:i w:val="0"/>
@@ -12030,6 +12564,7 @@
     </w:tblStylePr>
     <w:tblStylePr w:type="lastRow">
       <w:rPr>
+        <w:rFonts w:eastAsia="黑体"/>
         <w:b/>
         <w:bCs/>
         <w:i w:val="0"/>
@@ -12051,6 +12586,7 @@
     </w:tblStylePr>
     <w:tblStylePr w:type="firstCol">
       <w:rPr>
+        <w:rFonts w:eastAsia="黑体"/>
         <w:b/>
         <w:bCs/>
         <w:i w:val="0"/>
@@ -12070,6 +12606,7 @@
     </w:tblStylePr>
     <w:tblStylePr w:type="lastCol">
       <w:rPr>
+        <w:rFonts w:eastAsia="黑体"/>
         <w:b/>
         <w:bCs/>
         <w:i w:val="0"/>
@@ -12127,6 +12664,7 @@
       <w:spacing w:after="0" w:line="240" w:lineRule="auto"/>
     </w:pPr>
     <w:rPr>
+      <w:rFonts w:eastAsia="黑体"/>
       <w:color w:themeColor="background1" w:val="FFFFFF"/>
     </w:rPr>
     <w:tblPr>
@@ -12145,6 +12683,7 @@
     </w:tcPr>
     <w:tblStylePr w:type="firstRow">
       <w:rPr>
+        <w:rFonts w:eastAsia="黑体"/>
         <w:b/>
         <w:bCs/>
       </w:rPr>
@@ -12241,6 +12780,7 @@
       <w:spacing w:after="0" w:line="240" w:lineRule="auto"/>
     </w:pPr>
     <w:rPr>
+      <w:rFonts w:eastAsia="黑体"/>
       <w:color w:themeColor="background1" w:val="FFFFFF"/>
     </w:rPr>
     <w:tblPr>
@@ -12259,6 +12799,7 @@
     </w:tcPr>
     <w:tblStylePr w:type="firstRow">
       <w:rPr>
+        <w:rFonts w:eastAsia="黑体"/>
         <w:b/>
         <w:bCs/>
       </w:rPr>
@@ -12355,6 +12896,7 @@
       <w:spacing w:after="0" w:line="240" w:lineRule="auto"/>
     </w:pPr>
     <w:rPr>
+      <w:rFonts w:eastAsia="黑体"/>
       <w:color w:themeColor="background1" w:val="FFFFFF"/>
     </w:rPr>
     <w:tblPr>
@@ -12373,6 +12915,7 @@
     </w:tcPr>
     <w:tblStylePr w:type="firstRow">
       <w:rPr>
+        <w:rFonts w:eastAsia="黑体"/>
         <w:b/>
         <w:bCs/>
       </w:rPr>
@@ -12469,6 +13012,7 @@
       <w:spacing w:after="0" w:line="240" w:lineRule="auto"/>
     </w:pPr>
     <w:rPr>
+      <w:rFonts w:eastAsia="黑体"/>
       <w:color w:themeColor="background1" w:val="FFFFFF"/>
     </w:rPr>
     <w:tblPr>
@@ -12487,6 +13031,7 @@
     </w:tcPr>
     <w:tblStylePr w:type="firstRow">
       <w:rPr>
+        <w:rFonts w:eastAsia="黑体"/>
         <w:b/>
         <w:bCs/>
       </w:rPr>
@@ -12583,6 +13128,7 @@
       <w:spacing w:after="0" w:line="240" w:lineRule="auto"/>
     </w:pPr>
     <w:rPr>
+      <w:rFonts w:eastAsia="黑体"/>
       <w:color w:themeColor="background1" w:val="FFFFFF"/>
     </w:rPr>
     <w:tblPr>
@@ -12601,6 +13147,7 @@
     </w:tcPr>
     <w:tblStylePr w:type="firstRow">
       <w:rPr>
+        <w:rFonts w:eastAsia="黑体"/>
         <w:b/>
         <w:bCs/>
       </w:rPr>
@@ -12697,6 +13244,7 @@
       <w:spacing w:after="0" w:line="240" w:lineRule="auto"/>
     </w:pPr>
     <w:rPr>
+      <w:rFonts w:eastAsia="黑体"/>
       <w:color w:themeColor="background1" w:val="FFFFFF"/>
     </w:rPr>
     <w:tblPr>
@@ -12715,6 +13263,7 @@
     </w:tcPr>
     <w:tblStylePr w:type="firstRow">
       <w:rPr>
+        <w:rFonts w:eastAsia="黑体"/>
         <w:b/>
         <w:bCs/>
       </w:rPr>
@@ -12811,6 +13360,7 @@
       <w:spacing w:after="0" w:line="240" w:lineRule="auto"/>
     </w:pPr>
     <w:rPr>
+      <w:rFonts w:eastAsia="黑体"/>
       <w:color w:themeColor="background1" w:val="FFFFFF"/>
     </w:rPr>
     <w:tblPr>
@@ -12829,6 +13379,7 @@
     </w:tcPr>
     <w:tblStylePr w:type="firstRow">
       <w:rPr>
+        <w:rFonts w:eastAsia="黑体"/>
         <w:b/>
         <w:bCs/>
       </w:rPr>
@@ -12925,6 +13476,7 @@
       <w:spacing w:after="0" w:line="240" w:lineRule="auto"/>
     </w:pPr>
     <w:rPr>
+      <w:rFonts w:eastAsia="黑体"/>
       <w:color w:themeColor="text1" w:val="000000"/>
     </w:rPr>
     <w:tblPr>
@@ -12951,6 +13503,7 @@
     </w:tcPr>
     <w:tblStylePr w:type="firstRow">
       <w:rPr>
+        <w:rFonts w:eastAsia="黑体"/>
         <w:b/>
         <w:bCs/>
       </w:rPr>
@@ -12969,6 +13522,7 @@
     </w:tblStylePr>
     <w:tblStylePr w:type="lastRow">
       <w:rPr>
+        <w:rFonts w:eastAsia="黑体"/>
         <w:b/>
         <w:bCs/>
         <w:color w:themeColor="background1" w:val="FFFFFF"/>
@@ -12983,6 +13537,7 @@
     </w:tblStylePr>
     <w:tblStylePr w:type="firstCol">
       <w:rPr>
+        <w:rFonts w:eastAsia="黑体"/>
         <w:color w:themeColor="background1" w:val="FFFFFF"/>
       </w:rPr>
       <w:tblPr/>
@@ -13000,6 +13555,7 @@
     </w:tblStylePr>
     <w:tblStylePr w:type="lastCol">
       <w:rPr>
+        <w:rFonts w:eastAsia="黑体"/>
         <w:color w:themeColor="background1" w:val="FFFFFF"/>
       </w:rPr>
       <w:tblPr/>
@@ -13029,11 +13585,13 @@
     </w:tblStylePr>
     <w:tblStylePr w:type="neCell">
       <w:rPr>
+        <w:rFonts w:eastAsia="黑体"/>
         <w:color w:themeColor="text1" w:val="000000"/>
       </w:rPr>
     </w:tblStylePr>
     <w:tblStylePr w:type="nwCell">
       <w:rPr>
+        <w:rFonts w:eastAsia="黑体"/>
         <w:color w:themeColor="text1" w:val="000000"/>
       </w:rPr>
     </w:tblStylePr>
@@ -13047,6 +13605,7 @@
       <w:spacing w:after="0" w:line="240" w:lineRule="auto"/>
     </w:pPr>
     <w:rPr>
+      <w:rFonts w:eastAsia="黑体"/>
       <w:color w:themeColor="text1" w:val="000000"/>
     </w:rPr>
     <w:tblPr>
@@ -13073,6 +13632,7 @@
     </w:tcPr>
     <w:tblStylePr w:type="firstRow">
       <w:rPr>
+        <w:rFonts w:eastAsia="黑体"/>
         <w:b/>
         <w:bCs/>
       </w:rPr>
@@ -13091,6 +13651,7 @@
     </w:tblStylePr>
     <w:tblStylePr w:type="lastRow">
       <w:rPr>
+        <w:rFonts w:eastAsia="黑体"/>
         <w:b/>
         <w:bCs/>
         <w:color w:themeColor="background1" w:val="FFFFFF"/>
@@ -13105,6 +13666,7 @@
     </w:tblStylePr>
     <w:tblStylePr w:type="firstCol">
       <w:rPr>
+        <w:rFonts w:eastAsia="黑体"/>
         <w:color w:themeColor="background1" w:val="FFFFFF"/>
       </w:rPr>
       <w:tblPr/>
@@ -13122,6 +13684,7 @@
     </w:tblStylePr>
     <w:tblStylePr w:type="lastCol">
       <w:rPr>
+        <w:rFonts w:eastAsia="黑体"/>
         <w:color w:themeColor="background1" w:val="FFFFFF"/>
       </w:rPr>
       <w:tblPr/>
@@ -13151,11 +13714,13 @@
     </w:tblStylePr>
     <w:tblStylePr w:type="neCell">
       <w:rPr>
+        <w:rFonts w:eastAsia="黑体"/>
         <w:color w:themeColor="text1" w:val="000000"/>
       </w:rPr>
     </w:tblStylePr>
     <w:tblStylePr w:type="nwCell">
       <w:rPr>
+        <w:rFonts w:eastAsia="黑体"/>
         <w:color w:themeColor="text1" w:val="000000"/>
       </w:rPr>
     </w:tblStylePr>
@@ -13169,6 +13734,7 @@
       <w:spacing w:after="0" w:line="240" w:lineRule="auto"/>
     </w:pPr>
     <w:rPr>
+      <w:rFonts w:eastAsia="黑体"/>
       <w:color w:themeColor="text1" w:val="000000"/>
     </w:rPr>
     <w:tblPr>
@@ -13195,6 +13761,7 @@
     </w:tcPr>
     <w:tblStylePr w:type="firstRow">
       <w:rPr>
+        <w:rFonts w:eastAsia="黑体"/>
         <w:b/>
         <w:bCs/>
       </w:rPr>
@@ -13213,6 +13780,7 @@
     </w:tblStylePr>
     <w:tblStylePr w:type="lastRow">
       <w:rPr>
+        <w:rFonts w:eastAsia="黑体"/>
         <w:b/>
         <w:bCs/>
         <w:color w:themeColor="background1" w:val="FFFFFF"/>
@@ -13227,6 +13795,7 @@
     </w:tblStylePr>
     <w:tblStylePr w:type="firstCol">
       <w:rPr>
+        <w:rFonts w:eastAsia="黑体"/>
         <w:color w:themeColor="background1" w:val="FFFFFF"/>
       </w:rPr>
       <w:tblPr/>
@@ -13244,6 +13813,7 @@
     </w:tblStylePr>
     <w:tblStylePr w:type="lastCol">
       <w:rPr>
+        <w:rFonts w:eastAsia="黑体"/>
         <w:color w:themeColor="background1" w:val="FFFFFF"/>
       </w:rPr>
       <w:tblPr/>
@@ -13273,11 +13843,13 @@
     </w:tblStylePr>
     <w:tblStylePr w:type="neCell">
       <w:rPr>
+        <w:rFonts w:eastAsia="黑体"/>
         <w:color w:themeColor="text1" w:val="000000"/>
       </w:rPr>
     </w:tblStylePr>
     <w:tblStylePr w:type="nwCell">
       <w:rPr>
+        <w:rFonts w:eastAsia="黑体"/>
         <w:color w:themeColor="text1" w:val="000000"/>
       </w:rPr>
     </w:tblStylePr>
@@ -13291,6 +13863,7 @@
       <w:spacing w:after="0" w:line="240" w:lineRule="auto"/>
     </w:pPr>
     <w:rPr>
+      <w:rFonts w:eastAsia="黑体"/>
       <w:color w:themeColor="text1" w:val="000000"/>
     </w:rPr>
     <w:tblPr>
@@ -13317,6 +13890,7 @@
     </w:tcPr>
     <w:tblStylePr w:type="firstRow">
       <w:rPr>
+        <w:rFonts w:eastAsia="黑体"/>
         <w:b/>
         <w:bCs/>
       </w:rPr>
@@ -13335,6 +13909,7 @@
     </w:tblStylePr>
     <w:tblStylePr w:type="lastRow">
       <w:rPr>
+        <w:rFonts w:eastAsia="黑体"/>
         <w:b/>
         <w:bCs/>
         <w:color w:themeColor="background1" w:val="FFFFFF"/>
@@ -13349,6 +13924,7 @@
     </w:tblStylePr>
     <w:tblStylePr w:type="firstCol">
       <w:rPr>
+        <w:rFonts w:eastAsia="黑体"/>
         <w:color w:themeColor="background1" w:val="FFFFFF"/>
       </w:rPr>
       <w:tblPr/>
@@ -13366,6 +13942,7 @@
     </w:tblStylePr>
     <w:tblStylePr w:type="lastCol">
       <w:rPr>
+        <w:rFonts w:eastAsia="黑体"/>
         <w:color w:themeColor="background1" w:val="FFFFFF"/>
       </w:rPr>
       <w:tblPr/>
@@ -13403,6 +13980,7 @@
       <w:spacing w:after="0" w:line="240" w:lineRule="auto"/>
     </w:pPr>
     <w:rPr>
+      <w:rFonts w:eastAsia="黑体"/>
       <w:color w:themeColor="text1" w:val="000000"/>
     </w:rPr>
     <w:tblPr>
@@ -13429,6 +14007,7 @@
     </w:tcPr>
     <w:tblStylePr w:type="firstRow">
       <w:rPr>
+        <w:rFonts w:eastAsia="黑体"/>
         <w:b/>
         <w:bCs/>
       </w:rPr>
@@ -13447,6 +14026,7 @@
     </w:tblStylePr>
     <w:tblStylePr w:type="lastRow">
       <w:rPr>
+        <w:rFonts w:eastAsia="黑体"/>
         <w:b/>
         <w:bCs/>
         <w:color w:themeColor="background1" w:val="FFFFFF"/>
@@ -13461,6 +14041,7 @@
     </w:tblStylePr>
     <w:tblStylePr w:type="firstCol">
       <w:rPr>
+        <w:rFonts w:eastAsia="黑体"/>
         <w:color w:themeColor="background1" w:val="FFFFFF"/>
       </w:rPr>
       <w:tblPr/>
@@ -13478,6 +14059,7 @@
     </w:tblStylePr>
     <w:tblStylePr w:type="lastCol">
       <w:rPr>
+        <w:rFonts w:eastAsia="黑体"/>
         <w:color w:themeColor="background1" w:val="FFFFFF"/>
       </w:rPr>
       <w:tblPr/>
@@ -13507,11 +14089,13 @@
     </w:tblStylePr>
     <w:tblStylePr w:type="neCell">
       <w:rPr>
+        <w:rFonts w:eastAsia="黑体"/>
         <w:color w:themeColor="text1" w:val="000000"/>
       </w:rPr>
     </w:tblStylePr>
     <w:tblStylePr w:type="nwCell">
       <w:rPr>
+        <w:rFonts w:eastAsia="黑体"/>
         <w:color w:themeColor="text1" w:val="000000"/>
       </w:rPr>
     </w:tblStylePr>
@@ -13525,6 +14109,7 @@
       <w:spacing w:after="0" w:line="240" w:lineRule="auto"/>
     </w:pPr>
     <w:rPr>
+      <w:rFonts w:eastAsia="黑体"/>
       <w:color w:themeColor="text1" w:val="000000"/>
     </w:rPr>
     <w:tblPr>
@@ -13551,6 +14136,7 @@
     </w:tcPr>
     <w:tblStylePr w:type="firstRow">
       <w:rPr>
+        <w:rFonts w:eastAsia="黑体"/>
         <w:b/>
         <w:bCs/>
       </w:rPr>
@@ -13569,6 +14155,7 @@
     </w:tblStylePr>
     <w:tblStylePr w:type="lastRow">
       <w:rPr>
+        <w:rFonts w:eastAsia="黑体"/>
         <w:b/>
         <w:bCs/>
         <w:color w:themeColor="background1" w:val="FFFFFF"/>
@@ -13583,6 +14170,7 @@
     </w:tblStylePr>
     <w:tblStylePr w:type="firstCol">
       <w:rPr>
+        <w:rFonts w:eastAsia="黑体"/>
         <w:color w:themeColor="background1" w:val="FFFFFF"/>
       </w:rPr>
       <w:tblPr/>
@@ -13600,6 +14188,7 @@
     </w:tblStylePr>
     <w:tblStylePr w:type="lastCol">
       <w:rPr>
+        <w:rFonts w:eastAsia="黑体"/>
         <w:color w:themeColor="background1" w:val="FFFFFF"/>
       </w:rPr>
       <w:tblPr/>
@@ -13629,11 +14218,13 @@
     </w:tblStylePr>
     <w:tblStylePr w:type="neCell">
       <w:rPr>
+        <w:rFonts w:eastAsia="黑体"/>
         <w:color w:themeColor="text1" w:val="000000"/>
       </w:rPr>
     </w:tblStylePr>
     <w:tblStylePr w:type="nwCell">
       <w:rPr>
+        <w:rFonts w:eastAsia="黑体"/>
         <w:color w:themeColor="text1" w:val="000000"/>
       </w:rPr>
     </w:tblStylePr>
@@ -13647,6 +14238,7 @@
       <w:spacing w:after="0" w:line="240" w:lineRule="auto"/>
     </w:pPr>
     <w:rPr>
+      <w:rFonts w:eastAsia="黑体"/>
       <w:color w:themeColor="text1" w:val="000000"/>
     </w:rPr>
     <w:tblPr>
@@ -13673,6 +14265,7 @@
     </w:tcPr>
     <w:tblStylePr w:type="firstRow">
       <w:rPr>
+        <w:rFonts w:eastAsia="黑体"/>
         <w:b/>
         <w:bCs/>
       </w:rPr>
@@ -13691,6 +14284,7 @@
     </w:tblStylePr>
     <w:tblStylePr w:type="lastRow">
       <w:rPr>
+        <w:rFonts w:eastAsia="黑体"/>
         <w:b/>
         <w:bCs/>
         <w:color w:themeColor="background1" w:val="FFFFFF"/>
@@ -13705,6 +14299,7 @@
     </w:tblStylePr>
     <w:tblStylePr w:type="firstCol">
       <w:rPr>
+        <w:rFonts w:eastAsia="黑体"/>
         <w:color w:themeColor="background1" w:val="FFFFFF"/>
       </w:rPr>
       <w:tblPr/>
@@ -13722,6 +14317,7 @@
     </w:tblStylePr>
     <w:tblStylePr w:type="lastCol">
       <w:rPr>
+        <w:rFonts w:eastAsia="黑体"/>
         <w:color w:themeColor="background1" w:val="FFFFFF"/>
       </w:rPr>
       <w:tblPr/>
@@ -13751,11 +14347,13 @@
     </w:tblStylePr>
     <w:tblStylePr w:type="neCell">
       <w:rPr>
+        <w:rFonts w:eastAsia="黑体"/>
         <w:color w:themeColor="text1" w:val="000000"/>
       </w:rPr>
     </w:tblStylePr>
     <w:tblStylePr w:type="nwCell">
       <w:rPr>
+        <w:rFonts w:eastAsia="黑体"/>
         <w:color w:themeColor="text1" w:val="000000"/>
       </w:rPr>
     </w:tblStylePr>
@@ -13769,6 +14367,7 @@
       <w:spacing w:after="0" w:line="240" w:lineRule="auto"/>
     </w:pPr>
     <w:rPr>
+      <w:rFonts w:eastAsia="黑体"/>
       <w:color w:themeColor="text1" w:val="000000"/>
     </w:rPr>
     <w:tblPr>
@@ -13787,6 +14386,7 @@
     </w:tcPr>
     <w:tblStylePr w:type="firstRow">
       <w:rPr>
+        <w:rFonts w:eastAsia="黑体"/>
         <w:b/>
         <w:bCs/>
         <w:color w:themeColor="background1" w:val="FFFFFF"/>
@@ -13801,6 +14401,7 @@
     </w:tblStylePr>
     <w:tblStylePr w:type="lastRow">
       <w:rPr>
+        <w:rFonts w:eastAsia="黑体"/>
         <w:b/>
         <w:bCs/>
         <w:color w:themeColor="accent2" w:themeShade="CC" w:val="9E3A38"/>
@@ -13815,12 +14416,14 @@
     </w:tblStylePr>
     <w:tblStylePr w:type="firstCol">
       <w:rPr>
+        <w:rFonts w:eastAsia="黑体"/>
         <w:b/>
         <w:bCs/>
       </w:rPr>
     </w:tblStylePr>
     <w:tblStylePr w:type="lastCol">
       <w:rPr>
+        <w:rFonts w:eastAsia="黑体"/>
         <w:b/>
         <w:bCs/>
       </w:rPr>
@@ -13855,6 +14458,7 @@
       <w:spacing w:after="0" w:line="240" w:lineRule="auto"/>
     </w:pPr>
     <w:rPr>
+      <w:rFonts w:eastAsia="黑体"/>
       <w:color w:themeColor="text1" w:val="000000"/>
     </w:rPr>
     <w:tblPr>
@@ -13873,6 +14477,7 @@
     </w:tcPr>
     <w:tblStylePr w:type="firstRow">
       <w:rPr>
+        <w:rFonts w:eastAsia="黑体"/>
         <w:b/>
         <w:bCs/>
         <w:color w:themeColor="background1" w:val="FFFFFF"/>
@@ -13887,6 +14492,7 @@
     </w:tblStylePr>
     <w:tblStylePr w:type="lastRow">
       <w:rPr>
+        <w:rFonts w:eastAsia="黑体"/>
         <w:b/>
         <w:bCs/>
         <w:color w:themeColor="accent2" w:themeShade="CC" w:val="9E3A38"/>
@@ -13901,12 +14507,14 @@
     </w:tblStylePr>
     <w:tblStylePr w:type="firstCol">
       <w:rPr>
+        <w:rFonts w:eastAsia="黑体"/>
         <w:b/>
         <w:bCs/>
       </w:rPr>
     </w:tblStylePr>
     <w:tblStylePr w:type="lastCol">
       <w:rPr>
+        <w:rFonts w:eastAsia="黑体"/>
         <w:b/>
         <w:bCs/>
       </w:rPr>
@@ -13941,6 +14549,7 @@
       <w:spacing w:after="0" w:line="240" w:lineRule="auto"/>
     </w:pPr>
     <w:rPr>
+      <w:rFonts w:eastAsia="黑体"/>
       <w:color w:themeColor="text1" w:val="000000"/>
     </w:rPr>
     <w:tblPr>
@@ -13959,6 +14568,7 @@
     </w:tcPr>
     <w:tblStylePr w:type="firstRow">
       <w:rPr>
+        <w:rFonts w:eastAsia="黑体"/>
         <w:b/>
         <w:bCs/>
         <w:color w:themeColor="background1" w:val="FFFFFF"/>
@@ -13973,6 +14583,7 @@
     </w:tblStylePr>
     <w:tblStylePr w:type="lastRow">
       <w:rPr>
+        <w:rFonts w:eastAsia="黑体"/>
         <w:b/>
         <w:bCs/>
         <w:color w:themeColor="accent2" w:themeShade="CC" w:val="9E3A38"/>
@@ -13987,12 +14598,14 @@
     </w:tblStylePr>
     <w:tblStylePr w:type="firstCol">
       <w:rPr>
+        <w:rFonts w:eastAsia="黑体"/>
         <w:b/>
         <w:bCs/>
       </w:rPr>
     </w:tblStylePr>
     <w:tblStylePr w:type="lastCol">
       <w:rPr>
+        <w:rFonts w:eastAsia="黑体"/>
         <w:b/>
         <w:bCs/>
       </w:rPr>
@@ -14027,6 +14640,7 @@
       <w:spacing w:after="0" w:line="240" w:lineRule="auto"/>
     </w:pPr>
     <w:rPr>
+      <w:rFonts w:eastAsia="黑体"/>
       <w:color w:themeColor="text1" w:val="000000"/>
     </w:rPr>
     <w:tblPr>
@@ -14045,6 +14659,7 @@
     </w:tcPr>
     <w:tblStylePr w:type="firstRow">
       <w:rPr>
+        <w:rFonts w:eastAsia="黑体"/>
         <w:b/>
         <w:bCs/>
         <w:color w:themeColor="background1" w:val="FFFFFF"/>
@@ -14059,6 +14674,7 @@
     </w:tblStylePr>
     <w:tblStylePr w:type="lastRow">
       <w:rPr>
+        <w:rFonts w:eastAsia="黑体"/>
         <w:b/>
         <w:bCs/>
         <w:color w:themeColor="accent4" w:themeShade="CC" w:val="664E82"/>
@@ -14073,12 +14689,14 @@
     </w:tblStylePr>
     <w:tblStylePr w:type="firstCol">
       <w:rPr>
+        <w:rFonts w:eastAsia="黑体"/>
         <w:b/>
         <w:bCs/>
       </w:rPr>
     </w:tblStylePr>
     <w:tblStylePr w:type="lastCol">
       <w:rPr>
+        <w:rFonts w:eastAsia="黑体"/>
         <w:b/>
         <w:bCs/>
       </w:rPr>
@@ -14113,6 +14731,7 @@
       <w:spacing w:after="0" w:line="240" w:lineRule="auto"/>
     </w:pPr>
     <w:rPr>
+      <w:rFonts w:eastAsia="黑体"/>
       <w:color w:themeColor="text1" w:val="000000"/>
     </w:rPr>
     <w:tblPr>
@@ -14131,6 +14750,7 @@
     </w:tcPr>
     <w:tblStylePr w:type="firstRow">
       <w:rPr>
+        <w:rFonts w:eastAsia="黑体"/>
         <w:b/>
         <w:bCs/>
         <w:color w:themeColor="background1" w:val="FFFFFF"/>
@@ -14145,6 +14765,7 @@
     </w:tblStylePr>
     <w:tblStylePr w:type="lastRow">
       <w:rPr>
+        <w:rFonts w:eastAsia="黑体"/>
         <w:b/>
         <w:bCs/>
         <w:color w:themeColor="accent3" w:themeShade="CC" w:val="7E9C40"/>
@@ -14159,12 +14780,14 @@
     </w:tblStylePr>
     <w:tblStylePr w:type="firstCol">
       <w:rPr>
+        <w:rFonts w:eastAsia="黑体"/>
         <w:b/>
         <w:bCs/>
       </w:rPr>
     </w:tblStylePr>
     <w:tblStylePr w:type="lastCol">
       <w:rPr>
+        <w:rFonts w:eastAsia="黑体"/>
         <w:b/>
         <w:bCs/>
       </w:rPr>
@@ -14199,6 +14822,7 @@
       <w:spacing w:after="0" w:line="240" w:lineRule="auto"/>
     </w:pPr>
     <w:rPr>
+      <w:rFonts w:eastAsia="黑体"/>
       <w:color w:themeColor="text1" w:val="000000"/>
     </w:rPr>
     <w:tblPr>
@@ -14217,6 +14841,7 @@
     </w:tcPr>
     <w:tblStylePr w:type="firstRow">
       <w:rPr>
+        <w:rFonts w:eastAsia="黑体"/>
         <w:b/>
         <w:bCs/>
         <w:color w:themeColor="background1" w:val="FFFFFF"/>
@@ -14231,6 +14856,7 @@
     </w:tblStylePr>
     <w:tblStylePr w:type="lastRow">
       <w:rPr>
+        <w:rFonts w:eastAsia="黑体"/>
         <w:b/>
         <w:bCs/>
         <w:color w:themeColor="accent6" w:themeShade="CC" w:val="F2730A"/>
@@ -14245,12 +14871,14 @@
     </w:tblStylePr>
     <w:tblStylePr w:type="firstCol">
       <w:rPr>
+        <w:rFonts w:eastAsia="黑体"/>
         <w:b/>
         <w:bCs/>
       </w:rPr>
     </w:tblStylePr>
     <w:tblStylePr w:type="lastCol">
       <w:rPr>
+        <w:rFonts w:eastAsia="黑体"/>
         <w:b/>
         <w:bCs/>
       </w:rPr>
@@ -14285,6 +14913,7 @@
       <w:spacing w:after="0" w:line="240" w:lineRule="auto"/>
     </w:pPr>
     <w:rPr>
+      <w:rFonts w:eastAsia="黑体"/>
       <w:color w:themeColor="text1" w:val="000000"/>
     </w:rPr>
     <w:tblPr>
@@ -14303,6 +14932,7 @@
     </w:tcPr>
     <w:tblStylePr w:type="firstRow">
       <w:rPr>
+        <w:rFonts w:eastAsia="黑体"/>
         <w:b/>
         <w:bCs/>
         <w:color w:themeColor="background1" w:val="FFFFFF"/>
@@ -14317,6 +14947,7 @@
     </w:tblStylePr>
     <w:tblStylePr w:type="lastRow">
       <w:rPr>
+        <w:rFonts w:eastAsia="黑体"/>
         <w:b/>
         <w:bCs/>
         <w:color w:themeColor="accent5" w:themeShade="CC" w:val="348DA5"/>
@@ -14331,12 +14962,14 @@
     </w:tblStylePr>
     <w:tblStylePr w:type="firstCol">
       <w:rPr>
+        <w:rFonts w:eastAsia="黑体"/>
         <w:b/>
         <w:bCs/>
       </w:rPr>
     </w:tblStylePr>
     <w:tblStylePr w:type="lastCol">
       <w:rPr>
+        <w:rFonts w:eastAsia="黑体"/>
         <w:b/>
         <w:bCs/>
       </w:rPr>
@@ -14371,6 +15004,7 @@
       <w:spacing w:after="0" w:line="240" w:lineRule="auto"/>
     </w:pPr>
     <w:rPr>
+      <w:rFonts w:eastAsia="黑体"/>
       <w:color w:themeColor="text1" w:val="000000"/>
     </w:rPr>
     <w:tblPr>
@@ -14392,6 +15026,7 @@
     </w:tcPr>
     <w:tblStylePr w:type="firstRow">
       <w:rPr>
+        <w:rFonts w:eastAsia="黑体"/>
         <w:b/>
         <w:bCs/>
       </w:rPr>
@@ -14402,6 +15037,7 @@
     </w:tblStylePr>
     <w:tblStylePr w:type="lastRow">
       <w:rPr>
+        <w:rFonts w:eastAsia="黑体"/>
         <w:b/>
         <w:bCs/>
         <w:color w:themeColor="text1" w:val="000000"/>
@@ -14413,6 +15049,7 @@
     </w:tblStylePr>
     <w:tblStylePr w:type="firstCol">
       <w:rPr>
+        <w:rFonts w:eastAsia="黑体"/>
         <w:color w:themeColor="background1" w:val="FFFFFF"/>
       </w:rPr>
       <w:tblPr/>
@@ -14422,6 +15059,7 @@
     </w:tblStylePr>
     <w:tblStylePr w:type="lastCol">
       <w:rPr>
+        <w:rFonts w:eastAsia="黑体"/>
         <w:color w:themeColor="background1" w:val="FFFFFF"/>
       </w:rPr>
       <w:tblPr/>
@@ -14451,6 +15089,7 @@
       <w:spacing w:after="0" w:line="240" w:lineRule="auto"/>
     </w:pPr>
     <w:rPr>
+      <w:rFonts w:eastAsia="黑体"/>
       <w:color w:themeColor="text1" w:val="000000"/>
     </w:rPr>
     <w:tblPr>
@@ -14472,6 +15111,7 @@
     </w:tcPr>
     <w:tblStylePr w:type="firstRow">
       <w:rPr>
+        <w:rFonts w:eastAsia="黑体"/>
         <w:b/>
         <w:bCs/>
       </w:rPr>
@@ -14482,6 +15122,7 @@
     </w:tblStylePr>
     <w:tblStylePr w:type="lastRow">
       <w:rPr>
+        <w:rFonts w:eastAsia="黑体"/>
         <w:b/>
         <w:bCs/>
         <w:color w:themeColor="text1" w:val="000000"/>
@@ -14493,6 +15134,7 @@
     </w:tblStylePr>
     <w:tblStylePr w:type="firstCol">
       <w:rPr>
+        <w:rFonts w:eastAsia="黑体"/>
         <w:color w:themeColor="background1" w:val="FFFFFF"/>
       </w:rPr>
       <w:tblPr/>
@@ -14502,6 +15144,7 @@
     </w:tblStylePr>
     <w:tblStylePr w:type="lastCol">
       <w:rPr>
+        <w:rFonts w:eastAsia="黑体"/>
         <w:color w:themeColor="background1" w:val="FFFFFF"/>
       </w:rPr>
       <w:tblPr/>
@@ -14531,6 +15174,7 @@
       <w:spacing w:after="0" w:line="240" w:lineRule="auto"/>
     </w:pPr>
     <w:rPr>
+      <w:rFonts w:eastAsia="黑体"/>
       <w:color w:themeColor="text1" w:val="000000"/>
     </w:rPr>
     <w:tblPr>
@@ -14552,6 +15196,7 @@
     </w:tcPr>
     <w:tblStylePr w:type="firstRow">
       <w:rPr>
+        <w:rFonts w:eastAsia="黑体"/>
         <w:b/>
         <w:bCs/>
       </w:rPr>
@@ -14562,6 +15207,7 @@
     </w:tblStylePr>
     <w:tblStylePr w:type="lastRow">
       <w:rPr>
+        <w:rFonts w:eastAsia="黑体"/>
         <w:b/>
         <w:bCs/>
         <w:color w:themeColor="text1" w:val="000000"/>
@@ -14573,6 +15219,7 @@
     </w:tblStylePr>
     <w:tblStylePr w:type="firstCol">
       <w:rPr>
+        <w:rFonts w:eastAsia="黑体"/>
         <w:color w:themeColor="background1" w:val="FFFFFF"/>
       </w:rPr>
       <w:tblPr/>
@@ -14582,6 +15229,7 @@
     </w:tblStylePr>
     <w:tblStylePr w:type="lastCol">
       <w:rPr>
+        <w:rFonts w:eastAsia="黑体"/>
         <w:color w:themeColor="background1" w:val="FFFFFF"/>
       </w:rPr>
       <w:tblPr/>
@@ -14611,6 +15259,7 @@
       <w:spacing w:after="0" w:line="240" w:lineRule="auto"/>
     </w:pPr>
     <w:rPr>
+      <w:rFonts w:eastAsia="黑体"/>
       <w:color w:themeColor="text1" w:val="000000"/>
     </w:rPr>
     <w:tblPr>
@@ -14632,6 +15281,7 @@
     </w:tcPr>
     <w:tblStylePr w:type="firstRow">
       <w:rPr>
+        <w:rFonts w:eastAsia="黑体"/>
         <w:b/>
         <w:bCs/>
       </w:rPr>
@@ -14642,6 +15292,7 @@
     </w:tblStylePr>
     <w:tblStylePr w:type="lastRow">
       <w:rPr>
+        <w:rFonts w:eastAsia="黑体"/>
         <w:b/>
         <w:bCs/>
         <w:color w:themeColor="text1" w:val="000000"/>
@@ -14653,6 +15304,7 @@
     </w:tblStylePr>
     <w:tblStylePr w:type="firstCol">
       <w:rPr>
+        <w:rFonts w:eastAsia="黑体"/>
         <w:color w:themeColor="background1" w:val="FFFFFF"/>
       </w:rPr>
       <w:tblPr/>
@@ -14662,6 +15314,7 @@
     </w:tblStylePr>
     <w:tblStylePr w:type="lastCol">
       <w:rPr>
+        <w:rFonts w:eastAsia="黑体"/>
         <w:color w:themeColor="background1" w:val="FFFFFF"/>
       </w:rPr>
       <w:tblPr/>
@@ -14691,6 +15344,7 @@
       <w:spacing w:after="0" w:line="240" w:lineRule="auto"/>
     </w:pPr>
     <w:rPr>
+      <w:rFonts w:eastAsia="黑体"/>
       <w:color w:themeColor="text1" w:val="000000"/>
     </w:rPr>
     <w:tblPr>
@@ -14712,6 +15366,7 @@
     </w:tcPr>
     <w:tblStylePr w:type="firstRow">
       <w:rPr>
+        <w:rFonts w:eastAsia="黑体"/>
         <w:b/>
         <w:bCs/>
       </w:rPr>
@@ -14722,6 +15377,7 @@
     </w:tblStylePr>
     <w:tblStylePr w:type="lastRow">
       <w:rPr>
+        <w:rFonts w:eastAsia="黑体"/>
         <w:b/>
         <w:bCs/>
         <w:color w:themeColor="text1" w:val="000000"/>
@@ -14733,6 +15389,7 @@
     </w:tblStylePr>
     <w:tblStylePr w:type="firstCol">
       <w:rPr>
+        <w:rFonts w:eastAsia="黑体"/>
         <w:color w:themeColor="background1" w:val="FFFFFF"/>
       </w:rPr>
       <w:tblPr/>
@@ -14742,6 +15399,7 @@
     </w:tblStylePr>
     <w:tblStylePr w:type="lastCol">
       <w:rPr>
+        <w:rFonts w:eastAsia="黑体"/>
         <w:color w:themeColor="background1" w:val="FFFFFF"/>
       </w:rPr>
       <w:tblPr/>
@@ -14771,6 +15429,7 @@
       <w:spacing w:after="0" w:line="240" w:lineRule="auto"/>
     </w:pPr>
     <w:rPr>
+      <w:rFonts w:eastAsia="黑体"/>
       <w:color w:themeColor="text1" w:val="000000"/>
     </w:rPr>
     <w:tblPr>
@@ -14792,6 +15451,7 @@
     </w:tcPr>
     <w:tblStylePr w:type="firstRow">
       <w:rPr>
+        <w:rFonts w:eastAsia="黑体"/>
         <w:b/>
         <w:bCs/>
       </w:rPr>
@@ -14802,6 +15462,7 @@
     </w:tblStylePr>
     <w:tblStylePr w:type="lastRow">
       <w:rPr>
+        <w:rFonts w:eastAsia="黑体"/>
         <w:b/>
         <w:bCs/>
         <w:color w:themeColor="text1" w:val="000000"/>
@@ -14813,6 +15474,7 @@
     </w:tblStylePr>
     <w:tblStylePr w:type="firstCol">
       <w:rPr>
+        <w:rFonts w:eastAsia="黑体"/>
         <w:color w:themeColor="background1" w:val="FFFFFF"/>
       </w:rPr>
       <w:tblPr/>
@@ -14822,6 +15484,7 @@
     </w:tblStylePr>
     <w:tblStylePr w:type="lastCol">
       <w:rPr>
+        <w:rFonts w:eastAsia="黑体"/>
         <w:color w:themeColor="background1" w:val="FFFFFF"/>
       </w:rPr>
       <w:tblPr/>
@@ -14851,6 +15514,7 @@
       <w:spacing w:after="0" w:line="240" w:lineRule="auto"/>
     </w:pPr>
     <w:rPr>
+      <w:rFonts w:eastAsia="黑体"/>
       <w:color w:themeColor="text1" w:val="000000"/>
     </w:rPr>
     <w:tblPr>
@@ -14872,6 +15536,7 @@
     </w:tcPr>
     <w:tblStylePr w:type="firstRow">
       <w:rPr>
+        <w:rFonts w:eastAsia="黑体"/>
         <w:b/>
         <w:bCs/>
       </w:rPr>
@@ -14882,6 +15547,7 @@
     </w:tblStylePr>
     <w:tblStylePr w:type="lastRow">
       <w:rPr>
+        <w:rFonts w:eastAsia="黑体"/>
         <w:b/>
         <w:bCs/>
         <w:color w:themeColor="text1" w:val="000000"/>
@@ -14893,6 +15559,7 @@
     </w:tblStylePr>
     <w:tblStylePr w:type="firstCol">
       <w:rPr>
+        <w:rFonts w:eastAsia="黑体"/>
         <w:color w:themeColor="background1" w:val="FFFFFF"/>
       </w:rPr>
       <w:tblPr/>
@@ -14902,6 +15569,7 @@
     </w:tblStylePr>
     <w:tblStylePr w:type="lastCol">
       <w:rPr>
+        <w:rFonts w:eastAsia="黑体"/>
         <w:color w:themeColor="background1" w:val="FFFFFF"/>
       </w:rPr>
       <w:tblPr/>
@@ -14934,6 +15602,7 @@
     <w:name w:val="KeywordTok"/>
     <w:basedOn w:val="VerbatimChar"/>
     <w:rPr>
+      <w:rFonts w:eastAsia="黑体"/>
       <w:b/>
       <w:color w:val="007020"/>
     </w:rPr>
@@ -14942,6 +15611,7 @@
     <w:name w:val="DataTypeTok"/>
     <w:basedOn w:val="VerbatimChar"/>
     <w:rPr>
+      <w:rFonts w:eastAsia="黑体"/>
       <w:color w:val="902000"/>
     </w:rPr>
   </w:style>
@@ -14949,6 +15619,7 @@
     <w:name w:val="DecValTok"/>
     <w:basedOn w:val="VerbatimChar"/>
     <w:rPr>
+      <w:rFonts w:eastAsia="黑体"/>
       <w:color w:val="40a070"/>
     </w:rPr>
   </w:style>
@@ -14956,6 +15627,7 @@
     <w:name w:val="BaseNTok"/>
     <w:basedOn w:val="VerbatimChar"/>
     <w:rPr>
+      <w:rFonts w:eastAsia="黑体"/>
       <w:color w:val="40a070"/>
     </w:rPr>
   </w:style>
@@ -14963,6 +15635,7 @@
     <w:name w:val="FloatTok"/>
     <w:basedOn w:val="VerbatimChar"/>
     <w:rPr>
+      <w:rFonts w:eastAsia="黑体"/>
       <w:color w:val="40a070"/>
     </w:rPr>
   </w:style>
@@ -14970,6 +15643,7 @@
     <w:name w:val="ConstantTok"/>
     <w:basedOn w:val="VerbatimChar"/>
     <w:rPr>
+      <w:rFonts w:eastAsia="黑体"/>
       <w:color w:val="880000"/>
     </w:rPr>
   </w:style>
@@ -14977,6 +15651,7 @@
     <w:name w:val="CharTok"/>
     <w:basedOn w:val="VerbatimChar"/>
     <w:rPr>
+      <w:rFonts w:eastAsia="黑体"/>
       <w:color w:val="4070a0"/>
     </w:rPr>
   </w:style>
@@ -14984,6 +15659,7 @@
     <w:name w:val="SpecialCharTok"/>
     <w:basedOn w:val="VerbatimChar"/>
     <w:rPr>
+      <w:rFonts w:eastAsia="黑体"/>
       <w:color w:val="4070a0"/>
     </w:rPr>
   </w:style>
@@ -14991,6 +15667,7 @@
     <w:name w:val="StringTok"/>
     <w:basedOn w:val="VerbatimChar"/>
     <w:rPr>
+      <w:rFonts w:eastAsia="黑体"/>
       <w:color w:val="4070a0"/>
     </w:rPr>
   </w:style>
@@ -14998,6 +15675,7 @@
     <w:name w:val="VerbatimStringTok"/>
     <w:basedOn w:val="VerbatimChar"/>
     <w:rPr>
+      <w:rFonts w:eastAsia="黑体"/>
       <w:color w:val="4070a0"/>
     </w:rPr>
   </w:style>
@@ -15005,6 +15683,7 @@
     <w:name w:val="SpecialStringTok"/>
     <w:basedOn w:val="VerbatimChar"/>
     <w:rPr>
+      <w:rFonts w:eastAsia="黑体"/>
       <w:color w:val="bb6688"/>
     </w:rPr>
   </w:style>
@@ -15012,6 +15691,7 @@
     <w:name w:val="ImportTok"/>
     <w:basedOn w:val="VerbatimChar"/>
     <w:rPr>
+      <w:rFonts w:eastAsia="黑体"/>
       <w:b/>
       <w:color w:val="008000"/>
     </w:rPr>
@@ -15020,6 +15700,7 @@
     <w:name w:val="CommentTok"/>
     <w:basedOn w:val="VerbatimChar"/>
     <w:rPr>
+      <w:rFonts w:eastAsia="黑体"/>
       <w:i/>
       <w:color w:val="60a0b0"/>
     </w:rPr>
@@ -15028,6 +15709,7 @@
     <w:name w:val="DocumentationTok"/>
     <w:basedOn w:val="VerbatimChar"/>
     <w:rPr>
+      <w:rFonts w:eastAsia="黑体"/>
       <w:i/>
       <w:color w:val="ba2121"/>
     </w:rPr>
@@ -15036,6 +15718,7 @@
     <w:name w:val="AnnotationTok"/>
     <w:basedOn w:val="VerbatimChar"/>
     <w:rPr>
+      <w:rFonts w:eastAsia="黑体"/>
       <w:b/>
       <w:i/>
       <w:color w:val="60a0b0"/>
@@ -15045,6 +15728,7 @@
     <w:name w:val="CommentVarTok"/>
     <w:basedOn w:val="VerbatimChar"/>
     <w:rPr>
+      <w:rFonts w:eastAsia="黑体"/>
       <w:b/>
       <w:i/>
       <w:color w:val="60a0b0"/>
@@ -15054,6 +15738,7 @@
     <w:name w:val="OtherTok"/>
     <w:basedOn w:val="VerbatimChar"/>
     <w:rPr>
+      <w:rFonts w:eastAsia="黑体"/>
       <w:color w:val="007020"/>
     </w:rPr>
   </w:style>
@@ -15061,6 +15746,7 @@
     <w:name w:val="FunctionTok"/>
     <w:basedOn w:val="VerbatimChar"/>
     <w:rPr>
+      <w:rFonts w:eastAsia="黑体"/>
       <w:color w:val="06287e"/>
     </w:rPr>
   </w:style>
@@ -15068,6 +15754,7 @@
     <w:name w:val="VariableTok"/>
     <w:basedOn w:val="VerbatimChar"/>
     <w:rPr>
+      <w:rFonts w:eastAsia="黑体"/>
       <w:color w:val="19177c"/>
     </w:rPr>
   </w:style>
@@ -15075,6 +15762,7 @@
     <w:name w:val="ControlFlowTok"/>
     <w:basedOn w:val="VerbatimChar"/>
     <w:rPr>
+      <w:rFonts w:eastAsia="黑体"/>
       <w:b/>
       <w:color w:val="007020"/>
     </w:rPr>
@@ -15083,6 +15771,7 @@
     <w:name w:val="OperatorTok"/>
     <w:basedOn w:val="VerbatimChar"/>
     <w:rPr>
+      <w:rFonts w:eastAsia="黑体"/>
       <w:color w:val="666666"/>
     </w:rPr>
   </w:style>
@@ -15090,18 +15779,22 @@
     <w:name w:val="BuiltInTok"/>
     <w:basedOn w:val="VerbatimChar"/>
     <w:rPr>
+      <w:rFonts w:eastAsia="黑体"/>
       <w:color w:val="008000"/>
     </w:rPr>
   </w:style>
   <w:style w:type="character" w:customStyle="1" w:styleId="ExtensionTok">
     <w:name w:val="ExtensionTok"/>
     <w:basedOn w:val="VerbatimChar"/>
-    <w:rPr/>
+    <w:rPr>
+      <w:rFonts w:eastAsia="黑体"/>
+    </w:rPr>
   </w:style>
   <w:style w:type="character" w:customStyle="1" w:styleId="PreprocessorTok">
     <w:name w:val="PreprocessorTok"/>
     <w:basedOn w:val="VerbatimChar"/>
     <w:rPr>
+      <w:rFonts w:eastAsia="黑体"/>
       <w:color w:val="bc7a00"/>
     </w:rPr>
   </w:style>
@@ -15109,18 +15802,22 @@
     <w:name w:val="AttributeTok"/>
     <w:basedOn w:val="VerbatimChar"/>
     <w:rPr>
+      <w:rFonts w:eastAsia="黑体"/>
       <w:color w:val="7d9029"/>
     </w:rPr>
   </w:style>
   <w:style w:type="character" w:customStyle="1" w:styleId="RegionMarkerTok">
     <w:name w:val="RegionMarkerTok"/>
     <w:basedOn w:val="VerbatimChar"/>
-    <w:rPr/>
+    <w:rPr>
+      <w:rFonts w:eastAsia="黑体"/>
+    </w:rPr>
   </w:style>
   <w:style w:type="character" w:customStyle="1" w:styleId="InformationTok">
     <w:name w:val="InformationTok"/>
     <w:basedOn w:val="VerbatimChar"/>
     <w:rPr>
+      <w:rFonts w:eastAsia="黑体"/>
       <w:b/>
       <w:i/>
       <w:color w:val="60a0b0"/>
@@ -15130,6 +15827,7 @@
     <w:name w:val="WarningTok"/>
     <w:basedOn w:val="VerbatimChar"/>
     <w:rPr>
+      <w:rFonts w:eastAsia="黑体"/>
       <w:b/>
       <w:i/>
       <w:color w:val="60a0b0"/>
@@ -15139,6 +15837,7 @@
     <w:name w:val="AlertTok"/>
     <w:basedOn w:val="VerbatimChar"/>
     <w:rPr>
+      <w:rFonts w:eastAsia="黑体"/>
       <w:b/>
       <w:color w:val="ff0000"/>
     </w:rPr>
@@ -15147,6 +15846,7 @@
     <w:name w:val="ErrorTok"/>
     <w:basedOn w:val="VerbatimChar"/>
     <w:rPr>
+      <w:rFonts w:eastAsia="黑体"/>
       <w:b/>
       <w:color w:val="ff0000"/>
     </w:rPr>
@@ -15154,7 +15854,9 @@
   <w:style w:type="character" w:customStyle="1" w:styleId="NormalTok">
     <w:name w:val="NormalTok"/>
     <w:basedOn w:val="VerbatimChar"/>
-    <w:rPr/>
+    <w:rPr>
+      <w:rFonts w:eastAsia="黑体"/>
+    </w:rPr>
   </w:style>
 </w:styles>
 </file>
@@ -15203,12 +15905,12 @@
     <a:fontScheme name="Office">
       <a:majorFont>
         <a:latin typeface="Calibri"/>
-        <a:ea typeface=""/>
+        <a:ea typeface="黑体"/>
         <a:cs typeface=""/>
         <a:font script="Jpan" typeface="ＭＳ ゴシック"/>
         <a:font script="Hang" typeface="맑은 고딕"/>
-        <a:font script="Hans" typeface="宋体"/>
-        <a:font script="Hant" typeface="新細明體"/>
+        <a:font script="Hans" typeface="黑体"/>
+        <a:font script="Hant" typeface="黑体"/>
         <a:font script="Arab" typeface="Times New Roman"/>
         <a:font script="Hebr" typeface="Times New Roman"/>
         <a:font script="Thai" typeface="Angsana New"/>
@@ -15238,12 +15940,12 @@
       </a:majorFont>
       <a:minorFont>
         <a:latin typeface="Cambria"/>
-        <a:ea typeface=""/>
+        <a:ea typeface="黑体"/>
         <a:cs typeface=""/>
         <a:font script="Jpan" typeface="ＭＳ 明朝"/>
         <a:font script="Hang" typeface="맑은 고딕"/>
-        <a:font script="Hans" typeface="宋体"/>
-        <a:font script="Hant" typeface="新細明體"/>
+        <a:font script="Hans" typeface="黑体"/>
+        <a:font script="Hant" typeface="黑体"/>
         <a:font script="Arab" typeface="Arial"/>
         <a:font script="Hebr" typeface="Arial"/>
         <a:font script="Thai" typeface="Cordia New"/>

--- a/08-传感器电路/10-生物传感器电路/肌电EMG采集电路/肌电EMG采集电路.docx
+++ b/08-传感器电路/10-生物传感器电路/肌电EMG采集电路/肌电EMG采集电路.docx
@@ -2834,7 +2834,7 @@
           <w:color w:val="555555"/>
           <w:sz w:val="21"/>
         </w:rPr>
-        <w:t>材料收集者：杜文杰，WX手机：19519196569，QQ:3478827729</w:t>
+        <w:t>材料收集者：杜文杰，微信/手机：19519196569，QQ:3478827729</w:t>
       </w:r>
     </w:p>
     <w:sectPr>
